--- a/V-IMP-Notes-TechLearning/CoreJava/JavaVersions/Java 16 Features.docx
+++ b/V-IMP-Notes-TechLearning/CoreJava/JavaVersions/Java 16 Features.docx
@@ -225,6 +225,7137 @@
         <w:t>) for packaging Java applications into platform-specific installers.</w:t>
       </w:r>
     </w:p>
+    <w:p/>
+    <w:p/>
+    <w:p>
+      <w:hyperlink r:id="rId5" w:history="1">
+        <w:r>
+          <w:rPr>
+            <w:rStyle w:val="Hyperlink"/>
+          </w:rPr>
+          <w:t xml:space="preserve">New Features in Java 16 | </w:t>
+        </w:r>
+        <w:proofErr w:type="spellStart"/>
+        <w:r>
+          <w:rPr>
+            <w:rStyle w:val="Hyperlink"/>
+          </w:rPr>
+          <w:t>Baeldung</w:t>
+        </w:r>
+        <w:proofErr w:type="spellEnd"/>
+      </w:hyperlink>
+    </w:p>
+    <w:p>
+      <w:r>
+        <w:t>New Features in Java 16</w:t>
+      </w:r>
+    </w:p>
+    <w:p>
+      <w:r>
+        <w:t>Last updated: January 16, 2024</w:t>
+      </w:r>
+    </w:p>
+    <w:p>
+      <w:r>
+        <w:rPr>
+          <w:noProof/>
+        </w:rPr>
+        <w:drawing>
+          <wp:inline distT="0" distB="0" distL="0" distR="0" wp14:anchorId="4A0B67AE" wp14:editId="54045CBD">
+            <wp:extent cx="480060" cy="480060"/>
+            <wp:effectExtent l="0" t="0" r="0" b="0"/>
+            <wp:docPr id="212512324" name="Picture 6"/>
+            <wp:cNvGraphicFramePr>
+              <a:graphicFrameLocks xmlns:a="http://schemas.openxmlformats.org/drawingml/2006/main" noChangeAspect="1"/>
+            </wp:cNvGraphicFramePr>
+            <a:graphic xmlns:a="http://schemas.openxmlformats.org/drawingml/2006/main">
+              <a:graphicData uri="http://schemas.openxmlformats.org/drawingml/2006/picture">
+                <pic:pic xmlns:pic="http://schemas.openxmlformats.org/drawingml/2006/picture">
+                  <pic:nvPicPr>
+                    <pic:cNvPr id="0" name="Picture 16"/>
+                    <pic:cNvPicPr>
+                      <a:picLocks noChangeAspect="1" noChangeArrowheads="1"/>
+                    </pic:cNvPicPr>
+                  </pic:nvPicPr>
+                  <pic:blipFill>
+                    <a:blip r:embed="rId6">
+                      <a:extLst>
+                        <a:ext uri="{28A0092B-C50C-407E-A947-70E740481C1C}">
+                          <a14:useLocalDpi xmlns:a14="http://schemas.microsoft.com/office/drawing/2010/main" val="0"/>
+                        </a:ext>
+                      </a:extLst>
+                    </a:blip>
+                    <a:srcRect/>
+                    <a:stretch>
+                      <a:fillRect/>
+                    </a:stretch>
+                  </pic:blipFill>
+                  <pic:spPr bwMode="auto">
+                    <a:xfrm>
+                      <a:off x="0" y="0"/>
+                      <a:ext cx="480060" cy="480060"/>
+                    </a:xfrm>
+                    <a:prstGeom prst="rect">
+                      <a:avLst/>
+                    </a:prstGeom>
+                    <a:noFill/>
+                    <a:ln>
+                      <a:noFill/>
+                    </a:ln>
+                  </pic:spPr>
+                </pic:pic>
+              </a:graphicData>
+            </a:graphic>
+          </wp:inline>
+        </w:drawing>
+      </w:r>
+    </w:p>
+    <w:p>
+      <w:r>
+        <w:t xml:space="preserve">Written </w:t>
+      </w:r>
+      <w:proofErr w:type="spellStart"/>
+      <w:r>
+        <w:t>by:</w:t>
+      </w:r>
+      <w:hyperlink r:id="rId7" w:tooltip="Posts by Liam Garvie" w:history="1">
+        <w:r>
+          <w:rPr>
+            <w:rStyle w:val="Hyperlink"/>
+          </w:rPr>
+          <w:t>Liam</w:t>
+        </w:r>
+        <w:proofErr w:type="spellEnd"/>
+        <w:r>
+          <w:rPr>
+            <w:rStyle w:val="Hyperlink"/>
+          </w:rPr>
+          <w:t xml:space="preserve"> Garvie</w:t>
+        </w:r>
+      </w:hyperlink>
+    </w:p>
+    <w:p>
+      <w:r>
+        <w:rPr>
+          <w:noProof/>
+        </w:rPr>
+        <w:lastRenderedPageBreak/>
+        <w:drawing>
+          <wp:inline distT="0" distB="0" distL="0" distR="0" wp14:anchorId="32955774" wp14:editId="542AA987">
+            <wp:extent cx="480060" cy="480060"/>
+            <wp:effectExtent l="0" t="0" r="0" b="0"/>
+            <wp:docPr id="1406259570" name="Picture 5"/>
+            <wp:cNvGraphicFramePr>
+              <a:graphicFrameLocks xmlns:a="http://schemas.openxmlformats.org/drawingml/2006/main" noChangeAspect="1"/>
+            </wp:cNvGraphicFramePr>
+            <a:graphic xmlns:a="http://schemas.openxmlformats.org/drawingml/2006/main">
+              <a:graphicData uri="http://schemas.openxmlformats.org/drawingml/2006/picture">
+                <pic:pic xmlns:pic="http://schemas.openxmlformats.org/drawingml/2006/picture">
+                  <pic:nvPicPr>
+                    <pic:cNvPr id="0" name="Picture 17"/>
+                    <pic:cNvPicPr>
+                      <a:picLocks noChangeAspect="1" noChangeArrowheads="1"/>
+                    </pic:cNvPicPr>
+                  </pic:nvPicPr>
+                  <pic:blipFill>
+                    <a:blip r:embed="rId8">
+                      <a:extLst>
+                        <a:ext uri="{28A0092B-C50C-407E-A947-70E740481C1C}">
+                          <a14:useLocalDpi xmlns:a14="http://schemas.microsoft.com/office/drawing/2010/main" val="0"/>
+                        </a:ext>
+                      </a:extLst>
+                    </a:blip>
+                    <a:srcRect/>
+                    <a:stretch>
+                      <a:fillRect/>
+                    </a:stretch>
+                  </pic:blipFill>
+                  <pic:spPr bwMode="auto">
+                    <a:xfrm>
+                      <a:off x="0" y="0"/>
+                      <a:ext cx="480060" cy="480060"/>
+                    </a:xfrm>
+                    <a:prstGeom prst="rect">
+                      <a:avLst/>
+                    </a:prstGeom>
+                    <a:noFill/>
+                    <a:ln>
+                      <a:noFill/>
+                    </a:ln>
+                  </pic:spPr>
+                </pic:pic>
+              </a:graphicData>
+            </a:graphic>
+          </wp:inline>
+        </w:drawing>
+      </w:r>
+    </w:p>
+    <w:p>
+      <w:r>
+        <w:t xml:space="preserve">Reviewed </w:t>
+      </w:r>
+      <w:proofErr w:type="spellStart"/>
+      <w:r>
+        <w:t>by:</w:t>
+      </w:r>
+      <w:hyperlink r:id="rId9" w:tooltip="Reviewed by Ashley Frieze" w:history="1">
+        <w:r>
+          <w:rPr>
+            <w:rStyle w:val="Hyperlink"/>
+          </w:rPr>
+          <w:t>Ashley</w:t>
+        </w:r>
+        <w:proofErr w:type="spellEnd"/>
+        <w:r>
+          <w:rPr>
+            <w:rStyle w:val="Hyperlink"/>
+          </w:rPr>
+          <w:t xml:space="preserve"> Frieze</w:t>
+        </w:r>
+      </w:hyperlink>
+    </w:p>
+    <w:p>
+      <w:pPr>
+        <w:numPr>
+          <w:ilvl w:val="0"/>
+          <w:numId w:val="2"/>
+        </w:numPr>
+      </w:pPr>
+      <w:hyperlink r:id="rId10" w:history="1">
+        <w:r>
+          <w:rPr>
+            <w:rStyle w:val="Hyperlink"/>
+            <w:b/>
+            <w:bCs/>
+          </w:rPr>
+          <w:t>Core Java</w:t>
+        </w:r>
+      </w:hyperlink>
+    </w:p>
+    <w:p>
+      <w:pPr>
+        <w:numPr>
+          <w:ilvl w:val="0"/>
+          <w:numId w:val="3"/>
+        </w:numPr>
+      </w:pPr>
+      <w:hyperlink r:id="rId11" w:history="1">
+        <w:r>
+          <w:rPr>
+            <w:rStyle w:val="Hyperlink"/>
+            <w:b/>
+            <w:bCs/>
+          </w:rPr>
+          <w:t>&gt;= Java 11</w:t>
+        </w:r>
+      </w:hyperlink>
+    </w:p>
+    <w:p>
+      <w:r>
+        <w:rPr>
+          <w:noProof/>
+        </w:rPr>
+        <w:drawing>
+          <wp:inline distT="0" distB="0" distL="0" distR="0" wp14:anchorId="2648BD6E" wp14:editId="1CC25E3B">
+            <wp:extent cx="830580" cy="830580"/>
+            <wp:effectExtent l="0" t="0" r="7620" b="7620"/>
+            <wp:docPr id="1803603848" name="Picture 4" descr="announcement - icon"/>
+            <wp:cNvGraphicFramePr>
+              <a:graphicFrameLocks xmlns:a="http://schemas.openxmlformats.org/drawingml/2006/main" noChangeAspect="1"/>
+            </wp:cNvGraphicFramePr>
+            <a:graphic xmlns:a="http://schemas.openxmlformats.org/drawingml/2006/main">
+              <a:graphicData uri="http://schemas.openxmlformats.org/drawingml/2006/picture">
+                <pic:pic xmlns:pic="http://schemas.openxmlformats.org/drawingml/2006/picture">
+                  <pic:nvPicPr>
+                    <pic:cNvPr id="0" name="Picture 18" descr="announcement - icon"/>
+                    <pic:cNvPicPr>
+                      <a:picLocks noChangeAspect="1" noChangeArrowheads="1"/>
+                    </pic:cNvPicPr>
+                  </pic:nvPicPr>
+                  <pic:blipFill>
+                    <a:blip r:embed="rId12">
+                      <a:extLst>
+                        <a:ext uri="{28A0092B-C50C-407E-A947-70E740481C1C}">
+                          <a14:useLocalDpi xmlns:a14="http://schemas.microsoft.com/office/drawing/2010/main" val="0"/>
+                        </a:ext>
+                      </a:extLst>
+                    </a:blip>
+                    <a:srcRect/>
+                    <a:stretch>
+                      <a:fillRect/>
+                    </a:stretch>
+                  </pic:blipFill>
+                  <pic:spPr bwMode="auto">
+                    <a:xfrm>
+                      <a:off x="0" y="0"/>
+                      <a:ext cx="830580" cy="830580"/>
+                    </a:xfrm>
+                    <a:prstGeom prst="rect">
+                      <a:avLst/>
+                    </a:prstGeom>
+                    <a:noFill/>
+                    <a:ln>
+                      <a:noFill/>
+                    </a:ln>
+                  </pic:spPr>
+                </pic:pic>
+              </a:graphicData>
+            </a:graphic>
+          </wp:inline>
+        </w:drawing>
+      </w:r>
+    </w:p>
+    <w:p>
+      <w:r>
+        <w:t>Explore Spring Boot 3 and Spring 6 in-depth through building a full </w:t>
+      </w:r>
+      <w:r>
+        <w:rPr>
+          <w:i/>
+          <w:iCs/>
+        </w:rPr>
+        <w:t>REST API</w:t>
+      </w:r>
+      <w:r>
+        <w:t> with the framework:</w:t>
+      </w:r>
+    </w:p>
+    <w:p>
+      <w:hyperlink r:id="rId13" w:history="1">
+        <w:r>
+          <w:rPr>
+            <w:rStyle w:val="Hyperlink"/>
+            <w:b/>
+            <w:bCs/>
+          </w:rPr>
+          <w:t>&gt;&gt; The New “REST With Spring Boot”</w:t>
+        </w:r>
+      </w:hyperlink>
+    </w:p>
+    <w:p>
+      <w:hyperlink r:id="rId14" w:history="1">
+        <w:r>
+          <w:rPr>
+            <w:rStyle w:val="Hyperlink"/>
+          </w:rPr>
+          <w:t>This article is part of a series:</w:t>
+        </w:r>
+      </w:hyperlink>
+    </w:p>
+    <w:p>
+      <w:pPr>
+        <w:rPr>
+          <w:b/>
+          <w:bCs/>
+        </w:rPr>
+      </w:pPr>
+      <w:r>
+        <w:rPr>
+          <w:b/>
+          <w:bCs/>
+        </w:rPr>
+        <w:t>1. Overview</w:t>
+      </w:r>
+    </w:p>
+    <w:p>
+      <w:hyperlink r:id="rId15" w:history="1">
+        <w:r>
+          <w:rPr>
+            <w:rStyle w:val="Hyperlink"/>
+          </w:rPr>
+          <w:t>Java 16</w:t>
+        </w:r>
+      </w:hyperlink>
+      <w:r>
+        <w:t>, released on the 16th of March 2021, is the latest short-term incremental release building on </w:t>
+      </w:r>
+      <w:hyperlink r:id="rId16" w:history="1">
+        <w:r>
+          <w:rPr>
+            <w:rStyle w:val="Hyperlink"/>
+          </w:rPr>
+          <w:t>Java 15</w:t>
+        </w:r>
+      </w:hyperlink>
+      <w:r>
+        <w:t>. This release comes with some interesting features, such as records and sealed classes.</w:t>
+      </w:r>
+    </w:p>
+    <w:p>
+      <w:r>
+        <w:t>In this article, we’ll explore some of these new features.</w:t>
+      </w:r>
+    </w:p>
+    <w:p>
+      <w:pPr>
+        <w:rPr>
+          <w:b/>
+          <w:bCs/>
+        </w:rPr>
+      </w:pPr>
+      <w:r>
+        <w:rPr>
+          <w:b/>
+          <w:bCs/>
+        </w:rPr>
+        <w:t xml:space="preserve">2. Invoke Default Methods </w:t>
+      </w:r>
+      <w:proofErr w:type="gramStart"/>
+      <w:r>
+        <w:rPr>
+          <w:b/>
+          <w:bCs/>
+        </w:rPr>
+        <w:t>From</w:t>
+      </w:r>
+      <w:proofErr w:type="gramEnd"/>
+      <w:r>
+        <w:rPr>
+          <w:b/>
+          <w:bCs/>
+        </w:rPr>
+        <w:t xml:space="preserve"> Proxy Instances (JDK-8159746)</w:t>
+      </w:r>
+    </w:p>
+    <w:p>
+      <w:r>
+        <w:t>As an enhancement to the default method in Interfaces, with the release of Java 16, support has been added to </w:t>
+      </w:r>
+      <w:proofErr w:type="spellStart"/>
+      <w:r>
+        <w:rPr>
+          <w:i/>
+          <w:iCs/>
+        </w:rPr>
+        <w:t>java.lang.reflect.InvocationHandler</w:t>
+      </w:r>
+      <w:proofErr w:type="spellEnd"/>
+      <w:r>
+        <w:t> </w:t>
+      </w:r>
+      <w:hyperlink r:id="rId17" w:history="1">
+        <w:r>
+          <w:rPr>
+            <w:rStyle w:val="Hyperlink"/>
+          </w:rPr>
+          <w:t>invoke default methods</w:t>
+        </w:r>
+      </w:hyperlink>
+      <w:r>
+        <w:t> of an interface via a </w:t>
+      </w:r>
+      <w:hyperlink r:id="rId18" w:history="1">
+        <w:r>
+          <w:rPr>
+            <w:rStyle w:val="Hyperlink"/>
+          </w:rPr>
+          <w:t>dynamic proxy</w:t>
+        </w:r>
+      </w:hyperlink>
+      <w:r>
+        <w:t> using reflection.</w:t>
+      </w:r>
+    </w:p>
+    <w:p>
+      <w:r>
+        <w:t>To illustrate this, let’s look at a simple default method example:</w:t>
+      </w:r>
+    </w:p>
+    <w:p>
+      <w:r>
+        <w:rPr>
+          <w:b/>
+          <w:bCs/>
+        </w:rPr>
+        <w:t>interface</w:t>
+      </w:r>
+      <w:r>
+        <w:t xml:space="preserve"> </w:t>
+      </w:r>
+      <w:r>
+        <w:rPr>
+          <w:b/>
+          <w:bCs/>
+        </w:rPr>
+        <w:t>HelloWorld</w:t>
+      </w:r>
+      <w:r>
+        <w:t xml:space="preserve"> {</w:t>
+      </w:r>
+    </w:p>
+    <w:p>
+      <w:r>
+        <w:t xml:space="preserve">    </w:t>
+      </w:r>
+      <w:r>
+        <w:rPr>
+          <w:b/>
+          <w:bCs/>
+        </w:rPr>
+        <w:t>default</w:t>
+      </w:r>
+      <w:r>
+        <w:t xml:space="preserve"> String </w:t>
+      </w:r>
+      <w:proofErr w:type="gramStart"/>
+      <w:r>
+        <w:rPr>
+          <w:b/>
+          <w:bCs/>
+        </w:rPr>
+        <w:t>hello</w:t>
+      </w:r>
+      <w:r>
+        <w:t>(</w:t>
+      </w:r>
+      <w:proofErr w:type="gramEnd"/>
+      <w:r>
+        <w:t>) {</w:t>
+      </w:r>
+    </w:p>
+    <w:p>
+      <w:r>
+        <w:t xml:space="preserve">        </w:t>
+      </w:r>
+      <w:r>
+        <w:rPr>
+          <w:b/>
+          <w:bCs/>
+        </w:rPr>
+        <w:t>return</w:t>
+      </w:r>
+      <w:r>
+        <w:t xml:space="preserve"> "world";</w:t>
+      </w:r>
+    </w:p>
+    <w:p>
+      <w:r>
+        <w:t xml:space="preserve">    }</w:t>
+      </w:r>
+    </w:p>
+    <w:p>
+      <w:proofErr w:type="gramStart"/>
+      <w:r>
+        <w:t>}Copy</w:t>
+      </w:r>
+      <w:proofErr w:type="gramEnd"/>
+    </w:p>
+    <w:p>
+      <w:r>
+        <w:t>With this enhancement, we can invoke the default method on a proxy of that interface using reflection:</w:t>
+      </w:r>
+    </w:p>
+    <w:p>
+      <w:r>
+        <w:rPr>
+          <w:b/>
+          <w:bCs/>
+        </w:rPr>
+        <w:lastRenderedPageBreak/>
+        <w:t>Object</w:t>
+      </w:r>
+      <w:r>
+        <w:t xml:space="preserve"> proxy = </w:t>
+      </w:r>
+      <w:proofErr w:type="spellStart"/>
+      <w:r>
+        <w:t>Proxy.newProxyInstance</w:t>
+      </w:r>
+      <w:proofErr w:type="spellEnd"/>
+      <w:r>
+        <w:t>(</w:t>
+      </w:r>
+      <w:proofErr w:type="spellStart"/>
+      <w:proofErr w:type="gramStart"/>
+      <w:r>
+        <w:t>getSystemClassLoader</w:t>
+      </w:r>
+      <w:proofErr w:type="spellEnd"/>
+      <w:r>
+        <w:t>(</w:t>
+      </w:r>
+      <w:proofErr w:type="gramEnd"/>
+      <w:r>
+        <w:t xml:space="preserve">), </w:t>
+      </w:r>
+      <w:r>
+        <w:rPr>
+          <w:b/>
+          <w:bCs/>
+        </w:rPr>
+        <w:t>new</w:t>
+      </w:r>
+      <w:r>
+        <w:t xml:space="preserve"> </w:t>
+      </w:r>
+      <w:r>
+        <w:rPr>
+          <w:b/>
+          <w:bCs/>
+        </w:rPr>
+        <w:t>Class</w:t>
+      </w:r>
+      <w:r>
+        <w:t>&lt;?</w:t>
+      </w:r>
+      <w:proofErr w:type="gramStart"/>
+      <w:r>
+        <w:t>&gt;[</w:t>
+      </w:r>
+      <w:proofErr w:type="gramEnd"/>
+      <w:r>
+        <w:t xml:space="preserve">] </w:t>
+      </w:r>
+      <w:proofErr w:type="gramStart"/>
+      <w:r>
+        <w:t xml:space="preserve">{ </w:t>
+      </w:r>
+      <w:proofErr w:type="spellStart"/>
+      <w:r>
+        <w:t>HelloWorld.class</w:t>
+      </w:r>
+      <w:proofErr w:type="spellEnd"/>
+      <w:proofErr w:type="gramEnd"/>
+      <w:r>
+        <w:t xml:space="preserve"> },</w:t>
+      </w:r>
+    </w:p>
+    <w:p>
+      <w:r>
+        <w:t xml:space="preserve">    (</w:t>
+      </w:r>
+      <w:proofErr w:type="spellStart"/>
+      <w:r>
+        <w:t>prox</w:t>
+      </w:r>
+      <w:proofErr w:type="spellEnd"/>
+      <w:r>
+        <w:t xml:space="preserve">, method, </w:t>
+      </w:r>
+      <w:proofErr w:type="spellStart"/>
+      <w:r>
+        <w:t>args</w:t>
+      </w:r>
+      <w:proofErr w:type="spellEnd"/>
+      <w:r>
+        <w:t>) -&gt; {</w:t>
+      </w:r>
+    </w:p>
+    <w:p>
+      <w:r>
+        <w:t xml:space="preserve">        </w:t>
+      </w:r>
+      <w:r>
+        <w:rPr>
+          <w:b/>
+          <w:bCs/>
+        </w:rPr>
+        <w:t>if</w:t>
+      </w:r>
+      <w:r>
+        <w:t xml:space="preserve"> (</w:t>
+      </w:r>
+      <w:proofErr w:type="spellStart"/>
+      <w:proofErr w:type="gramStart"/>
+      <w:r>
+        <w:t>method.isDefault</w:t>
+      </w:r>
+      <w:proofErr w:type="spellEnd"/>
+      <w:proofErr w:type="gramEnd"/>
+      <w:r>
+        <w:t>()) {</w:t>
+      </w:r>
+    </w:p>
+    <w:p>
+      <w:r>
+        <w:t xml:space="preserve">            </w:t>
+      </w:r>
+      <w:r>
+        <w:rPr>
+          <w:b/>
+          <w:bCs/>
+        </w:rPr>
+        <w:t>return</w:t>
+      </w:r>
+      <w:r>
+        <w:t xml:space="preserve"> </w:t>
+      </w:r>
+      <w:proofErr w:type="spellStart"/>
+      <w:r>
+        <w:t>InvocationHandler.invokeDefault</w:t>
+      </w:r>
+      <w:proofErr w:type="spellEnd"/>
+      <w:r>
+        <w:t>(</w:t>
+      </w:r>
+      <w:proofErr w:type="spellStart"/>
+      <w:r>
+        <w:t>prox</w:t>
+      </w:r>
+      <w:proofErr w:type="spellEnd"/>
+      <w:r>
+        <w:t xml:space="preserve">, method, </w:t>
+      </w:r>
+      <w:proofErr w:type="spellStart"/>
+      <w:r>
+        <w:t>args</w:t>
+      </w:r>
+      <w:proofErr w:type="spellEnd"/>
+      <w:r>
+        <w:t>);</w:t>
+      </w:r>
+    </w:p>
+    <w:p>
+      <w:r>
+        <w:t xml:space="preserve">        }</w:t>
+      </w:r>
+    </w:p>
+    <w:p>
+      <w:r>
+        <w:t xml:space="preserve">        // ...</w:t>
+      </w:r>
+    </w:p>
+    <w:p>
+      <w:r>
+        <w:t xml:space="preserve">    }</w:t>
+      </w:r>
+    </w:p>
+    <w:p>
+      <w:r>
+        <w:t>);</w:t>
+      </w:r>
+    </w:p>
+    <w:p>
+      <w:r>
+        <w:rPr>
+          <w:b/>
+          <w:bCs/>
+        </w:rPr>
+        <w:t>Method</w:t>
+      </w:r>
+      <w:r>
+        <w:t xml:space="preserve"> </w:t>
+      </w:r>
+      <w:proofErr w:type="spellStart"/>
+      <w:r>
+        <w:t>method</w:t>
+      </w:r>
+      <w:proofErr w:type="spellEnd"/>
+      <w:r>
+        <w:t xml:space="preserve"> = </w:t>
+      </w:r>
+      <w:proofErr w:type="spellStart"/>
+      <w:proofErr w:type="gramStart"/>
+      <w:r>
+        <w:t>proxy.getClass</w:t>
+      </w:r>
+      <w:proofErr w:type="spellEnd"/>
+      <w:proofErr w:type="gramEnd"/>
+      <w:r>
+        <w:t>(</w:t>
+      </w:r>
+      <w:proofErr w:type="gramStart"/>
+      <w:r>
+        <w:t>).</w:t>
+      </w:r>
+      <w:proofErr w:type="spellStart"/>
+      <w:r>
+        <w:t>getMethod</w:t>
+      </w:r>
+      <w:proofErr w:type="spellEnd"/>
+      <w:proofErr w:type="gramEnd"/>
+      <w:r>
+        <w:t>("hello");</w:t>
+      </w:r>
+    </w:p>
+    <w:p>
+      <w:proofErr w:type="spellStart"/>
+      <w:r>
+        <w:t>assertThat</w:t>
+      </w:r>
+      <w:proofErr w:type="spellEnd"/>
+      <w:r>
+        <w:t>(</w:t>
+      </w:r>
+      <w:proofErr w:type="spellStart"/>
+      <w:proofErr w:type="gramStart"/>
+      <w:r>
+        <w:t>method.invoke</w:t>
+      </w:r>
+      <w:proofErr w:type="spellEnd"/>
+      <w:proofErr w:type="gramEnd"/>
+      <w:r>
+        <w:t>(proxy)</w:t>
+      </w:r>
+      <w:proofErr w:type="gramStart"/>
+      <w:r>
+        <w:t>).</w:t>
+      </w:r>
+      <w:proofErr w:type="spellStart"/>
+      <w:r>
+        <w:t>isEqualTo</w:t>
+      </w:r>
+      <w:proofErr w:type="spellEnd"/>
+      <w:proofErr w:type="gramEnd"/>
+      <w:r>
+        <w:t>("world"</w:t>
+      </w:r>
+      <w:proofErr w:type="gramStart"/>
+      <w:r>
+        <w:t>);Copy</w:t>
+      </w:r>
+      <w:proofErr w:type="gramEnd"/>
+    </w:p>
+    <w:p>
+      <w:pPr>
+        <w:rPr>
+          <w:b/>
+          <w:bCs/>
+        </w:rPr>
+      </w:pPr>
+      <w:r>
+        <w:rPr>
+          <w:b/>
+          <w:bCs/>
+        </w:rPr>
+        <w:t>3. Day Period Support (JDK-8247781)</w:t>
+      </w:r>
+    </w:p>
+    <w:p>
+      <w:r>
+        <w:t>A </w:t>
+      </w:r>
+      <w:hyperlink r:id="rId19" w:history="1">
+        <w:r>
+          <w:rPr>
+            <w:rStyle w:val="Hyperlink"/>
+          </w:rPr>
+          <w:t xml:space="preserve">new addition to the </w:t>
+        </w:r>
+        <w:proofErr w:type="spellStart"/>
+        <w:r>
+          <w:rPr>
+            <w:rStyle w:val="Hyperlink"/>
+          </w:rPr>
+          <w:t>DateTimeFormatter</w:t>
+        </w:r>
+        <w:proofErr w:type="spellEnd"/>
+      </w:hyperlink>
+      <w:r>
+        <w:t> is the period-of-day symbol “</w:t>
+      </w:r>
+      <w:proofErr w:type="gramStart"/>
+      <w:r>
+        <w:rPr>
+          <w:i/>
+          <w:iCs/>
+        </w:rPr>
+        <w:t>B</w:t>
+      </w:r>
+      <w:r>
+        <w:t>“</w:t>
+      </w:r>
+      <w:proofErr w:type="gramEnd"/>
+      <w:r>
+        <w:t>, which provides an alternative to the am/pm format:</w:t>
+      </w:r>
+    </w:p>
+    <w:p>
+      <w:proofErr w:type="spellStart"/>
+      <w:r>
+        <w:rPr>
+          <w:b/>
+          <w:bCs/>
+        </w:rPr>
+        <w:t>LocalTime</w:t>
+      </w:r>
+      <w:proofErr w:type="spellEnd"/>
+      <w:r>
+        <w:t xml:space="preserve"> date = </w:t>
+      </w:r>
+      <w:proofErr w:type="spellStart"/>
+      <w:r>
+        <w:t>LocalTime.parse</w:t>
+      </w:r>
+      <w:proofErr w:type="spellEnd"/>
+      <w:r>
+        <w:t>("15:25:08.690791");</w:t>
+      </w:r>
+    </w:p>
+    <w:p>
+      <w:proofErr w:type="spellStart"/>
+      <w:r>
+        <w:rPr>
+          <w:b/>
+          <w:bCs/>
+        </w:rPr>
+        <w:t>DateTimeFormatter</w:t>
+      </w:r>
+      <w:proofErr w:type="spellEnd"/>
+      <w:r>
+        <w:t xml:space="preserve"> formatter = </w:t>
+      </w:r>
+      <w:proofErr w:type="spellStart"/>
+      <w:r>
+        <w:t>DateTimeFormatter.ofPattern</w:t>
+      </w:r>
+      <w:proofErr w:type="spellEnd"/>
+      <w:r>
+        <w:t>("h B");</w:t>
+      </w:r>
+    </w:p>
+    <w:p>
+      <w:proofErr w:type="spellStart"/>
+      <w:r>
+        <w:t>assertThat</w:t>
+      </w:r>
+      <w:proofErr w:type="spellEnd"/>
+      <w:r>
+        <w:t>(</w:t>
+      </w:r>
+      <w:proofErr w:type="spellStart"/>
+      <w:proofErr w:type="gramStart"/>
+      <w:r>
+        <w:t>date.format</w:t>
+      </w:r>
+      <w:proofErr w:type="spellEnd"/>
+      <w:proofErr w:type="gramEnd"/>
+      <w:r>
+        <w:t>(formatter)</w:t>
+      </w:r>
+      <w:proofErr w:type="gramStart"/>
+      <w:r>
+        <w:t>).</w:t>
+      </w:r>
+      <w:proofErr w:type="spellStart"/>
+      <w:r>
+        <w:t>isEqualTo</w:t>
+      </w:r>
+      <w:proofErr w:type="spellEnd"/>
+      <w:proofErr w:type="gramEnd"/>
+      <w:r>
+        <w:t>("3 in the afternoon"</w:t>
+      </w:r>
+      <w:proofErr w:type="gramStart"/>
+      <w:r>
+        <w:t>);Copy</w:t>
+      </w:r>
+      <w:proofErr w:type="gramEnd"/>
+    </w:p>
+    <w:p>
+      <w:r>
+        <w:t>Instead of something like “</w:t>
+      </w:r>
+      <w:r>
+        <w:rPr>
+          <w:i/>
+          <w:iCs/>
+        </w:rPr>
+        <w:t>3</w:t>
+      </w:r>
+      <w:proofErr w:type="gramStart"/>
+      <w:r>
+        <w:rPr>
+          <w:i/>
+          <w:iCs/>
+        </w:rPr>
+        <w:t>pm</w:t>
+      </w:r>
+      <w:r>
+        <w:t>“</w:t>
+      </w:r>
+      <w:proofErr w:type="gramEnd"/>
+      <w:r>
+        <w:t>, we get an output of “</w:t>
+      </w:r>
+      <w:r>
+        <w:rPr>
+          <w:i/>
+          <w:iCs/>
+        </w:rPr>
+        <w:t xml:space="preserve">3 in the </w:t>
+      </w:r>
+      <w:proofErr w:type="gramStart"/>
+      <w:r>
+        <w:rPr>
+          <w:i/>
+          <w:iCs/>
+        </w:rPr>
+        <w:t>afternoon</w:t>
+      </w:r>
+      <w:r>
+        <w:t>“</w:t>
+      </w:r>
+      <w:proofErr w:type="gramEnd"/>
+      <w:r>
+        <w:t>. We can also use the “</w:t>
+      </w:r>
+      <w:proofErr w:type="gramStart"/>
+      <w:r>
+        <w:rPr>
+          <w:i/>
+          <w:iCs/>
+        </w:rPr>
+        <w:t>B</w:t>
+      </w:r>
+      <w:r>
+        <w:t>“</w:t>
+      </w:r>
+      <w:proofErr w:type="gramEnd"/>
+      <w:r>
+        <w:t>, “</w:t>
+      </w:r>
+      <w:proofErr w:type="gramStart"/>
+      <w:r>
+        <w:rPr>
+          <w:i/>
+          <w:iCs/>
+        </w:rPr>
+        <w:t>BBBB</w:t>
+      </w:r>
+      <w:r>
+        <w:t>“</w:t>
+      </w:r>
+      <w:proofErr w:type="gramEnd"/>
+      <w:r>
+        <w:t>, or “</w:t>
+      </w:r>
+      <w:r>
+        <w:rPr>
+          <w:i/>
+          <w:iCs/>
+        </w:rPr>
+        <w:t>BBBBB</w:t>
+      </w:r>
+      <w:r>
+        <w:t>” </w:t>
+      </w:r>
+      <w:proofErr w:type="spellStart"/>
+      <w:r>
+        <w:fldChar w:fldCharType="begin"/>
+      </w:r>
+      <w:r>
+        <w:instrText>HYPERLINK "https://www.baeldung.com/java-datetimeformatter"</w:instrText>
+      </w:r>
+      <w:r>
+        <w:fldChar w:fldCharType="separate"/>
+      </w:r>
+      <w:r>
+        <w:rPr>
+          <w:rStyle w:val="Hyperlink"/>
+          <w:i/>
+          <w:iCs/>
+        </w:rPr>
+        <w:t>DateTimeFormatter</w:t>
+      </w:r>
+      <w:proofErr w:type="spellEnd"/>
+      <w:r>
+        <w:fldChar w:fldCharType="end"/>
+      </w:r>
+      <w:r>
+        <w:t> pattern for short, full, and narrow styles respectively.</w:t>
+      </w:r>
+    </w:p>
+    <w:p>
+      <w:pPr>
+        <w:rPr>
+          <w:b/>
+          <w:bCs/>
+        </w:rPr>
+      </w:pPr>
+      <w:r>
+        <w:rPr>
+          <w:b/>
+          <w:bCs/>
+        </w:rPr>
+        <w:t>4. Add </w:t>
+      </w:r>
+      <w:proofErr w:type="spellStart"/>
+      <w:r>
+        <w:rPr>
+          <w:b/>
+          <w:bCs/>
+          <w:i/>
+          <w:iCs/>
+        </w:rPr>
+        <w:t>Stream.toList</w:t>
+      </w:r>
+      <w:proofErr w:type="spellEnd"/>
+      <w:r>
+        <w:rPr>
+          <w:b/>
+          <w:bCs/>
+        </w:rPr>
+        <w:t> Method (JDK-8180352)</w:t>
+      </w:r>
+    </w:p>
+    <w:p>
+      <w:r>
+        <w:t>The aim is to reduce the boilerplate with some commonly used </w:t>
+      </w:r>
+      <w:r>
+        <w:rPr>
+          <w:i/>
+          <w:iCs/>
+        </w:rPr>
+        <w:t>Stream</w:t>
+      </w:r>
+      <w:r>
+        <w:t> collectors, such as </w:t>
+      </w:r>
+      <w:proofErr w:type="spellStart"/>
+      <w:r>
+        <w:rPr>
+          <w:i/>
+          <w:iCs/>
+        </w:rPr>
+        <w:t>Collectors.toList</w:t>
+      </w:r>
+      <w:proofErr w:type="spellEnd"/>
+      <w:r>
+        <w:t> and </w:t>
+      </w:r>
+      <w:proofErr w:type="spellStart"/>
+      <w:r>
+        <w:rPr>
+          <w:i/>
+          <w:iCs/>
+        </w:rPr>
+        <w:t>Collectors.toSet</w:t>
+      </w:r>
+      <w:proofErr w:type="spellEnd"/>
+      <w:r>
+        <w:t>:</w:t>
+      </w:r>
+    </w:p>
+    <w:p>
+      <w:r>
+        <w:t xml:space="preserve">List&lt;String&gt; </w:t>
+      </w:r>
+      <w:proofErr w:type="spellStart"/>
+      <w:r>
+        <w:t>integersAsString</w:t>
+      </w:r>
+      <w:proofErr w:type="spellEnd"/>
+      <w:r>
+        <w:t xml:space="preserve"> = </w:t>
+      </w:r>
+      <w:proofErr w:type="spellStart"/>
+      <w:r>
+        <w:t>Arrays.asList</w:t>
+      </w:r>
+      <w:proofErr w:type="spellEnd"/>
+      <w:r>
+        <w:t>("1", "2", "3");</w:t>
+      </w:r>
+    </w:p>
+    <w:p>
+      <w:r>
+        <w:t xml:space="preserve">List&lt;Integer&gt; </w:t>
+      </w:r>
+      <w:proofErr w:type="spellStart"/>
+      <w:r>
+        <w:t>ints</w:t>
+      </w:r>
+      <w:proofErr w:type="spellEnd"/>
+      <w:r>
+        <w:t xml:space="preserve"> = integersAsString.stream(</w:t>
+      </w:r>
+      <w:proofErr w:type="gramStart"/>
+      <w:r>
+        <w:t>).map</w:t>
+      </w:r>
+      <w:proofErr w:type="gramEnd"/>
+      <w:r>
+        <w:t>(</w:t>
+      </w:r>
+      <w:proofErr w:type="gramStart"/>
+      <w:r>
+        <w:t>Integer::</w:t>
+      </w:r>
+      <w:proofErr w:type="gramEnd"/>
+      <w:r>
+        <w:t>parseInt</w:t>
+      </w:r>
+      <w:proofErr w:type="gramStart"/>
+      <w:r>
+        <w:t>).collect</w:t>
+      </w:r>
+      <w:proofErr w:type="gramEnd"/>
+      <w:r>
+        <w:t>(Collectors.toList());</w:t>
+      </w:r>
+    </w:p>
+    <w:p>
+      <w:r>
+        <w:t xml:space="preserve">List&lt;Integer&gt; </w:t>
+      </w:r>
+      <w:proofErr w:type="spellStart"/>
+      <w:r>
+        <w:t>intsEquivalent</w:t>
+      </w:r>
+      <w:proofErr w:type="spellEnd"/>
+      <w:r>
+        <w:t xml:space="preserve"> = </w:t>
+      </w:r>
+      <w:proofErr w:type="spellStart"/>
+      <w:r>
+        <w:t>integersAsString.stream</w:t>
+      </w:r>
+      <w:proofErr w:type="spellEnd"/>
+      <w:r>
+        <w:t>(</w:t>
+      </w:r>
+      <w:proofErr w:type="gramStart"/>
+      <w:r>
+        <w:t>).map</w:t>
+      </w:r>
+      <w:proofErr w:type="gramEnd"/>
+      <w:r>
+        <w:t>(</w:t>
+      </w:r>
+      <w:proofErr w:type="gramStart"/>
+      <w:r>
+        <w:t>Integer::</w:t>
+      </w:r>
+      <w:proofErr w:type="spellStart"/>
+      <w:proofErr w:type="gramEnd"/>
+      <w:r>
+        <w:t>parseInt</w:t>
+      </w:r>
+      <w:proofErr w:type="spellEnd"/>
+      <w:proofErr w:type="gramStart"/>
+      <w:r>
+        <w:t>).</w:t>
+      </w:r>
+      <w:proofErr w:type="spellStart"/>
+      <w:r>
+        <w:t>toList</w:t>
+      </w:r>
+      <w:proofErr w:type="spellEnd"/>
+      <w:proofErr w:type="gramEnd"/>
+      <w:r>
+        <w:t>(</w:t>
+      </w:r>
+      <w:proofErr w:type="gramStart"/>
+      <w:r>
+        <w:t>);Copy</w:t>
+      </w:r>
+      <w:proofErr w:type="gramEnd"/>
+    </w:p>
+    <w:p>
+      <w:r>
+        <w:t>Our </w:t>
+      </w:r>
+      <w:proofErr w:type="spellStart"/>
+      <w:r>
+        <w:rPr>
+          <w:i/>
+          <w:iCs/>
+        </w:rPr>
+        <w:t>ints</w:t>
+      </w:r>
+      <w:proofErr w:type="spellEnd"/>
+      <w:r>
+        <w:t> example works the old way, but the </w:t>
+      </w:r>
+      <w:proofErr w:type="spellStart"/>
+      <w:r>
+        <w:rPr>
+          <w:i/>
+          <w:iCs/>
+        </w:rPr>
+        <w:t>intsEquivalent</w:t>
+      </w:r>
+      <w:proofErr w:type="spellEnd"/>
+      <w:r>
+        <w:t> has the same result and is more concise.</w:t>
+      </w:r>
+    </w:p>
+    <w:p>
+      <w:pPr>
+        <w:rPr>
+          <w:b/>
+          <w:bCs/>
+        </w:rPr>
+      </w:pPr>
+      <w:r>
+        <w:rPr>
+          <w:b/>
+          <w:bCs/>
+        </w:rPr>
+        <w:lastRenderedPageBreak/>
+        <w:t>5. Vector API Incubator (JEP-338)</w:t>
+      </w:r>
+    </w:p>
+    <w:p>
+      <w:hyperlink r:id="rId20" w:history="1">
+        <w:r>
+          <w:rPr>
+            <w:rStyle w:val="Hyperlink"/>
+          </w:rPr>
+          <w:t>The Vector API</w:t>
+        </w:r>
+      </w:hyperlink>
+      <w:r>
+        <w:t> is in its initial incubation phase for Java 16. The idea of this API is to provide a means of vector computations that will ultimately be able to perform more optimally (on supporting CPU architectures) than the traditional scalar method of computations.</w:t>
+      </w:r>
+    </w:p>
+    <w:p>
+      <w:r>
+        <w:t>Let’s look at how we might traditionally multiply two arrays:</w:t>
+      </w:r>
+    </w:p>
+    <w:p>
+      <w:proofErr w:type="gramStart"/>
+      <w:r>
+        <w:rPr>
+          <w:b/>
+          <w:bCs/>
+        </w:rPr>
+        <w:t>int</w:t>
+      </w:r>
+      <w:r>
+        <w:t>[</w:t>
+      </w:r>
+      <w:proofErr w:type="gramEnd"/>
+      <w:r>
+        <w:t>] a = {1, 2, 3, 4};</w:t>
+      </w:r>
+    </w:p>
+    <w:p>
+      <w:proofErr w:type="gramStart"/>
+      <w:r>
+        <w:rPr>
+          <w:b/>
+          <w:bCs/>
+        </w:rPr>
+        <w:t>int</w:t>
+      </w:r>
+      <w:r>
+        <w:t>[</w:t>
+      </w:r>
+      <w:proofErr w:type="gramEnd"/>
+      <w:r>
+        <w:t>] b = {5, 6, 7, 8};</w:t>
+      </w:r>
+    </w:p>
+    <w:p/>
+    <w:p>
+      <w:r>
+        <w:rPr>
+          <w:b/>
+          <w:bCs/>
+        </w:rPr>
+        <w:t>var</w:t>
+      </w:r>
+      <w:r>
+        <w:t xml:space="preserve"> c = </w:t>
+      </w:r>
+      <w:r>
+        <w:rPr>
+          <w:b/>
+          <w:bCs/>
+        </w:rPr>
+        <w:t>new</w:t>
+      </w:r>
+      <w:r>
+        <w:t xml:space="preserve"> </w:t>
+      </w:r>
+      <w:r>
+        <w:rPr>
+          <w:b/>
+          <w:bCs/>
+        </w:rPr>
+        <w:t>int</w:t>
+      </w:r>
+      <w:r>
+        <w:t>[</w:t>
+      </w:r>
+      <w:proofErr w:type="spellStart"/>
+      <w:proofErr w:type="gramStart"/>
+      <w:r>
+        <w:t>a.length</w:t>
+      </w:r>
+      <w:proofErr w:type="spellEnd"/>
+      <w:proofErr w:type="gramEnd"/>
+      <w:r>
+        <w:t>];</w:t>
+      </w:r>
+    </w:p>
+    <w:p/>
+    <w:p>
+      <w:r>
+        <w:rPr>
+          <w:b/>
+          <w:bCs/>
+        </w:rPr>
+        <w:t>for</w:t>
+      </w:r>
+      <w:r>
+        <w:t xml:space="preserve"> (</w:t>
+      </w:r>
+      <w:r>
+        <w:rPr>
+          <w:b/>
+          <w:bCs/>
+        </w:rPr>
+        <w:t>int</w:t>
+      </w:r>
+      <w:r>
+        <w:t xml:space="preserve"> </w:t>
+      </w:r>
+      <w:proofErr w:type="spellStart"/>
+      <w:r>
+        <w:t>i</w:t>
+      </w:r>
+      <w:proofErr w:type="spellEnd"/>
+      <w:r>
+        <w:t xml:space="preserve"> = 0; </w:t>
+      </w:r>
+      <w:proofErr w:type="spellStart"/>
+      <w:r>
+        <w:t>i</w:t>
+      </w:r>
+      <w:proofErr w:type="spellEnd"/>
+      <w:r>
+        <w:t xml:space="preserve"> &lt; </w:t>
+      </w:r>
+      <w:proofErr w:type="spellStart"/>
+      <w:proofErr w:type="gramStart"/>
+      <w:r>
+        <w:t>a.length</w:t>
+      </w:r>
+      <w:proofErr w:type="spellEnd"/>
+      <w:proofErr w:type="gramEnd"/>
+      <w:r>
+        <w:t xml:space="preserve">; </w:t>
+      </w:r>
+      <w:proofErr w:type="spellStart"/>
+      <w:r>
+        <w:t>i</w:t>
+      </w:r>
+      <w:proofErr w:type="spellEnd"/>
+      <w:r>
+        <w:t>++) {</w:t>
+      </w:r>
+    </w:p>
+    <w:p>
+      <w:r>
+        <w:t xml:space="preserve">    c[</w:t>
+      </w:r>
+      <w:proofErr w:type="spellStart"/>
+      <w:r>
+        <w:t>i</w:t>
+      </w:r>
+      <w:proofErr w:type="spellEnd"/>
+      <w:r>
+        <w:t>] = a[</w:t>
+      </w:r>
+      <w:proofErr w:type="spellStart"/>
+      <w:r>
+        <w:t>i</w:t>
+      </w:r>
+      <w:proofErr w:type="spellEnd"/>
+      <w:r>
+        <w:t>] * b[</w:t>
+      </w:r>
+      <w:proofErr w:type="spellStart"/>
+      <w:r>
+        <w:t>i</w:t>
+      </w:r>
+      <w:proofErr w:type="spellEnd"/>
+      <w:r>
+        <w:t>];</w:t>
+      </w:r>
+    </w:p>
+    <w:p>
+      <w:proofErr w:type="gramStart"/>
+      <w:r>
+        <w:t>}Copy</w:t>
+      </w:r>
+      <w:proofErr w:type="gramEnd"/>
+    </w:p>
+    <w:p>
+      <w:r>
+        <w:t>This example of a scalar computation will, for an array of length 4, execute in 4 cycles. Now, let’s look at the equivalent vector-based computation:</w:t>
+      </w:r>
+    </w:p>
+    <w:p>
+      <w:proofErr w:type="gramStart"/>
+      <w:r>
+        <w:rPr>
+          <w:b/>
+          <w:bCs/>
+        </w:rPr>
+        <w:t>int</w:t>
+      </w:r>
+      <w:r>
+        <w:t>[</w:t>
+      </w:r>
+      <w:proofErr w:type="gramEnd"/>
+      <w:r>
+        <w:t>] a = {1, 2, 3, 4};</w:t>
+      </w:r>
+    </w:p>
+    <w:p>
+      <w:proofErr w:type="gramStart"/>
+      <w:r>
+        <w:rPr>
+          <w:b/>
+          <w:bCs/>
+        </w:rPr>
+        <w:t>int</w:t>
+      </w:r>
+      <w:r>
+        <w:t>[</w:t>
+      </w:r>
+      <w:proofErr w:type="gramEnd"/>
+      <w:r>
+        <w:t>] b = {5, 6, 7, 8};</w:t>
+      </w:r>
+    </w:p>
+    <w:p/>
+    <w:p>
+      <w:r>
+        <w:rPr>
+          <w:b/>
+          <w:bCs/>
+        </w:rPr>
+        <w:t>var</w:t>
+      </w:r>
+      <w:r>
+        <w:t xml:space="preserve"> </w:t>
+      </w:r>
+      <w:proofErr w:type="spellStart"/>
+      <w:r>
+        <w:t>vectorA</w:t>
+      </w:r>
+      <w:proofErr w:type="spellEnd"/>
+      <w:r>
+        <w:t xml:space="preserve"> = </w:t>
+      </w:r>
+      <w:proofErr w:type="spellStart"/>
+      <w:r>
+        <w:t>IntVector.fromArray</w:t>
+      </w:r>
+      <w:proofErr w:type="spellEnd"/>
+      <w:r>
+        <w:t>(IntVector.SPECIES_128, a, 0);</w:t>
+      </w:r>
+    </w:p>
+    <w:p>
+      <w:r>
+        <w:rPr>
+          <w:b/>
+          <w:bCs/>
+        </w:rPr>
+        <w:t>var</w:t>
+      </w:r>
+      <w:r>
+        <w:t xml:space="preserve"> </w:t>
+      </w:r>
+      <w:proofErr w:type="spellStart"/>
+      <w:r>
+        <w:t>vectorB</w:t>
+      </w:r>
+      <w:proofErr w:type="spellEnd"/>
+      <w:r>
+        <w:t xml:space="preserve"> = </w:t>
+      </w:r>
+      <w:proofErr w:type="spellStart"/>
+      <w:r>
+        <w:t>IntVector.fromArray</w:t>
+      </w:r>
+      <w:proofErr w:type="spellEnd"/>
+      <w:r>
+        <w:t>(IntVector.SPECIES_128, b, 0);</w:t>
+      </w:r>
+    </w:p>
+    <w:p>
+      <w:r>
+        <w:rPr>
+          <w:b/>
+          <w:bCs/>
+        </w:rPr>
+        <w:t>var</w:t>
+      </w:r>
+      <w:r>
+        <w:t xml:space="preserve"> </w:t>
+      </w:r>
+      <w:proofErr w:type="spellStart"/>
+      <w:r>
+        <w:t>vectorC</w:t>
+      </w:r>
+      <w:proofErr w:type="spellEnd"/>
+      <w:r>
+        <w:t xml:space="preserve"> = </w:t>
+      </w:r>
+      <w:proofErr w:type="spellStart"/>
+      <w:r>
+        <w:t>vectorA.mul</w:t>
+      </w:r>
+      <w:proofErr w:type="spellEnd"/>
+      <w:r>
+        <w:t>(</w:t>
+      </w:r>
+      <w:proofErr w:type="spellStart"/>
+      <w:r>
+        <w:t>vectorB</w:t>
+      </w:r>
+      <w:proofErr w:type="spellEnd"/>
+      <w:r>
+        <w:t>);</w:t>
+      </w:r>
+    </w:p>
+    <w:p>
+      <w:proofErr w:type="spellStart"/>
+      <w:r>
+        <w:t>vectorC.intoArray</w:t>
+      </w:r>
+      <w:proofErr w:type="spellEnd"/>
+      <w:r>
+        <w:t>(c, 0</w:t>
+      </w:r>
+      <w:proofErr w:type="gramStart"/>
+      <w:r>
+        <w:t>);Copy</w:t>
+      </w:r>
+      <w:proofErr w:type="gramEnd"/>
+    </w:p>
+    <w:p>
+      <w:r>
+        <w:t>The first thing we do in the vector-based code is to create two </w:t>
+      </w:r>
+      <w:proofErr w:type="spellStart"/>
+      <w:r>
+        <w:rPr>
+          <w:i/>
+          <w:iCs/>
+        </w:rPr>
+        <w:t>IntVectors</w:t>
+      </w:r>
+      <w:proofErr w:type="spellEnd"/>
+      <w:r>
+        <w:rPr>
+          <w:i/>
+          <w:iCs/>
+        </w:rPr>
+        <w:t> </w:t>
+      </w:r>
+      <w:r>
+        <w:t>from our input arrays using the static factory method of this class </w:t>
+      </w:r>
+      <w:proofErr w:type="spellStart"/>
+      <w:r>
+        <w:rPr>
+          <w:i/>
+          <w:iCs/>
+        </w:rPr>
+        <w:t>fromArray</w:t>
+      </w:r>
+      <w:proofErr w:type="spellEnd"/>
+      <w:r>
+        <w:rPr>
+          <w:i/>
+          <w:iCs/>
+        </w:rPr>
+        <w:t>. </w:t>
+      </w:r>
+      <w:r>
+        <w:t>The first parameter is the size of the vector, followed by the array and the offset (here set to 0). The most important thing here is the size of the vector that we’re getting to 128 bits.  In Java, each </w:t>
+      </w:r>
+      <w:r>
+        <w:rPr>
+          <w:i/>
+          <w:iCs/>
+        </w:rPr>
+        <w:t>int</w:t>
+      </w:r>
+      <w:r>
+        <w:t> takes 4 bytes to hold.</w:t>
+      </w:r>
+    </w:p>
+    <w:p>
+      <w:r>
+        <w:t>Since we have an input array of 4 </w:t>
+      </w:r>
+      <w:proofErr w:type="spellStart"/>
+      <w:r>
+        <w:rPr>
+          <w:i/>
+          <w:iCs/>
+        </w:rPr>
+        <w:t>ints</w:t>
+      </w:r>
+      <w:proofErr w:type="spellEnd"/>
+      <w:r>
+        <w:rPr>
+          <w:i/>
+          <w:iCs/>
+        </w:rPr>
+        <w:t>,</w:t>
+      </w:r>
+      <w:r>
+        <w:t> it takes 128 bits to store. Our single </w:t>
+      </w:r>
+      <w:r>
+        <w:rPr>
+          <w:i/>
+          <w:iCs/>
+        </w:rPr>
+        <w:t>Vector</w:t>
+      </w:r>
+      <w:r>
+        <w:t> can store the whole array.</w:t>
+      </w:r>
+    </w:p>
+    <w:p>
+      <w:r>
+        <w:lastRenderedPageBreak/>
+        <w:t>On certain architectures, the compiler will be able to optimize the byte code to reduce the computation from 4 to only 1 cycle.  These optimizations benefit areas such as machine learning and cryptography.</w:t>
+      </w:r>
+    </w:p>
+    <w:p>
+      <w:r>
+        <w:t>We should note that being in the incubation stage means this Vector API is subject to change with newer releases.</w:t>
+      </w:r>
+    </w:p>
+    <w:p>
+      <w:pPr>
+        <w:rPr>
+          <w:b/>
+          <w:bCs/>
+        </w:rPr>
+      </w:pPr>
+      <w:r>
+        <w:rPr>
+          <w:b/>
+          <w:bCs/>
+        </w:rPr>
+        <w:t>6. Records (JEP-395)</w:t>
+      </w:r>
+    </w:p>
+    <w:p>
+      <w:hyperlink r:id="rId21" w:history="1">
+        <w:r>
+          <w:rPr>
+            <w:rStyle w:val="Hyperlink"/>
+          </w:rPr>
+          <w:t>Records</w:t>
+        </w:r>
+      </w:hyperlink>
+      <w:r>
+        <w:t> were introduced in Java 14. Java 16 brings some </w:t>
+      </w:r>
+      <w:hyperlink r:id="rId22" w:history="1">
+        <w:r>
+          <w:rPr>
+            <w:rStyle w:val="Hyperlink"/>
+          </w:rPr>
+          <w:t>incremental changes</w:t>
+        </w:r>
+      </w:hyperlink>
+      <w:r>
+        <w:t>.</w:t>
+      </w:r>
+    </w:p>
+    <w:p>
+      <w:r>
+        <w:t>Records are similar to </w:t>
+      </w:r>
+      <w:proofErr w:type="spellStart"/>
+      <w:r>
+        <w:rPr>
+          <w:i/>
+          <w:iCs/>
+        </w:rPr>
+        <w:t>enum</w:t>
+      </w:r>
+      <w:r>
+        <w:t>s</w:t>
+      </w:r>
+      <w:proofErr w:type="spellEnd"/>
+      <w:r>
+        <w:t xml:space="preserve"> in the fact that they are a restricted form of class. Defining a </w:t>
+      </w:r>
+      <w:r>
+        <w:rPr>
+          <w:i/>
+          <w:iCs/>
+        </w:rPr>
+        <w:t>record</w:t>
+      </w:r>
+      <w:r>
+        <w:t> is a concise way of defining an immutable data holding object.</w:t>
+      </w:r>
+    </w:p>
+    <w:p>
+      <w:pPr>
+        <w:rPr>
+          <w:b/>
+          <w:bCs/>
+        </w:rPr>
+      </w:pPr>
+      <w:r>
+        <w:rPr>
+          <w:b/>
+          <w:bCs/>
+        </w:rPr>
+        <w:t>6.1. Example Without Records</w:t>
+      </w:r>
+    </w:p>
+    <w:p>
+      <w:r>
+        <w:t>First, let’s define a </w:t>
+      </w:r>
+      <w:r>
+        <w:rPr>
+          <w:i/>
+          <w:iCs/>
+        </w:rPr>
+        <w:t>Book</w:t>
+      </w:r>
+      <w:r>
+        <w:t> class:</w:t>
+      </w:r>
+    </w:p>
+    <w:p>
+      <w:r>
+        <w:rPr>
+          <w:b/>
+          <w:bCs/>
+        </w:rPr>
+        <w:t>public</w:t>
+      </w:r>
+      <w:r>
+        <w:t xml:space="preserve"> </w:t>
+      </w:r>
+      <w:r>
+        <w:rPr>
+          <w:b/>
+          <w:bCs/>
+        </w:rPr>
+        <w:t>final</w:t>
+      </w:r>
+      <w:r>
+        <w:t xml:space="preserve"> </w:t>
+      </w:r>
+      <w:r>
+        <w:rPr>
+          <w:b/>
+          <w:bCs/>
+        </w:rPr>
+        <w:t>class</w:t>
+      </w:r>
+      <w:r>
+        <w:t xml:space="preserve"> </w:t>
+      </w:r>
+      <w:r>
+        <w:rPr>
+          <w:b/>
+          <w:bCs/>
+        </w:rPr>
+        <w:t>Book</w:t>
+      </w:r>
+      <w:r>
+        <w:t xml:space="preserve"> {</w:t>
+      </w:r>
+    </w:p>
+    <w:p>
+      <w:r>
+        <w:t xml:space="preserve">    </w:t>
+      </w:r>
+      <w:r>
+        <w:rPr>
+          <w:b/>
+          <w:bCs/>
+        </w:rPr>
+        <w:t>private</w:t>
+      </w:r>
+      <w:r>
+        <w:t xml:space="preserve"> </w:t>
+      </w:r>
+      <w:r>
+        <w:rPr>
+          <w:b/>
+          <w:bCs/>
+        </w:rPr>
+        <w:t>final</w:t>
+      </w:r>
+      <w:r>
+        <w:t xml:space="preserve"> String title;</w:t>
+      </w:r>
+    </w:p>
+    <w:p>
+      <w:r>
+        <w:t xml:space="preserve">    </w:t>
+      </w:r>
+      <w:r>
+        <w:rPr>
+          <w:b/>
+          <w:bCs/>
+        </w:rPr>
+        <w:t>private</w:t>
+      </w:r>
+      <w:r>
+        <w:t xml:space="preserve"> </w:t>
+      </w:r>
+      <w:r>
+        <w:rPr>
+          <w:b/>
+          <w:bCs/>
+        </w:rPr>
+        <w:t>final</w:t>
+      </w:r>
+      <w:r>
+        <w:t xml:space="preserve"> String author;</w:t>
+      </w:r>
+    </w:p>
+    <w:p>
+      <w:r>
+        <w:t xml:space="preserve">    </w:t>
+      </w:r>
+      <w:r>
+        <w:rPr>
+          <w:b/>
+          <w:bCs/>
+        </w:rPr>
+        <w:t>private</w:t>
+      </w:r>
+      <w:r>
+        <w:t xml:space="preserve"> </w:t>
+      </w:r>
+      <w:r>
+        <w:rPr>
+          <w:b/>
+          <w:bCs/>
+        </w:rPr>
+        <w:t>final</w:t>
+      </w:r>
+      <w:r>
+        <w:t xml:space="preserve"> String </w:t>
+      </w:r>
+      <w:proofErr w:type="spellStart"/>
+      <w:r>
+        <w:t>isbn</w:t>
+      </w:r>
+      <w:proofErr w:type="spellEnd"/>
+      <w:r>
+        <w:t>;</w:t>
+      </w:r>
+    </w:p>
+    <w:p/>
+    <w:p>
+      <w:r>
+        <w:t xml:space="preserve">    </w:t>
+      </w:r>
+      <w:r>
+        <w:rPr>
+          <w:b/>
+          <w:bCs/>
+        </w:rPr>
+        <w:t>public</w:t>
+      </w:r>
+      <w:r>
+        <w:t xml:space="preserve"> </w:t>
+      </w:r>
+      <w:proofErr w:type="gramStart"/>
+      <w:r>
+        <w:rPr>
+          <w:b/>
+          <w:bCs/>
+        </w:rPr>
+        <w:t>Book</w:t>
+      </w:r>
+      <w:r>
+        <w:t>(</w:t>
+      </w:r>
+      <w:proofErr w:type="gramEnd"/>
+      <w:r>
+        <w:t xml:space="preserve">String title, String author, String </w:t>
+      </w:r>
+      <w:proofErr w:type="spellStart"/>
+      <w:r>
+        <w:t>isbn</w:t>
+      </w:r>
+      <w:proofErr w:type="spellEnd"/>
+      <w:r>
+        <w:t>) {</w:t>
+      </w:r>
+    </w:p>
+    <w:p>
+      <w:r>
+        <w:t xml:space="preserve">        </w:t>
+      </w:r>
+      <w:proofErr w:type="spellStart"/>
+      <w:proofErr w:type="gramStart"/>
+      <w:r>
+        <w:t>this.title</w:t>
+      </w:r>
+      <w:proofErr w:type="spellEnd"/>
+      <w:proofErr w:type="gramEnd"/>
+      <w:r>
+        <w:t xml:space="preserve"> = title;</w:t>
+      </w:r>
+    </w:p>
+    <w:p>
+      <w:r>
+        <w:t xml:space="preserve">        </w:t>
+      </w:r>
+      <w:proofErr w:type="spellStart"/>
+      <w:proofErr w:type="gramStart"/>
+      <w:r>
+        <w:t>this.author</w:t>
+      </w:r>
+      <w:proofErr w:type="spellEnd"/>
+      <w:proofErr w:type="gramEnd"/>
+      <w:r>
+        <w:t xml:space="preserve"> = author;</w:t>
+      </w:r>
+    </w:p>
+    <w:p>
+      <w:r>
+        <w:t xml:space="preserve">        </w:t>
+      </w:r>
+      <w:proofErr w:type="spellStart"/>
+      <w:proofErr w:type="gramStart"/>
+      <w:r>
+        <w:t>this.isbn</w:t>
+      </w:r>
+      <w:proofErr w:type="spellEnd"/>
+      <w:proofErr w:type="gramEnd"/>
+      <w:r>
+        <w:t xml:space="preserve"> = </w:t>
+      </w:r>
+      <w:proofErr w:type="spellStart"/>
+      <w:r>
+        <w:t>isbn</w:t>
+      </w:r>
+      <w:proofErr w:type="spellEnd"/>
+      <w:r>
+        <w:t>;</w:t>
+      </w:r>
+    </w:p>
+    <w:p>
+      <w:r>
+        <w:t xml:space="preserve">    }</w:t>
+      </w:r>
+    </w:p>
+    <w:p/>
+    <w:p>
+      <w:r>
+        <w:t xml:space="preserve">    </w:t>
+      </w:r>
+      <w:r>
+        <w:rPr>
+          <w:b/>
+          <w:bCs/>
+        </w:rPr>
+        <w:t>public</w:t>
+      </w:r>
+      <w:r>
+        <w:t xml:space="preserve"> String </w:t>
+      </w:r>
+      <w:proofErr w:type="spellStart"/>
+      <w:proofErr w:type="gramStart"/>
+      <w:r>
+        <w:rPr>
+          <w:b/>
+          <w:bCs/>
+        </w:rPr>
+        <w:t>getTitle</w:t>
+      </w:r>
+      <w:proofErr w:type="spellEnd"/>
+      <w:r>
+        <w:t>(</w:t>
+      </w:r>
+      <w:proofErr w:type="gramEnd"/>
+      <w:r>
+        <w:t>) {</w:t>
+      </w:r>
+    </w:p>
+    <w:p>
+      <w:r>
+        <w:t xml:space="preserve">        </w:t>
+      </w:r>
+      <w:r>
+        <w:rPr>
+          <w:b/>
+          <w:bCs/>
+        </w:rPr>
+        <w:t>return</w:t>
+      </w:r>
+      <w:r>
+        <w:t xml:space="preserve"> title;</w:t>
+      </w:r>
+    </w:p>
+    <w:p>
+      <w:r>
+        <w:t xml:space="preserve">    }</w:t>
+      </w:r>
+    </w:p>
+    <w:p/>
+    <w:p>
+      <w:r>
+        <w:t xml:space="preserve">    </w:t>
+      </w:r>
+      <w:r>
+        <w:rPr>
+          <w:b/>
+          <w:bCs/>
+        </w:rPr>
+        <w:t>public</w:t>
+      </w:r>
+      <w:r>
+        <w:t xml:space="preserve"> String </w:t>
+      </w:r>
+      <w:proofErr w:type="spellStart"/>
+      <w:proofErr w:type="gramStart"/>
+      <w:r>
+        <w:rPr>
+          <w:b/>
+          <w:bCs/>
+        </w:rPr>
+        <w:t>getAuthor</w:t>
+      </w:r>
+      <w:proofErr w:type="spellEnd"/>
+      <w:r>
+        <w:t>(</w:t>
+      </w:r>
+      <w:proofErr w:type="gramEnd"/>
+      <w:r>
+        <w:t>) {</w:t>
+      </w:r>
+    </w:p>
+    <w:p>
+      <w:r>
+        <w:t xml:space="preserve">        </w:t>
+      </w:r>
+      <w:r>
+        <w:rPr>
+          <w:b/>
+          <w:bCs/>
+        </w:rPr>
+        <w:t>return</w:t>
+      </w:r>
+      <w:r>
+        <w:t xml:space="preserve"> author;</w:t>
+      </w:r>
+    </w:p>
+    <w:p>
+      <w:r>
+        <w:t xml:space="preserve">    }</w:t>
+      </w:r>
+    </w:p>
+    <w:p/>
+    <w:p>
+      <w:r>
+        <w:t xml:space="preserve">    </w:t>
+      </w:r>
+      <w:r>
+        <w:rPr>
+          <w:b/>
+          <w:bCs/>
+        </w:rPr>
+        <w:t>public</w:t>
+      </w:r>
+      <w:r>
+        <w:t xml:space="preserve"> String </w:t>
+      </w:r>
+      <w:proofErr w:type="spellStart"/>
+      <w:proofErr w:type="gramStart"/>
+      <w:r>
+        <w:rPr>
+          <w:b/>
+          <w:bCs/>
+        </w:rPr>
+        <w:t>getIsbn</w:t>
+      </w:r>
+      <w:proofErr w:type="spellEnd"/>
+      <w:r>
+        <w:t>(</w:t>
+      </w:r>
+      <w:proofErr w:type="gramEnd"/>
+      <w:r>
+        <w:t>) {</w:t>
+      </w:r>
+    </w:p>
+    <w:p>
+      <w:r>
+        <w:t xml:space="preserve">        </w:t>
+      </w:r>
+      <w:r>
+        <w:rPr>
+          <w:b/>
+          <w:bCs/>
+        </w:rPr>
+        <w:t>return</w:t>
+      </w:r>
+      <w:r>
+        <w:t xml:space="preserve"> </w:t>
+      </w:r>
+      <w:proofErr w:type="spellStart"/>
+      <w:r>
+        <w:t>isbn</w:t>
+      </w:r>
+      <w:proofErr w:type="spellEnd"/>
+      <w:r>
+        <w:t>;</w:t>
+      </w:r>
+    </w:p>
+    <w:p>
+      <w:r>
+        <w:t xml:space="preserve">    }</w:t>
+      </w:r>
+    </w:p>
+    <w:p/>
+    <w:p>
+      <w:r>
+        <w:t xml:space="preserve">    @Override</w:t>
+      </w:r>
+    </w:p>
+    <w:p>
+      <w:r>
+        <w:t xml:space="preserve">    </w:t>
+      </w:r>
+      <w:r>
+        <w:rPr>
+          <w:b/>
+          <w:bCs/>
+        </w:rPr>
+        <w:t>public</w:t>
+      </w:r>
+      <w:r>
+        <w:t xml:space="preserve"> </w:t>
+      </w:r>
+      <w:proofErr w:type="spellStart"/>
+      <w:r>
+        <w:rPr>
+          <w:b/>
+          <w:bCs/>
+        </w:rPr>
+        <w:t>boolean</w:t>
+      </w:r>
+      <w:proofErr w:type="spellEnd"/>
+      <w:r>
+        <w:t xml:space="preserve"> </w:t>
+      </w:r>
+      <w:proofErr w:type="gramStart"/>
+      <w:r>
+        <w:rPr>
+          <w:b/>
+          <w:bCs/>
+        </w:rPr>
+        <w:t>equals</w:t>
+      </w:r>
+      <w:r>
+        <w:t>(</w:t>
+      </w:r>
+      <w:proofErr w:type="gramEnd"/>
+      <w:r>
+        <w:t>Object o) {</w:t>
+      </w:r>
+    </w:p>
+    <w:p>
+      <w:r>
+        <w:t xml:space="preserve">        // ...</w:t>
+      </w:r>
+    </w:p>
+    <w:p>
+      <w:r>
+        <w:t xml:space="preserve">    }</w:t>
+      </w:r>
+    </w:p>
+    <w:p/>
+    <w:p>
+      <w:r>
+        <w:t xml:space="preserve">    @Override</w:t>
+      </w:r>
+    </w:p>
+    <w:p>
+      <w:r>
+        <w:t xml:space="preserve">    </w:t>
+      </w:r>
+      <w:r>
+        <w:rPr>
+          <w:b/>
+          <w:bCs/>
+        </w:rPr>
+        <w:t>public</w:t>
+      </w:r>
+      <w:r>
+        <w:t xml:space="preserve"> </w:t>
+      </w:r>
+      <w:r>
+        <w:rPr>
+          <w:b/>
+          <w:bCs/>
+        </w:rPr>
+        <w:t>int</w:t>
+      </w:r>
+      <w:r>
+        <w:t xml:space="preserve"> </w:t>
+      </w:r>
+      <w:proofErr w:type="spellStart"/>
+      <w:proofErr w:type="gramStart"/>
+      <w:r>
+        <w:rPr>
+          <w:b/>
+          <w:bCs/>
+        </w:rPr>
+        <w:t>hashCode</w:t>
+      </w:r>
+      <w:proofErr w:type="spellEnd"/>
+      <w:r>
+        <w:t>(</w:t>
+      </w:r>
+      <w:proofErr w:type="gramEnd"/>
+      <w:r>
+        <w:t>) {</w:t>
+      </w:r>
+    </w:p>
+    <w:p>
+      <w:r>
+        <w:t xml:space="preserve">        </w:t>
+      </w:r>
+      <w:r>
+        <w:rPr>
+          <w:b/>
+          <w:bCs/>
+        </w:rPr>
+        <w:t>return</w:t>
+      </w:r>
+      <w:r>
+        <w:t xml:space="preserve"> </w:t>
+      </w:r>
+      <w:proofErr w:type="spellStart"/>
+      <w:r>
+        <w:t>Objects.hash</w:t>
+      </w:r>
+      <w:proofErr w:type="spellEnd"/>
+      <w:r>
+        <w:t xml:space="preserve">(title, author, </w:t>
+      </w:r>
+      <w:proofErr w:type="spellStart"/>
+      <w:r>
+        <w:t>isbn</w:t>
+      </w:r>
+      <w:proofErr w:type="spellEnd"/>
+      <w:r>
+        <w:t>);</w:t>
+      </w:r>
+    </w:p>
+    <w:p>
+      <w:r>
+        <w:t xml:space="preserve">    }</w:t>
+      </w:r>
+    </w:p>
+    <w:p>
+      <w:proofErr w:type="gramStart"/>
+      <w:r>
+        <w:t>}Copy</w:t>
+      </w:r>
+      <w:proofErr w:type="gramEnd"/>
+    </w:p>
+    <w:p>
+      <w:r>
+        <w:t>Creating simple data holding classes in Java requires a lot of </w:t>
+      </w:r>
+      <w:hyperlink r:id="rId23" w:history="1">
+        <w:r>
+          <w:rPr>
+            <w:rStyle w:val="Hyperlink"/>
+          </w:rPr>
+          <w:t>boilerplate code</w:t>
+        </w:r>
+      </w:hyperlink>
+      <w:r>
+        <w:t>. This can be cumbersome and lead to bugs where developers don’t provide all the necessary methods, such as </w:t>
+      </w:r>
+      <w:r>
+        <w:rPr>
+          <w:i/>
+          <w:iCs/>
+        </w:rPr>
+        <w:t>equals</w:t>
+      </w:r>
+      <w:r>
+        <w:t> and </w:t>
+      </w:r>
+      <w:proofErr w:type="spellStart"/>
+      <w:r>
+        <w:rPr>
+          <w:i/>
+          <w:iCs/>
+        </w:rPr>
+        <w:t>hashCode</w:t>
+      </w:r>
+      <w:proofErr w:type="spellEnd"/>
+      <w:r>
+        <w:t>.</w:t>
+      </w:r>
+    </w:p>
+    <w:p>
+      <w:r>
+        <w:t>Similarly, sometimes developers skip the necessary steps for creating proper </w:t>
+      </w:r>
+      <w:hyperlink r:id="rId24" w:history="1">
+        <w:r>
+          <w:rPr>
+            <w:rStyle w:val="Hyperlink"/>
+          </w:rPr>
+          <w:t>immutable classes</w:t>
+        </w:r>
+      </w:hyperlink>
+      <w:r>
+        <w:t>. Sometimes we end up reusing a general-purpose class rather than defining a specialist one for each different use case.</w:t>
+      </w:r>
+    </w:p>
+    <w:p>
+      <w:r>
+        <w:t>Most modern IDEs provide an ability to auto-generate code (such as setters, getters, constructors, etc.) that helps mitigate these issues and reduces the overhead on a developer writing the code. However, Records provide an inbuilt mechanism to reduce the boilerplate code and create the same result.</w:t>
+      </w:r>
+    </w:p>
+    <w:p>
+      <w:pPr>
+        <w:rPr>
+          <w:b/>
+          <w:bCs/>
+        </w:rPr>
+      </w:pPr>
+      <w:r>
+        <w:rPr>
+          <w:b/>
+          <w:bCs/>
+        </w:rPr>
+        <w:t>6.2. Example with Records</w:t>
+      </w:r>
+    </w:p>
+    <w:p>
+      <w:r>
+        <w:t>Here is </w:t>
+      </w:r>
+      <w:r>
+        <w:rPr>
+          <w:i/>
+          <w:iCs/>
+        </w:rPr>
+        <w:t>Book</w:t>
+      </w:r>
+      <w:r>
+        <w:t> re-written as a </w:t>
+      </w:r>
+      <w:r>
+        <w:rPr>
+          <w:i/>
+          <w:iCs/>
+        </w:rPr>
+        <w:t>Record</w:t>
+      </w:r>
+      <w:r>
+        <w:t>:</w:t>
+      </w:r>
+    </w:p>
+    <w:p>
+      <w:r>
+        <w:rPr>
+          <w:b/>
+          <w:bCs/>
+        </w:rPr>
+        <w:t>public</w:t>
+      </w:r>
+      <w:r>
+        <w:t xml:space="preserve"> </w:t>
+      </w:r>
+      <w:r>
+        <w:rPr>
+          <w:b/>
+          <w:bCs/>
+        </w:rPr>
+        <w:t>record</w:t>
+      </w:r>
+      <w:r>
+        <w:t xml:space="preserve"> </w:t>
+      </w:r>
+      <w:proofErr w:type="gramStart"/>
+      <w:r>
+        <w:rPr>
+          <w:b/>
+          <w:bCs/>
+        </w:rPr>
+        <w:t>Book</w:t>
+      </w:r>
+      <w:r>
+        <w:t>(</w:t>
+      </w:r>
+      <w:proofErr w:type="gramEnd"/>
+      <w:r>
+        <w:t xml:space="preserve">String title, String author, String </w:t>
+      </w:r>
+      <w:proofErr w:type="spellStart"/>
+      <w:r>
+        <w:t>isbn</w:t>
+      </w:r>
+      <w:proofErr w:type="spellEnd"/>
+      <w:r>
+        <w:t>) {</w:t>
+      </w:r>
+    </w:p>
+    <w:p>
+      <w:proofErr w:type="gramStart"/>
+      <w:r>
+        <w:t>}Copy</w:t>
+      </w:r>
+      <w:proofErr w:type="gramEnd"/>
+    </w:p>
+    <w:p>
+      <w:r>
+        <w:lastRenderedPageBreak/>
+        <w:t>By using the </w:t>
+      </w:r>
+      <w:r>
+        <w:rPr>
+          <w:i/>
+          <w:iCs/>
+        </w:rPr>
+        <w:t>record </w:t>
+      </w:r>
+      <w:r>
+        <w:t>keyword, we have reduced the </w:t>
+      </w:r>
+      <w:r>
+        <w:rPr>
+          <w:i/>
+          <w:iCs/>
+        </w:rPr>
+        <w:t>Book</w:t>
+      </w:r>
+      <w:r>
+        <w:t> class to two lines. This makes it a lot easier and less error-prone.</w:t>
+      </w:r>
+    </w:p>
+    <w:p>
+      <w:pPr>
+        <w:rPr>
+          <w:b/>
+          <w:bCs/>
+        </w:rPr>
+      </w:pPr>
+      <w:r>
+        <w:rPr>
+          <w:b/>
+          <w:bCs/>
+        </w:rPr>
+        <w:t>6.3. New Additions to Records in Java 16</w:t>
+      </w:r>
+    </w:p>
+    <w:p>
+      <w:r>
+        <w:t>With the release of Java 16, we can now define records as class members of inner classes. This is due to relaxing restrictions that were missed as part of the incremental release of Java 15 under </w:t>
+      </w:r>
+      <w:hyperlink r:id="rId25" w:history="1">
+        <w:r>
+          <w:rPr>
+            <w:rStyle w:val="Hyperlink"/>
+          </w:rPr>
+          <w:t>JEP-384</w:t>
+        </w:r>
+      </w:hyperlink>
+      <w:r>
+        <w:t>:</w:t>
+      </w:r>
+    </w:p>
+    <w:p>
+      <w:r>
+        <w:rPr>
+          <w:b/>
+          <w:bCs/>
+        </w:rPr>
+        <w:t>class</w:t>
+      </w:r>
+      <w:r>
+        <w:t xml:space="preserve"> </w:t>
+      </w:r>
+      <w:proofErr w:type="spellStart"/>
+      <w:r>
+        <w:rPr>
+          <w:b/>
+          <w:bCs/>
+        </w:rPr>
+        <w:t>OuterClass</w:t>
+      </w:r>
+      <w:proofErr w:type="spellEnd"/>
+      <w:r>
+        <w:t xml:space="preserve"> {</w:t>
+      </w:r>
+    </w:p>
+    <w:p>
+      <w:r>
+        <w:t xml:space="preserve">    </w:t>
+      </w:r>
+      <w:r>
+        <w:rPr>
+          <w:b/>
+          <w:bCs/>
+        </w:rPr>
+        <w:t>class</w:t>
+      </w:r>
+      <w:r>
+        <w:t xml:space="preserve"> </w:t>
+      </w:r>
+      <w:proofErr w:type="spellStart"/>
+      <w:r>
+        <w:rPr>
+          <w:b/>
+          <w:bCs/>
+        </w:rPr>
+        <w:t>InnerClass</w:t>
+      </w:r>
+      <w:proofErr w:type="spellEnd"/>
+      <w:r>
+        <w:t xml:space="preserve"> {</w:t>
+      </w:r>
+    </w:p>
+    <w:p>
+      <w:r>
+        <w:t xml:space="preserve">        </w:t>
+      </w:r>
+      <w:r>
+        <w:rPr>
+          <w:b/>
+          <w:bCs/>
+        </w:rPr>
+        <w:t>Book</w:t>
+      </w:r>
+      <w:r>
+        <w:t xml:space="preserve"> </w:t>
+      </w:r>
+      <w:proofErr w:type="spellStart"/>
+      <w:r>
+        <w:t>book</w:t>
+      </w:r>
+      <w:proofErr w:type="spellEnd"/>
+      <w:r>
+        <w:t xml:space="preserve"> = </w:t>
+      </w:r>
+      <w:r>
+        <w:rPr>
+          <w:b/>
+          <w:bCs/>
+        </w:rPr>
+        <w:t>new</w:t>
+      </w:r>
+      <w:r>
+        <w:t xml:space="preserve"> </w:t>
+      </w:r>
+      <w:proofErr w:type="gramStart"/>
+      <w:r>
+        <w:rPr>
+          <w:b/>
+          <w:bCs/>
+        </w:rPr>
+        <w:t>Book</w:t>
+      </w:r>
+      <w:r>
+        <w:t>(</w:t>
+      </w:r>
+      <w:proofErr w:type="gramEnd"/>
+      <w:r>
+        <w:t>"Title", "author", "</w:t>
+      </w:r>
+      <w:proofErr w:type="spellStart"/>
+      <w:r>
+        <w:t>isbn</w:t>
+      </w:r>
+      <w:proofErr w:type="spellEnd"/>
+      <w:r>
+        <w:t>");</w:t>
+      </w:r>
+    </w:p>
+    <w:p>
+      <w:r>
+        <w:t xml:space="preserve">    }</w:t>
+      </w:r>
+    </w:p>
+    <w:p>
+      <w:proofErr w:type="gramStart"/>
+      <w:r>
+        <w:t>}Copy</w:t>
+      </w:r>
+      <w:proofErr w:type="gramEnd"/>
+    </w:p>
+    <w:p>
+      <w:pPr>
+        <w:rPr>
+          <w:b/>
+          <w:bCs/>
+        </w:rPr>
+      </w:pPr>
+      <w:r>
+        <w:rPr>
+          <w:b/>
+          <w:bCs/>
+        </w:rPr>
+        <w:t>7. Pattern Matching for </w:t>
+      </w:r>
+      <w:proofErr w:type="spellStart"/>
+      <w:r>
+        <w:rPr>
+          <w:b/>
+          <w:bCs/>
+          <w:i/>
+          <w:iCs/>
+        </w:rPr>
+        <w:t>instanceof</w:t>
+      </w:r>
+      <w:proofErr w:type="spellEnd"/>
+      <w:r>
+        <w:rPr>
+          <w:b/>
+          <w:bCs/>
+        </w:rPr>
+        <w:t> (JEP-394)</w:t>
+      </w:r>
+    </w:p>
+    <w:p>
+      <w:hyperlink r:id="rId26" w:history="1">
+        <w:r>
+          <w:rPr>
+            <w:rStyle w:val="Hyperlink"/>
+          </w:rPr>
+          <w:t>Pattern matching for the </w:t>
+        </w:r>
+        <w:proofErr w:type="spellStart"/>
+        <w:r>
+          <w:rPr>
+            <w:rStyle w:val="Hyperlink"/>
+            <w:i/>
+            <w:iCs/>
+          </w:rPr>
+          <w:t>instanceof</w:t>
+        </w:r>
+        <w:proofErr w:type="spellEnd"/>
+        <w:r>
+          <w:rPr>
+            <w:rStyle w:val="Hyperlink"/>
+          </w:rPr>
+          <w:t> keyword</w:t>
+        </w:r>
+      </w:hyperlink>
+      <w:r>
+        <w:t> has been added as of Java 16.</w:t>
+      </w:r>
+    </w:p>
+    <w:p>
+      <w:r>
+        <w:t>Previously we might write code like this:</w:t>
+      </w:r>
+    </w:p>
+    <w:p>
+      <w:r>
+        <w:rPr>
+          <w:b/>
+          <w:bCs/>
+        </w:rPr>
+        <w:t>Object</w:t>
+      </w:r>
+      <w:r>
+        <w:t xml:space="preserve"> </w:t>
+      </w:r>
+      <w:proofErr w:type="spellStart"/>
+      <w:r>
+        <w:t>obj</w:t>
+      </w:r>
+      <w:proofErr w:type="spellEnd"/>
+      <w:r>
+        <w:t xml:space="preserve"> = "TEST";</w:t>
+      </w:r>
+    </w:p>
+    <w:p/>
+    <w:p>
+      <w:r>
+        <w:rPr>
+          <w:b/>
+          <w:bCs/>
+        </w:rPr>
+        <w:t>if</w:t>
+      </w:r>
+      <w:r>
+        <w:t xml:space="preserve"> (</w:t>
+      </w:r>
+      <w:proofErr w:type="spellStart"/>
+      <w:r>
+        <w:t>obj</w:t>
+      </w:r>
+      <w:proofErr w:type="spellEnd"/>
+      <w:r>
+        <w:t xml:space="preserve"> </w:t>
+      </w:r>
+      <w:proofErr w:type="spellStart"/>
+      <w:r>
+        <w:rPr>
+          <w:b/>
+          <w:bCs/>
+        </w:rPr>
+        <w:t>instanceof</w:t>
+      </w:r>
+      <w:proofErr w:type="spellEnd"/>
+      <w:r>
+        <w:t xml:space="preserve"> String) {</w:t>
+      </w:r>
+    </w:p>
+    <w:p>
+      <w:r>
+        <w:t xml:space="preserve">    </w:t>
+      </w:r>
+      <w:r>
+        <w:rPr>
+          <w:b/>
+          <w:bCs/>
+        </w:rPr>
+        <w:t>String</w:t>
+      </w:r>
+      <w:r>
+        <w:t xml:space="preserve"> t = (String) </w:t>
+      </w:r>
+      <w:proofErr w:type="spellStart"/>
+      <w:r>
+        <w:t>obj</w:t>
+      </w:r>
+      <w:proofErr w:type="spellEnd"/>
+      <w:r>
+        <w:t>;</w:t>
+      </w:r>
+    </w:p>
+    <w:p>
+      <w:r>
+        <w:t xml:space="preserve">    // do some logic...</w:t>
+      </w:r>
+    </w:p>
+    <w:p>
+      <w:proofErr w:type="gramStart"/>
+      <w:r>
+        <w:t>}Copy</w:t>
+      </w:r>
+      <w:proofErr w:type="gramEnd"/>
+    </w:p>
+    <w:p>
+      <w:r>
+        <w:t>Instead of purely focusing on the logic needed for the application, this code must first check the instance of </w:t>
+      </w:r>
+      <w:proofErr w:type="spellStart"/>
+      <w:r>
+        <w:rPr>
+          <w:i/>
+          <w:iCs/>
+        </w:rPr>
+        <w:t>obj</w:t>
+      </w:r>
+      <w:proofErr w:type="spellEnd"/>
+      <w:r>
+        <w:t>, then cast the object to a </w:t>
+      </w:r>
+      <w:r>
+        <w:rPr>
+          <w:i/>
+          <w:iCs/>
+        </w:rPr>
+        <w:t>String </w:t>
+      </w:r>
+      <w:r>
+        <w:t>and assign it to a new variable</w:t>
+      </w:r>
+      <w:r>
+        <w:rPr>
+          <w:i/>
+          <w:iCs/>
+        </w:rPr>
+        <w:t> t.</w:t>
+      </w:r>
+    </w:p>
+    <w:p>
+      <w:r>
+        <w:t>With the introduction of pattern matching, we can re-write this code:</w:t>
+      </w:r>
+    </w:p>
+    <w:p>
+      <w:r>
+        <w:rPr>
+          <w:b/>
+          <w:bCs/>
+        </w:rPr>
+        <w:t>Object</w:t>
+      </w:r>
+      <w:r>
+        <w:t xml:space="preserve"> </w:t>
+      </w:r>
+      <w:proofErr w:type="spellStart"/>
+      <w:r>
+        <w:t>obj</w:t>
+      </w:r>
+      <w:proofErr w:type="spellEnd"/>
+      <w:r>
+        <w:t xml:space="preserve"> = "TEST";</w:t>
+      </w:r>
+    </w:p>
+    <w:p/>
+    <w:p>
+      <w:r>
+        <w:rPr>
+          <w:b/>
+          <w:bCs/>
+        </w:rPr>
+        <w:t>if</w:t>
+      </w:r>
+      <w:r>
+        <w:t xml:space="preserve"> (</w:t>
+      </w:r>
+      <w:proofErr w:type="spellStart"/>
+      <w:r>
+        <w:t>obj</w:t>
+      </w:r>
+      <w:proofErr w:type="spellEnd"/>
+      <w:r>
+        <w:t xml:space="preserve"> </w:t>
+      </w:r>
+      <w:proofErr w:type="spellStart"/>
+      <w:r>
+        <w:rPr>
+          <w:b/>
+          <w:bCs/>
+        </w:rPr>
+        <w:t>instanceof</w:t>
+      </w:r>
+      <w:proofErr w:type="spellEnd"/>
+      <w:r>
+        <w:t xml:space="preserve"> String t) {</w:t>
+      </w:r>
+    </w:p>
+    <w:p>
+      <w:r>
+        <w:t xml:space="preserve">    // do some logic</w:t>
+      </w:r>
+    </w:p>
+    <w:p>
+      <w:proofErr w:type="gramStart"/>
+      <w:r>
+        <w:t>}Copy</w:t>
+      </w:r>
+      <w:proofErr w:type="gramEnd"/>
+    </w:p>
+    <w:p>
+      <w:r>
+        <w:lastRenderedPageBreak/>
+        <w:t>We can now declare a variable – in this instance </w:t>
+      </w:r>
+      <w:r>
+        <w:rPr>
+          <w:i/>
+          <w:iCs/>
+        </w:rPr>
+        <w:t>t – </w:t>
+      </w:r>
+      <w:r>
+        <w:t>as part of the </w:t>
+      </w:r>
+      <w:proofErr w:type="spellStart"/>
+      <w:r>
+        <w:rPr>
+          <w:i/>
+          <w:iCs/>
+        </w:rPr>
+        <w:t>instanceof</w:t>
+      </w:r>
+      <w:proofErr w:type="spellEnd"/>
+      <w:r>
+        <w:t> check.</w:t>
+      </w:r>
+    </w:p>
+    <w:p>
+      <w:pPr>
+        <w:rPr>
+          <w:b/>
+          <w:bCs/>
+        </w:rPr>
+      </w:pPr>
+      <w:r>
+        <w:rPr>
+          <w:b/>
+          <w:bCs/>
+        </w:rPr>
+        <w:t>8. Sealed Classes (JEP-397)</w:t>
+      </w:r>
+    </w:p>
+    <w:p>
+      <w:r>
+        <w:t>Sealed classes, first </w:t>
+      </w:r>
+      <w:hyperlink r:id="rId27" w:history="1">
+        <w:r>
+          <w:rPr>
+            <w:rStyle w:val="Hyperlink"/>
+          </w:rPr>
+          <w:t>introduced in Java 15</w:t>
+        </w:r>
+      </w:hyperlink>
+      <w:r>
+        <w:t>, provide a mechanism to determine which sub-classes are allowed to extend or implement a parent class or interface.</w:t>
+      </w:r>
+    </w:p>
+    <w:p>
+      <w:pPr>
+        <w:rPr>
+          <w:b/>
+          <w:bCs/>
+        </w:rPr>
+      </w:pPr>
+      <w:r>
+        <w:rPr>
+          <w:b/>
+          <w:bCs/>
+        </w:rPr>
+        <w:t>8.1. Example</w:t>
+      </w:r>
+    </w:p>
+    <w:p>
+      <w:r>
+        <w:t>Let’s illustrate this by defining an interface and two implementing classes:</w:t>
+      </w:r>
+    </w:p>
+    <w:p>
+      <w:r>
+        <w:rPr>
+          <w:b/>
+          <w:bCs/>
+        </w:rPr>
+        <w:t>public</w:t>
+      </w:r>
+      <w:r>
+        <w:t xml:space="preserve"> </w:t>
+      </w:r>
+      <w:r>
+        <w:rPr>
+          <w:b/>
+          <w:bCs/>
+        </w:rPr>
+        <w:t>sealed</w:t>
+      </w:r>
+      <w:r>
+        <w:t xml:space="preserve"> </w:t>
+      </w:r>
+      <w:r>
+        <w:rPr>
+          <w:b/>
+          <w:bCs/>
+        </w:rPr>
+        <w:t>interface</w:t>
+      </w:r>
+      <w:r>
+        <w:t xml:space="preserve"> </w:t>
+      </w:r>
+      <w:proofErr w:type="spellStart"/>
+      <w:r>
+        <w:rPr>
+          <w:b/>
+          <w:bCs/>
+        </w:rPr>
+        <w:t>JungleAnimal</w:t>
+      </w:r>
+      <w:proofErr w:type="spellEnd"/>
+      <w:r>
+        <w:t xml:space="preserve"> </w:t>
+      </w:r>
+      <w:r>
+        <w:rPr>
+          <w:b/>
+          <w:bCs/>
+        </w:rPr>
+        <w:t>permits</w:t>
+      </w:r>
+      <w:r>
+        <w:t xml:space="preserve"> Monkey, </w:t>
+      </w:r>
+      <w:proofErr w:type="gramStart"/>
+      <w:r>
+        <w:t>Snake  {</w:t>
+      </w:r>
+      <w:proofErr w:type="gramEnd"/>
+    </w:p>
+    <w:p>
+      <w:r>
+        <w:t>}</w:t>
+      </w:r>
+    </w:p>
+    <w:p/>
+    <w:p>
+      <w:r>
+        <w:rPr>
+          <w:b/>
+          <w:bCs/>
+        </w:rPr>
+        <w:t>public</w:t>
+      </w:r>
+      <w:r>
+        <w:t xml:space="preserve"> </w:t>
+      </w:r>
+      <w:r>
+        <w:rPr>
+          <w:b/>
+          <w:bCs/>
+        </w:rPr>
+        <w:t>final</w:t>
+      </w:r>
+      <w:r>
+        <w:t xml:space="preserve"> </w:t>
+      </w:r>
+      <w:r>
+        <w:rPr>
+          <w:b/>
+          <w:bCs/>
+        </w:rPr>
+        <w:t>class</w:t>
+      </w:r>
+      <w:r>
+        <w:t xml:space="preserve"> </w:t>
+      </w:r>
+      <w:r>
+        <w:rPr>
+          <w:b/>
+          <w:bCs/>
+        </w:rPr>
+        <w:t>Monkey</w:t>
+      </w:r>
+      <w:r>
+        <w:t xml:space="preserve"> </w:t>
+      </w:r>
+      <w:r>
+        <w:rPr>
+          <w:b/>
+          <w:bCs/>
+        </w:rPr>
+        <w:t>implements</w:t>
+      </w:r>
+      <w:r>
+        <w:t xml:space="preserve"> </w:t>
+      </w:r>
+      <w:proofErr w:type="spellStart"/>
+      <w:r>
+        <w:rPr>
+          <w:b/>
+          <w:bCs/>
+        </w:rPr>
+        <w:t>JungleAnimal</w:t>
+      </w:r>
+      <w:proofErr w:type="spellEnd"/>
+      <w:r>
+        <w:t xml:space="preserve"> {</w:t>
+      </w:r>
+    </w:p>
+    <w:p>
+      <w:r>
+        <w:t>}</w:t>
+      </w:r>
+    </w:p>
+    <w:p/>
+    <w:p>
+      <w:r>
+        <w:rPr>
+          <w:b/>
+          <w:bCs/>
+        </w:rPr>
+        <w:t>public</w:t>
+      </w:r>
+      <w:r>
+        <w:t xml:space="preserve"> </w:t>
+      </w:r>
+      <w:r>
+        <w:rPr>
+          <w:b/>
+          <w:bCs/>
+        </w:rPr>
+        <w:t>non-sealed</w:t>
+      </w:r>
+      <w:r>
+        <w:t xml:space="preserve"> </w:t>
+      </w:r>
+      <w:r>
+        <w:rPr>
+          <w:b/>
+          <w:bCs/>
+        </w:rPr>
+        <w:t>class</w:t>
+      </w:r>
+      <w:r>
+        <w:t xml:space="preserve"> </w:t>
+      </w:r>
+      <w:r>
+        <w:rPr>
+          <w:b/>
+          <w:bCs/>
+        </w:rPr>
+        <w:t>Snake</w:t>
+      </w:r>
+      <w:r>
+        <w:t xml:space="preserve"> </w:t>
+      </w:r>
+      <w:r>
+        <w:rPr>
+          <w:b/>
+          <w:bCs/>
+        </w:rPr>
+        <w:t>implements</w:t>
+      </w:r>
+      <w:r>
+        <w:t xml:space="preserve"> </w:t>
+      </w:r>
+      <w:proofErr w:type="spellStart"/>
+      <w:r>
+        <w:rPr>
+          <w:b/>
+          <w:bCs/>
+        </w:rPr>
+        <w:t>JungleAnimal</w:t>
+      </w:r>
+      <w:proofErr w:type="spellEnd"/>
+      <w:r>
+        <w:t xml:space="preserve"> {</w:t>
+      </w:r>
+    </w:p>
+    <w:p>
+      <w:proofErr w:type="gramStart"/>
+      <w:r>
+        <w:t>}Copy</w:t>
+      </w:r>
+      <w:proofErr w:type="gramEnd"/>
+    </w:p>
+    <w:p>
+      <w:r>
+        <w:t>The </w:t>
+      </w:r>
+      <w:r>
+        <w:rPr>
+          <w:i/>
+          <w:iCs/>
+        </w:rPr>
+        <w:t>sealed</w:t>
+      </w:r>
+      <w:r>
+        <w:t> keyword is used in conjunction with the </w:t>
+      </w:r>
+      <w:r>
+        <w:rPr>
+          <w:i/>
+          <w:iCs/>
+        </w:rPr>
+        <w:t>permits</w:t>
+      </w:r>
+      <w:r>
+        <w:t> keyword to determine exactly which classes are allowed to implement this interface. In our example, this is </w:t>
+      </w:r>
+      <w:r>
+        <w:rPr>
+          <w:i/>
+          <w:iCs/>
+        </w:rPr>
+        <w:t>Monkey</w:t>
+      </w:r>
+      <w:r>
+        <w:t> and </w:t>
+      </w:r>
+      <w:r>
+        <w:rPr>
+          <w:i/>
+          <w:iCs/>
+        </w:rPr>
+        <w:t>Snake. </w:t>
+      </w:r>
+    </w:p>
+    <w:p>
+      <w:r>
+        <w:t>All inheriting classes of a sealed class must be marked with one of the following:</w:t>
+      </w:r>
+    </w:p>
+    <w:p>
+      <w:pPr>
+        <w:numPr>
+          <w:ilvl w:val="0"/>
+          <w:numId w:val="4"/>
+        </w:numPr>
+      </w:pPr>
+      <w:r>
+        <w:rPr>
+          <w:i/>
+          <w:iCs/>
+        </w:rPr>
+        <w:t>sealed</w:t>
+      </w:r>
+      <w:r>
+        <w:t> – meaning they must define what classes are permitted to inherit from it using the </w:t>
+      </w:r>
+      <w:r>
+        <w:rPr>
+          <w:i/>
+          <w:iCs/>
+        </w:rPr>
+        <w:t>permits</w:t>
+      </w:r>
+      <w:r>
+        <w:t> keyword.</w:t>
+      </w:r>
+    </w:p>
+    <w:p>
+      <w:pPr>
+        <w:numPr>
+          <w:ilvl w:val="0"/>
+          <w:numId w:val="4"/>
+        </w:numPr>
+      </w:pPr>
+      <w:r>
+        <w:rPr>
+          <w:i/>
+          <w:iCs/>
+        </w:rPr>
+        <w:t>final</w:t>
+      </w:r>
+      <w:r>
+        <w:t> – preventing any further subclasses</w:t>
+      </w:r>
+    </w:p>
+    <w:p>
+      <w:pPr>
+        <w:numPr>
+          <w:ilvl w:val="0"/>
+          <w:numId w:val="4"/>
+        </w:numPr>
+      </w:pPr>
+      <w:r>
+        <w:rPr>
+          <w:i/>
+          <w:iCs/>
+        </w:rPr>
+        <w:t>non-sealed</w:t>
+      </w:r>
+      <w:r>
+        <w:t> – allowing any class to be able to inherit from it.</w:t>
+      </w:r>
+    </w:p>
+    <w:p>
+      <w:r>
+        <w:t>A significant benefit of sealed classes is that they allow for exhaustive pattern matching checking without the need for a catch for all non-covered cases. For example, using our defined classes, we can have logic to cover all possible subclasses of </w:t>
+      </w:r>
+      <w:proofErr w:type="spellStart"/>
+      <w:r>
+        <w:rPr>
+          <w:i/>
+          <w:iCs/>
+        </w:rPr>
+        <w:t>JungleAnimal</w:t>
+      </w:r>
+      <w:proofErr w:type="spellEnd"/>
+      <w:r>
+        <w:t>:</w:t>
+      </w:r>
+    </w:p>
+    <w:p>
+      <w:proofErr w:type="spellStart"/>
+      <w:r>
+        <w:rPr>
+          <w:b/>
+          <w:bCs/>
+        </w:rPr>
+        <w:t>JungleAnimal</w:t>
+      </w:r>
+      <w:proofErr w:type="spellEnd"/>
+      <w:r>
+        <w:t xml:space="preserve"> j = // some </w:t>
+      </w:r>
+      <w:proofErr w:type="spellStart"/>
+      <w:r>
+        <w:t>JungleAnimal</w:t>
+      </w:r>
+      <w:proofErr w:type="spellEnd"/>
+      <w:r>
+        <w:t xml:space="preserve"> instance</w:t>
+      </w:r>
+    </w:p>
+    <w:p/>
+    <w:p>
+      <w:r>
+        <w:rPr>
+          <w:b/>
+          <w:bCs/>
+        </w:rPr>
+        <w:t>if</w:t>
+      </w:r>
+      <w:r>
+        <w:t xml:space="preserve"> (j </w:t>
+      </w:r>
+      <w:proofErr w:type="spellStart"/>
+      <w:r>
+        <w:rPr>
+          <w:b/>
+          <w:bCs/>
+        </w:rPr>
+        <w:t>instanceof</w:t>
+      </w:r>
+      <w:proofErr w:type="spellEnd"/>
+      <w:r>
+        <w:t xml:space="preserve"> Monkey m) {</w:t>
+      </w:r>
+    </w:p>
+    <w:p>
+      <w:r>
+        <w:t xml:space="preserve">    // do logic</w:t>
+      </w:r>
+    </w:p>
+    <w:p>
+      <w:r>
+        <w:t xml:space="preserve">} </w:t>
+      </w:r>
+      <w:r>
+        <w:rPr>
+          <w:b/>
+          <w:bCs/>
+        </w:rPr>
+        <w:t>else</w:t>
+      </w:r>
+      <w:r>
+        <w:t xml:space="preserve"> </w:t>
+      </w:r>
+      <w:r>
+        <w:rPr>
+          <w:b/>
+          <w:bCs/>
+        </w:rPr>
+        <w:t>if</w:t>
+      </w:r>
+      <w:r>
+        <w:t xml:space="preserve"> (j </w:t>
+      </w:r>
+      <w:proofErr w:type="spellStart"/>
+      <w:r>
+        <w:rPr>
+          <w:b/>
+          <w:bCs/>
+        </w:rPr>
+        <w:t>instanceof</w:t>
+      </w:r>
+      <w:proofErr w:type="spellEnd"/>
+      <w:r>
+        <w:t xml:space="preserve"> Snake s) {</w:t>
+      </w:r>
+    </w:p>
+    <w:p>
+      <w:r>
+        <w:lastRenderedPageBreak/>
+        <w:t xml:space="preserve">    // do logic</w:t>
+      </w:r>
+    </w:p>
+    <w:p>
+      <w:proofErr w:type="gramStart"/>
+      <w:r>
+        <w:t>}Copy</w:t>
+      </w:r>
+      <w:proofErr w:type="gramEnd"/>
+    </w:p>
+    <w:p>
+      <w:r>
+        <w:t>We don’t need an </w:t>
+      </w:r>
+      <w:r>
+        <w:rPr>
+          <w:i/>
+          <w:iCs/>
+        </w:rPr>
+        <w:t>else</w:t>
+      </w:r>
+      <w:r>
+        <w:t> block as the sealed classes only allow the two possible subtypes of </w:t>
+      </w:r>
+      <w:r>
+        <w:rPr>
+          <w:i/>
+          <w:iCs/>
+        </w:rPr>
+        <w:t>Monkey</w:t>
+      </w:r>
+      <w:r>
+        <w:t> and </w:t>
+      </w:r>
+      <w:r>
+        <w:rPr>
+          <w:i/>
+          <w:iCs/>
+        </w:rPr>
+        <w:t>Snake</w:t>
+      </w:r>
+      <w:r>
+        <w:t>.</w:t>
+      </w:r>
+    </w:p>
+    <w:p>
+      <w:pPr>
+        <w:rPr>
+          <w:b/>
+          <w:bCs/>
+        </w:rPr>
+      </w:pPr>
+      <w:r>
+        <w:rPr>
+          <w:b/>
+          <w:bCs/>
+        </w:rPr>
+        <w:t>8.2. New Additions to Sealed Classes in Java 16</w:t>
+      </w:r>
+    </w:p>
+    <w:p>
+      <w:r>
+        <w:t>There are </w:t>
+      </w:r>
+      <w:hyperlink r:id="rId28" w:history="1">
+        <w:r>
+          <w:rPr>
+            <w:rStyle w:val="Hyperlink"/>
+          </w:rPr>
+          <w:t>a few additions to sealed classes</w:t>
+        </w:r>
+      </w:hyperlink>
+      <w:r>
+        <w:t> in Java 16. These are the changes that Java 16 introduces to the sealed class:</w:t>
+      </w:r>
+    </w:p>
+    <w:p>
+      <w:pPr>
+        <w:numPr>
+          <w:ilvl w:val="0"/>
+          <w:numId w:val="5"/>
+        </w:numPr>
+      </w:pPr>
+      <w:r>
+        <w:t>The Java language recognizes </w:t>
+      </w:r>
+      <w:r>
+        <w:rPr>
+          <w:i/>
+          <w:iCs/>
+        </w:rPr>
+        <w:t>sealed</w:t>
+      </w:r>
+      <w:r>
+        <w:t>, </w:t>
+      </w:r>
+      <w:r>
+        <w:rPr>
+          <w:i/>
+          <w:iCs/>
+        </w:rPr>
+        <w:t>non-sealed</w:t>
+      </w:r>
+      <w:r>
+        <w:t>, and </w:t>
+      </w:r>
+      <w:r>
+        <w:rPr>
+          <w:i/>
+          <w:iCs/>
+        </w:rPr>
+        <w:t>permits</w:t>
+      </w:r>
+      <w:r>
+        <w:t> as contextual keywords (similar to </w:t>
+      </w:r>
+      <w:r>
+        <w:rPr>
+          <w:i/>
+          <w:iCs/>
+        </w:rPr>
+        <w:t>abstract</w:t>
+      </w:r>
+      <w:r>
+        <w:t> and </w:t>
+      </w:r>
+      <w:r>
+        <w:rPr>
+          <w:i/>
+          <w:iCs/>
+        </w:rPr>
+        <w:t>extends</w:t>
+      </w:r>
+      <w:r>
+        <w:t>)</w:t>
+      </w:r>
+    </w:p>
+    <w:p>
+      <w:pPr>
+        <w:numPr>
+          <w:ilvl w:val="0"/>
+          <w:numId w:val="5"/>
+        </w:numPr>
+      </w:pPr>
+      <w:r>
+        <w:t>Restrict the ability to create local classes that are subclasses of a sealed class (similar to the inability to create anonymous classes of sealed classes).</w:t>
+      </w:r>
+    </w:p>
+    <w:p>
+      <w:pPr>
+        <w:numPr>
+          <w:ilvl w:val="0"/>
+          <w:numId w:val="5"/>
+        </w:numPr>
+      </w:pPr>
+      <w:r>
+        <w:t>Stricter checks when casting sealed classes and classes derived from sealed classes</w:t>
+      </w:r>
+    </w:p>
+    <w:p>
+      <w:pPr>
+        <w:rPr>
+          <w:b/>
+          <w:bCs/>
+        </w:rPr>
+      </w:pPr>
+      <w:r>
+        <w:rPr>
+          <w:b/>
+          <w:bCs/>
+        </w:rPr>
+        <w:t>9. Other Changes</w:t>
+      </w:r>
+    </w:p>
+    <w:p>
+      <w:r>
+        <w:t>Continuing from JEP-383 in the Java 15 release, the </w:t>
+      </w:r>
+      <w:hyperlink r:id="rId29" w:history="1">
+        <w:r>
+          <w:rPr>
+            <w:rStyle w:val="Hyperlink"/>
+          </w:rPr>
+          <w:t>foreign linker API</w:t>
+        </w:r>
+      </w:hyperlink>
+      <w:r>
+        <w:t> provides a flexible way to access native code on the host machine. Initially, for C language interoperability, in the future, it may be adaptable to other languages such as C++ or Fortran. The goal of this feature is to eventually replace the </w:t>
+      </w:r>
+      <w:hyperlink r:id="rId30" w:history="1">
+        <w:r>
+          <w:rPr>
+            <w:rStyle w:val="Hyperlink"/>
+          </w:rPr>
+          <w:t>Java Native Interface</w:t>
+        </w:r>
+      </w:hyperlink>
+      <w:r>
+        <w:t>.</w:t>
+      </w:r>
+    </w:p>
+    <w:p>
+      <w:r>
+        <w:t>Another important change is that JDK internals is now </w:t>
+      </w:r>
+      <w:hyperlink r:id="rId31" w:history="1">
+        <w:r>
+          <w:rPr>
+            <w:rStyle w:val="Hyperlink"/>
+          </w:rPr>
+          <w:t>strongly encapsulated by default</w:t>
+        </w:r>
+      </w:hyperlink>
+      <w:r>
+        <w:t>. These have been accessible since Java 9. However, now the JVM requires the argument </w:t>
+      </w:r>
+      <w:r>
+        <w:rPr>
+          <w:i/>
+          <w:iCs/>
+        </w:rPr>
+        <w:t>–illegal-access=permit</w:t>
+      </w:r>
+      <w:r>
+        <w:t>. This will affect all libraries and apps (particularly when it comes to testing) that are currently using JDK internals directly and simply ignoring the warning messages.</w:t>
+      </w:r>
+    </w:p>
+    <w:p>
+      <w:pPr>
+        <w:rPr>
+          <w:b/>
+          <w:bCs/>
+        </w:rPr>
+      </w:pPr>
+      <w:r>
+        <w:rPr>
+          <w:b/>
+          <w:bCs/>
+        </w:rPr>
+        <w:t>10. Conclusion</w:t>
+      </w:r>
+    </w:p>
+    <w:p>
+      <w:r>
+        <w:t>In this article, we covered some of the features and changes introduced as part of the incremental Java 16 release. The complete list of changes in Java 16 is in the </w:t>
+      </w:r>
+      <w:hyperlink r:id="rId32" w:history="1">
+        <w:r>
+          <w:rPr>
+            <w:rStyle w:val="Hyperlink"/>
+          </w:rPr>
+          <w:t>JDK release notes</w:t>
+        </w:r>
+      </w:hyperlink>
+      <w:r>
+        <w:t>.</w:t>
+      </w:r>
+    </w:p>
+    <w:p/>
+    <w:p/>
+    <w:p>
+      <w:hyperlink r:id="rId33" w:history="1">
+        <w:r>
+          <w:rPr>
+            <w:rStyle w:val="Hyperlink"/>
+          </w:rPr>
+          <w:t xml:space="preserve">New Features in Java 16 | </w:t>
+        </w:r>
+        <w:proofErr w:type="spellStart"/>
+        <w:r>
+          <w:rPr>
+            <w:rStyle w:val="Hyperlink"/>
+          </w:rPr>
+          <w:t>Baeldung</w:t>
+        </w:r>
+        <w:proofErr w:type="spellEnd"/>
+      </w:hyperlink>
+    </w:p>
+    <w:p>
+      <w:pPr>
+        <w:rPr>
+          <w:b/>
+          <w:bCs/>
+        </w:rPr>
+      </w:pPr>
+      <w:r>
+        <w:rPr>
+          <w:b/>
+          <w:bCs/>
+        </w:rPr>
+        <w:t>1. Overview</w:t>
+      </w:r>
+    </w:p>
+    <w:p>
+      <w:hyperlink r:id="rId34" w:history="1">
+        <w:r>
+          <w:rPr>
+            <w:rStyle w:val="Hyperlink"/>
+          </w:rPr>
+          <w:t>Java 16</w:t>
+        </w:r>
+      </w:hyperlink>
+      <w:r>
+        <w:t>, released on the 16th of March 2021, is the latest short-term incremental release building on </w:t>
+      </w:r>
+      <w:hyperlink r:id="rId35" w:history="1">
+        <w:r>
+          <w:rPr>
+            <w:rStyle w:val="Hyperlink"/>
+          </w:rPr>
+          <w:t>Java 15</w:t>
+        </w:r>
+      </w:hyperlink>
+      <w:r>
+        <w:t>. This release comes with some interesting features, such as records and sealed classes.</w:t>
+      </w:r>
+    </w:p>
+    <w:p>
+      <w:r>
+        <w:t>In this article, we’ll explore some of these new features.</w:t>
+      </w:r>
+    </w:p>
+    <w:p>
+      <w:pPr>
+        <w:rPr>
+          <w:b/>
+          <w:bCs/>
+        </w:rPr>
+      </w:pPr>
+      <w:r>
+        <w:rPr>
+          <w:b/>
+          <w:bCs/>
+        </w:rPr>
+        <w:t xml:space="preserve">2. Invoke Default Methods </w:t>
+      </w:r>
+      <w:proofErr w:type="gramStart"/>
+      <w:r>
+        <w:rPr>
+          <w:b/>
+          <w:bCs/>
+        </w:rPr>
+        <w:t>From</w:t>
+      </w:r>
+      <w:proofErr w:type="gramEnd"/>
+      <w:r>
+        <w:rPr>
+          <w:b/>
+          <w:bCs/>
+        </w:rPr>
+        <w:t xml:space="preserve"> Proxy Instances (JDK-8159746)</w:t>
+      </w:r>
+    </w:p>
+    <w:p>
+      <w:r>
+        <w:t>As an enhancement to the default method in Interfaces, with the release of Java 16, support has been added to </w:t>
+      </w:r>
+      <w:proofErr w:type="spellStart"/>
+      <w:r>
+        <w:rPr>
+          <w:i/>
+          <w:iCs/>
+        </w:rPr>
+        <w:t>java.lang.reflect.InvocationHandler</w:t>
+      </w:r>
+      <w:proofErr w:type="spellEnd"/>
+      <w:r>
+        <w:t> </w:t>
+      </w:r>
+      <w:hyperlink r:id="rId36" w:history="1">
+        <w:r>
+          <w:rPr>
+            <w:rStyle w:val="Hyperlink"/>
+          </w:rPr>
+          <w:t>invoke default methods</w:t>
+        </w:r>
+      </w:hyperlink>
+      <w:r>
+        <w:t> of an interface via a </w:t>
+      </w:r>
+      <w:hyperlink r:id="rId37" w:history="1">
+        <w:r>
+          <w:rPr>
+            <w:rStyle w:val="Hyperlink"/>
+          </w:rPr>
+          <w:t>dynamic proxy</w:t>
+        </w:r>
+      </w:hyperlink>
+      <w:r>
+        <w:t> using reflection.</w:t>
+      </w:r>
+    </w:p>
+    <w:p>
+      <w:r>
+        <w:t>To illustrate this, let’s look at a simple default method example:</w:t>
+      </w:r>
+    </w:p>
+    <w:p>
+      <w:r>
+        <w:rPr>
+          <w:b/>
+          <w:bCs/>
+        </w:rPr>
+        <w:t>interface</w:t>
+      </w:r>
+      <w:r>
+        <w:t xml:space="preserve"> </w:t>
+      </w:r>
+      <w:r>
+        <w:rPr>
+          <w:b/>
+          <w:bCs/>
+        </w:rPr>
+        <w:t>HelloWorld</w:t>
+      </w:r>
+      <w:r>
+        <w:t xml:space="preserve"> {</w:t>
+      </w:r>
+    </w:p>
+    <w:p>
+      <w:r>
+        <w:t xml:space="preserve">    </w:t>
+      </w:r>
+      <w:r>
+        <w:rPr>
+          <w:b/>
+          <w:bCs/>
+        </w:rPr>
+        <w:t>default</w:t>
+      </w:r>
+      <w:r>
+        <w:t xml:space="preserve"> String </w:t>
+      </w:r>
+      <w:proofErr w:type="gramStart"/>
+      <w:r>
+        <w:rPr>
+          <w:b/>
+          <w:bCs/>
+        </w:rPr>
+        <w:t>hello</w:t>
+      </w:r>
+      <w:r>
+        <w:t>(</w:t>
+      </w:r>
+      <w:proofErr w:type="gramEnd"/>
+      <w:r>
+        <w:t>) {</w:t>
+      </w:r>
+    </w:p>
+    <w:p>
+      <w:r>
+        <w:t xml:space="preserve">        </w:t>
+      </w:r>
+      <w:r>
+        <w:rPr>
+          <w:b/>
+          <w:bCs/>
+        </w:rPr>
+        <w:t>return</w:t>
+      </w:r>
+      <w:r>
+        <w:t xml:space="preserve"> "world";</w:t>
+      </w:r>
+    </w:p>
+    <w:p>
+      <w:r>
+        <w:t xml:space="preserve">    }</w:t>
+      </w:r>
+    </w:p>
+    <w:p>
+      <w:proofErr w:type="gramStart"/>
+      <w:r>
+        <w:t>}Copy</w:t>
+      </w:r>
+      <w:proofErr w:type="gramEnd"/>
+    </w:p>
+    <w:p>
+      <w:r>
+        <w:t>With this enhancement, we can invoke the default method on a proxy of that interface using reflection:</w:t>
+      </w:r>
+    </w:p>
+    <w:p>
+      <w:r>
+        <w:rPr>
+          <w:b/>
+          <w:bCs/>
+        </w:rPr>
+        <w:t>Object</w:t>
+      </w:r>
+      <w:r>
+        <w:t xml:space="preserve"> proxy = </w:t>
+      </w:r>
+      <w:proofErr w:type="spellStart"/>
+      <w:r>
+        <w:t>Proxy.newProxyInstance</w:t>
+      </w:r>
+      <w:proofErr w:type="spellEnd"/>
+      <w:r>
+        <w:t>(</w:t>
+      </w:r>
+      <w:proofErr w:type="spellStart"/>
+      <w:proofErr w:type="gramStart"/>
+      <w:r>
+        <w:t>getSystemClassLoader</w:t>
+      </w:r>
+      <w:proofErr w:type="spellEnd"/>
+      <w:r>
+        <w:t>(</w:t>
+      </w:r>
+      <w:proofErr w:type="gramEnd"/>
+      <w:r>
+        <w:t xml:space="preserve">), </w:t>
+      </w:r>
+      <w:r>
+        <w:rPr>
+          <w:b/>
+          <w:bCs/>
+        </w:rPr>
+        <w:t>new</w:t>
+      </w:r>
+      <w:r>
+        <w:t xml:space="preserve"> </w:t>
+      </w:r>
+      <w:r>
+        <w:rPr>
+          <w:b/>
+          <w:bCs/>
+        </w:rPr>
+        <w:t>Class</w:t>
+      </w:r>
+      <w:r>
+        <w:t>&lt;?</w:t>
+      </w:r>
+      <w:proofErr w:type="gramStart"/>
+      <w:r>
+        <w:t>&gt;[</w:t>
+      </w:r>
+      <w:proofErr w:type="gramEnd"/>
+      <w:r>
+        <w:t xml:space="preserve">] </w:t>
+      </w:r>
+      <w:proofErr w:type="gramStart"/>
+      <w:r>
+        <w:t xml:space="preserve">{ </w:t>
+      </w:r>
+      <w:proofErr w:type="spellStart"/>
+      <w:r>
+        <w:t>HelloWorld.class</w:t>
+      </w:r>
+      <w:proofErr w:type="spellEnd"/>
+      <w:proofErr w:type="gramEnd"/>
+      <w:r>
+        <w:t xml:space="preserve"> },</w:t>
+      </w:r>
+    </w:p>
+    <w:p>
+      <w:r>
+        <w:t xml:space="preserve">    (</w:t>
+      </w:r>
+      <w:proofErr w:type="spellStart"/>
+      <w:r>
+        <w:t>prox</w:t>
+      </w:r>
+      <w:proofErr w:type="spellEnd"/>
+      <w:r>
+        <w:t xml:space="preserve">, method, </w:t>
+      </w:r>
+      <w:proofErr w:type="spellStart"/>
+      <w:r>
+        <w:t>args</w:t>
+      </w:r>
+      <w:proofErr w:type="spellEnd"/>
+      <w:r>
+        <w:t>) -&gt; {</w:t>
+      </w:r>
+    </w:p>
+    <w:p>
+      <w:r>
+        <w:t xml:space="preserve">        </w:t>
+      </w:r>
+      <w:r>
+        <w:rPr>
+          <w:b/>
+          <w:bCs/>
+        </w:rPr>
+        <w:t>if</w:t>
+      </w:r>
+      <w:r>
+        <w:t xml:space="preserve"> (</w:t>
+      </w:r>
+      <w:proofErr w:type="spellStart"/>
+      <w:proofErr w:type="gramStart"/>
+      <w:r>
+        <w:t>method.isDefault</w:t>
+      </w:r>
+      <w:proofErr w:type="spellEnd"/>
+      <w:proofErr w:type="gramEnd"/>
+      <w:r>
+        <w:t>()) {</w:t>
+      </w:r>
+    </w:p>
+    <w:p>
+      <w:r>
+        <w:t xml:space="preserve">            </w:t>
+      </w:r>
+      <w:r>
+        <w:rPr>
+          <w:b/>
+          <w:bCs/>
+        </w:rPr>
+        <w:t>return</w:t>
+      </w:r>
+      <w:r>
+        <w:t xml:space="preserve"> </w:t>
+      </w:r>
+      <w:proofErr w:type="spellStart"/>
+      <w:r>
+        <w:t>InvocationHandler.invokeDefault</w:t>
+      </w:r>
+      <w:proofErr w:type="spellEnd"/>
+      <w:r>
+        <w:t>(</w:t>
+      </w:r>
+      <w:proofErr w:type="spellStart"/>
+      <w:r>
+        <w:t>prox</w:t>
+      </w:r>
+      <w:proofErr w:type="spellEnd"/>
+      <w:r>
+        <w:t xml:space="preserve">, method, </w:t>
+      </w:r>
+      <w:proofErr w:type="spellStart"/>
+      <w:r>
+        <w:t>args</w:t>
+      </w:r>
+      <w:proofErr w:type="spellEnd"/>
+      <w:r>
+        <w:t>);</w:t>
+      </w:r>
+    </w:p>
+    <w:p>
+      <w:r>
+        <w:t xml:space="preserve">        }</w:t>
+      </w:r>
+    </w:p>
+    <w:p>
+      <w:r>
+        <w:t xml:space="preserve">        // ...</w:t>
+      </w:r>
+    </w:p>
+    <w:p>
+      <w:r>
+        <w:t xml:space="preserve">    }</w:t>
+      </w:r>
+    </w:p>
+    <w:p>
+      <w:r>
+        <w:t>);</w:t>
+      </w:r>
+    </w:p>
+    <w:p>
+      <w:r>
+        <w:rPr>
+          <w:b/>
+          <w:bCs/>
+        </w:rPr>
+        <w:t>Method</w:t>
+      </w:r>
+      <w:r>
+        <w:t xml:space="preserve"> </w:t>
+      </w:r>
+      <w:proofErr w:type="spellStart"/>
+      <w:r>
+        <w:t>method</w:t>
+      </w:r>
+      <w:proofErr w:type="spellEnd"/>
+      <w:r>
+        <w:t xml:space="preserve"> = </w:t>
+      </w:r>
+      <w:proofErr w:type="spellStart"/>
+      <w:proofErr w:type="gramStart"/>
+      <w:r>
+        <w:t>proxy.getClass</w:t>
+      </w:r>
+      <w:proofErr w:type="spellEnd"/>
+      <w:proofErr w:type="gramEnd"/>
+      <w:r>
+        <w:t>(</w:t>
+      </w:r>
+      <w:proofErr w:type="gramStart"/>
+      <w:r>
+        <w:t>).</w:t>
+      </w:r>
+      <w:proofErr w:type="spellStart"/>
+      <w:r>
+        <w:t>getMethod</w:t>
+      </w:r>
+      <w:proofErr w:type="spellEnd"/>
+      <w:proofErr w:type="gramEnd"/>
+      <w:r>
+        <w:t>("hello");</w:t>
+      </w:r>
+    </w:p>
+    <w:p>
+      <w:proofErr w:type="spellStart"/>
+      <w:r>
+        <w:t>assertThat</w:t>
+      </w:r>
+      <w:proofErr w:type="spellEnd"/>
+      <w:r>
+        <w:t>(</w:t>
+      </w:r>
+      <w:proofErr w:type="spellStart"/>
+      <w:proofErr w:type="gramStart"/>
+      <w:r>
+        <w:t>method.invoke</w:t>
+      </w:r>
+      <w:proofErr w:type="spellEnd"/>
+      <w:proofErr w:type="gramEnd"/>
+      <w:r>
+        <w:t>(proxy)</w:t>
+      </w:r>
+      <w:proofErr w:type="gramStart"/>
+      <w:r>
+        <w:t>).</w:t>
+      </w:r>
+      <w:proofErr w:type="spellStart"/>
+      <w:r>
+        <w:t>isEqualTo</w:t>
+      </w:r>
+      <w:proofErr w:type="spellEnd"/>
+      <w:proofErr w:type="gramEnd"/>
+      <w:r>
+        <w:t>("world"</w:t>
+      </w:r>
+      <w:proofErr w:type="gramStart"/>
+      <w:r>
+        <w:t>);Copy</w:t>
+      </w:r>
+      <w:proofErr w:type="gramEnd"/>
+    </w:p>
+    <w:p>
+      <w:pPr>
+        <w:rPr>
+          <w:b/>
+          <w:bCs/>
+        </w:rPr>
+      </w:pPr>
+      <w:r>
+        <w:rPr>
+          <w:b/>
+          <w:bCs/>
+        </w:rPr>
+        <w:t>3. Day Period Support (JDK-8247781)</w:t>
+      </w:r>
+    </w:p>
+    <w:p>
+      <w:r>
+        <w:t>A </w:t>
+      </w:r>
+      <w:hyperlink r:id="rId38" w:history="1">
+        <w:r>
+          <w:rPr>
+            <w:rStyle w:val="Hyperlink"/>
+          </w:rPr>
+          <w:t xml:space="preserve">new addition to the </w:t>
+        </w:r>
+        <w:proofErr w:type="spellStart"/>
+        <w:r>
+          <w:rPr>
+            <w:rStyle w:val="Hyperlink"/>
+          </w:rPr>
+          <w:t>DateTimeFormatter</w:t>
+        </w:r>
+        <w:proofErr w:type="spellEnd"/>
+      </w:hyperlink>
+      <w:r>
+        <w:t> is the period-of-day symbol “</w:t>
+      </w:r>
+      <w:proofErr w:type="gramStart"/>
+      <w:r>
+        <w:rPr>
+          <w:i/>
+          <w:iCs/>
+        </w:rPr>
+        <w:t>B</w:t>
+      </w:r>
+      <w:r>
+        <w:t>“</w:t>
+      </w:r>
+      <w:proofErr w:type="gramEnd"/>
+      <w:r>
+        <w:t>, which provides an alternative to the am/pm format:</w:t>
+      </w:r>
+    </w:p>
+    <w:p>
+      <w:proofErr w:type="spellStart"/>
+      <w:r>
+        <w:rPr>
+          <w:b/>
+          <w:bCs/>
+        </w:rPr>
+        <w:lastRenderedPageBreak/>
+        <w:t>LocalTime</w:t>
+      </w:r>
+      <w:proofErr w:type="spellEnd"/>
+      <w:r>
+        <w:t xml:space="preserve"> date = </w:t>
+      </w:r>
+      <w:proofErr w:type="spellStart"/>
+      <w:r>
+        <w:t>LocalTime.parse</w:t>
+      </w:r>
+      <w:proofErr w:type="spellEnd"/>
+      <w:r>
+        <w:t>("15:25:08.690791");</w:t>
+      </w:r>
+    </w:p>
+    <w:p>
+      <w:proofErr w:type="spellStart"/>
+      <w:r>
+        <w:rPr>
+          <w:b/>
+          <w:bCs/>
+        </w:rPr>
+        <w:t>DateTimeFormatter</w:t>
+      </w:r>
+      <w:proofErr w:type="spellEnd"/>
+      <w:r>
+        <w:t xml:space="preserve"> formatter = </w:t>
+      </w:r>
+      <w:proofErr w:type="spellStart"/>
+      <w:r>
+        <w:t>DateTimeFormatter.ofPattern</w:t>
+      </w:r>
+      <w:proofErr w:type="spellEnd"/>
+      <w:r>
+        <w:t>("h B");</w:t>
+      </w:r>
+    </w:p>
+    <w:p>
+      <w:proofErr w:type="spellStart"/>
+      <w:r>
+        <w:t>assertThat</w:t>
+      </w:r>
+      <w:proofErr w:type="spellEnd"/>
+      <w:r>
+        <w:t>(</w:t>
+      </w:r>
+      <w:proofErr w:type="spellStart"/>
+      <w:proofErr w:type="gramStart"/>
+      <w:r>
+        <w:t>date.format</w:t>
+      </w:r>
+      <w:proofErr w:type="spellEnd"/>
+      <w:proofErr w:type="gramEnd"/>
+      <w:r>
+        <w:t>(formatter)</w:t>
+      </w:r>
+      <w:proofErr w:type="gramStart"/>
+      <w:r>
+        <w:t>).</w:t>
+      </w:r>
+      <w:proofErr w:type="spellStart"/>
+      <w:r>
+        <w:t>isEqualTo</w:t>
+      </w:r>
+      <w:proofErr w:type="spellEnd"/>
+      <w:proofErr w:type="gramEnd"/>
+      <w:r>
+        <w:t>("3 in the afternoon"</w:t>
+      </w:r>
+      <w:proofErr w:type="gramStart"/>
+      <w:r>
+        <w:t>);Copy</w:t>
+      </w:r>
+      <w:proofErr w:type="gramEnd"/>
+    </w:p>
+    <w:p>
+      <w:r>
+        <w:t>Instead of something like “</w:t>
+      </w:r>
+      <w:r>
+        <w:rPr>
+          <w:i/>
+          <w:iCs/>
+        </w:rPr>
+        <w:t>3</w:t>
+      </w:r>
+      <w:proofErr w:type="gramStart"/>
+      <w:r>
+        <w:rPr>
+          <w:i/>
+          <w:iCs/>
+        </w:rPr>
+        <w:t>pm</w:t>
+      </w:r>
+      <w:r>
+        <w:t>“</w:t>
+      </w:r>
+      <w:proofErr w:type="gramEnd"/>
+      <w:r>
+        <w:t>, we get an output of “</w:t>
+      </w:r>
+      <w:r>
+        <w:rPr>
+          <w:i/>
+          <w:iCs/>
+        </w:rPr>
+        <w:t xml:space="preserve">3 in the </w:t>
+      </w:r>
+      <w:proofErr w:type="gramStart"/>
+      <w:r>
+        <w:rPr>
+          <w:i/>
+          <w:iCs/>
+        </w:rPr>
+        <w:t>afternoon</w:t>
+      </w:r>
+      <w:r>
+        <w:t>“</w:t>
+      </w:r>
+      <w:proofErr w:type="gramEnd"/>
+      <w:r>
+        <w:t>. We can also use the “</w:t>
+      </w:r>
+      <w:proofErr w:type="gramStart"/>
+      <w:r>
+        <w:rPr>
+          <w:i/>
+          <w:iCs/>
+        </w:rPr>
+        <w:t>B</w:t>
+      </w:r>
+      <w:r>
+        <w:t>“</w:t>
+      </w:r>
+      <w:proofErr w:type="gramEnd"/>
+      <w:r>
+        <w:t>, “</w:t>
+      </w:r>
+      <w:proofErr w:type="gramStart"/>
+      <w:r>
+        <w:rPr>
+          <w:i/>
+          <w:iCs/>
+        </w:rPr>
+        <w:t>BBBB</w:t>
+      </w:r>
+      <w:r>
+        <w:t>“</w:t>
+      </w:r>
+      <w:proofErr w:type="gramEnd"/>
+      <w:r>
+        <w:t>, or “</w:t>
+      </w:r>
+      <w:r>
+        <w:rPr>
+          <w:i/>
+          <w:iCs/>
+        </w:rPr>
+        <w:t>BBBBB</w:t>
+      </w:r>
+      <w:r>
+        <w:t>” </w:t>
+      </w:r>
+      <w:proofErr w:type="spellStart"/>
+      <w:r>
+        <w:fldChar w:fldCharType="begin"/>
+      </w:r>
+      <w:r>
+        <w:instrText>HYPERLINK "https://www.baeldung.com/java-datetimeformatter"</w:instrText>
+      </w:r>
+      <w:r>
+        <w:fldChar w:fldCharType="separate"/>
+      </w:r>
+      <w:r>
+        <w:rPr>
+          <w:rStyle w:val="Hyperlink"/>
+          <w:i/>
+          <w:iCs/>
+        </w:rPr>
+        <w:t>DateTimeFormatter</w:t>
+      </w:r>
+      <w:proofErr w:type="spellEnd"/>
+      <w:r>
+        <w:fldChar w:fldCharType="end"/>
+      </w:r>
+      <w:r>
+        <w:t> pattern for short, full, and narrow styles respectively.</w:t>
+      </w:r>
+    </w:p>
+    <w:p>
+      <w:pPr>
+        <w:rPr>
+          <w:b/>
+          <w:bCs/>
+        </w:rPr>
+      </w:pPr>
+      <w:r>
+        <w:rPr>
+          <w:b/>
+          <w:bCs/>
+        </w:rPr>
+        <w:t>4. Add </w:t>
+      </w:r>
+      <w:proofErr w:type="spellStart"/>
+      <w:r>
+        <w:rPr>
+          <w:b/>
+          <w:bCs/>
+          <w:i/>
+          <w:iCs/>
+        </w:rPr>
+        <w:t>Stream.toList</w:t>
+      </w:r>
+      <w:proofErr w:type="spellEnd"/>
+      <w:r>
+        <w:rPr>
+          <w:b/>
+          <w:bCs/>
+        </w:rPr>
+        <w:t> Method (JDK-8180352)</w:t>
+      </w:r>
+    </w:p>
+    <w:p>
+      <w:r>
+        <w:t>The aim is to reduce the boilerplate with some commonly used </w:t>
+      </w:r>
+      <w:r>
+        <w:rPr>
+          <w:i/>
+          <w:iCs/>
+        </w:rPr>
+        <w:t>Stream</w:t>
+      </w:r>
+      <w:r>
+        <w:t> collectors, such as </w:t>
+      </w:r>
+      <w:proofErr w:type="spellStart"/>
+      <w:r>
+        <w:rPr>
+          <w:i/>
+          <w:iCs/>
+        </w:rPr>
+        <w:t>Collectors.toList</w:t>
+      </w:r>
+      <w:proofErr w:type="spellEnd"/>
+      <w:r>
+        <w:t> and </w:t>
+      </w:r>
+      <w:proofErr w:type="spellStart"/>
+      <w:r>
+        <w:rPr>
+          <w:i/>
+          <w:iCs/>
+        </w:rPr>
+        <w:t>Collectors.toSet</w:t>
+      </w:r>
+      <w:proofErr w:type="spellEnd"/>
+      <w:r>
+        <w:t>:</w:t>
+      </w:r>
+    </w:p>
+    <w:p>
+      <w:r>
+        <w:t xml:space="preserve">List&lt;String&gt; </w:t>
+      </w:r>
+      <w:proofErr w:type="spellStart"/>
+      <w:r>
+        <w:t>integersAsString</w:t>
+      </w:r>
+      <w:proofErr w:type="spellEnd"/>
+      <w:r>
+        <w:t xml:space="preserve"> = </w:t>
+      </w:r>
+      <w:proofErr w:type="spellStart"/>
+      <w:r>
+        <w:t>Arrays.asList</w:t>
+      </w:r>
+      <w:proofErr w:type="spellEnd"/>
+      <w:r>
+        <w:t>("1", "2", "3");</w:t>
+      </w:r>
+    </w:p>
+    <w:p>
+      <w:r>
+        <w:t xml:space="preserve">List&lt;Integer&gt; </w:t>
+      </w:r>
+      <w:proofErr w:type="spellStart"/>
+      <w:r>
+        <w:t>ints</w:t>
+      </w:r>
+      <w:proofErr w:type="spellEnd"/>
+      <w:r>
+        <w:t xml:space="preserve"> = integersAsString.stream(</w:t>
+      </w:r>
+      <w:proofErr w:type="gramStart"/>
+      <w:r>
+        <w:t>).map</w:t>
+      </w:r>
+      <w:proofErr w:type="gramEnd"/>
+      <w:r>
+        <w:t>(</w:t>
+      </w:r>
+      <w:proofErr w:type="gramStart"/>
+      <w:r>
+        <w:t>Integer::</w:t>
+      </w:r>
+      <w:proofErr w:type="gramEnd"/>
+      <w:r>
+        <w:t>parseInt</w:t>
+      </w:r>
+      <w:proofErr w:type="gramStart"/>
+      <w:r>
+        <w:t>).collect</w:t>
+      </w:r>
+      <w:proofErr w:type="gramEnd"/>
+      <w:r>
+        <w:t>(Collectors.toList());</w:t>
+      </w:r>
+    </w:p>
+    <w:p>
+      <w:r>
+        <w:t xml:space="preserve">List&lt;Integer&gt; </w:t>
+      </w:r>
+      <w:proofErr w:type="spellStart"/>
+      <w:r>
+        <w:t>intsEquivalent</w:t>
+      </w:r>
+      <w:proofErr w:type="spellEnd"/>
+      <w:r>
+        <w:t xml:space="preserve"> = </w:t>
+      </w:r>
+      <w:proofErr w:type="spellStart"/>
+      <w:r>
+        <w:t>integersAsString.stream</w:t>
+      </w:r>
+      <w:proofErr w:type="spellEnd"/>
+      <w:r>
+        <w:t>(</w:t>
+      </w:r>
+      <w:proofErr w:type="gramStart"/>
+      <w:r>
+        <w:t>).map</w:t>
+      </w:r>
+      <w:proofErr w:type="gramEnd"/>
+      <w:r>
+        <w:t>(</w:t>
+      </w:r>
+      <w:proofErr w:type="gramStart"/>
+      <w:r>
+        <w:t>Integer::</w:t>
+      </w:r>
+      <w:proofErr w:type="spellStart"/>
+      <w:proofErr w:type="gramEnd"/>
+      <w:r>
+        <w:t>parseInt</w:t>
+      </w:r>
+      <w:proofErr w:type="spellEnd"/>
+      <w:proofErr w:type="gramStart"/>
+      <w:r>
+        <w:t>).</w:t>
+      </w:r>
+      <w:proofErr w:type="spellStart"/>
+      <w:r>
+        <w:t>toList</w:t>
+      </w:r>
+      <w:proofErr w:type="spellEnd"/>
+      <w:proofErr w:type="gramEnd"/>
+      <w:r>
+        <w:t>(</w:t>
+      </w:r>
+      <w:proofErr w:type="gramStart"/>
+      <w:r>
+        <w:t>);Copy</w:t>
+      </w:r>
+      <w:proofErr w:type="gramEnd"/>
+    </w:p>
+    <w:p>
+      <w:r>
+        <w:t>Our </w:t>
+      </w:r>
+      <w:proofErr w:type="spellStart"/>
+      <w:r>
+        <w:rPr>
+          <w:i/>
+          <w:iCs/>
+        </w:rPr>
+        <w:t>ints</w:t>
+      </w:r>
+      <w:proofErr w:type="spellEnd"/>
+      <w:r>
+        <w:t> example works the old way, but the </w:t>
+      </w:r>
+      <w:proofErr w:type="spellStart"/>
+      <w:r>
+        <w:rPr>
+          <w:i/>
+          <w:iCs/>
+        </w:rPr>
+        <w:t>intsEquivalent</w:t>
+      </w:r>
+      <w:proofErr w:type="spellEnd"/>
+      <w:r>
+        <w:t> has the same result and is more concise.</w:t>
+      </w:r>
+    </w:p>
+    <w:p>
+      <w:pPr>
+        <w:rPr>
+          <w:b/>
+          <w:bCs/>
+        </w:rPr>
+      </w:pPr>
+      <w:r>
+        <w:rPr>
+          <w:b/>
+          <w:bCs/>
+        </w:rPr>
+        <w:t>5. Vector API Incubator (JEP-338)</w:t>
+      </w:r>
+    </w:p>
+    <w:p>
+      <w:hyperlink r:id="rId39" w:history="1">
+        <w:r>
+          <w:rPr>
+            <w:rStyle w:val="Hyperlink"/>
+          </w:rPr>
+          <w:t>The Vector API</w:t>
+        </w:r>
+      </w:hyperlink>
+      <w:r>
+        <w:t> is in its initial incubation phase for Java 16. The idea of this API is to provide a means of vector computations that will ultimately be able to perform more optimally (on supporting CPU architectures) than the traditional scalar method of computations.</w:t>
+      </w:r>
+    </w:p>
+    <w:p>
+      <w:r>
+        <w:t>Let’s look at how we might traditionally multiply two arrays:</w:t>
+      </w:r>
+    </w:p>
+    <w:p>
+      <w:proofErr w:type="gramStart"/>
+      <w:r>
+        <w:rPr>
+          <w:b/>
+          <w:bCs/>
+        </w:rPr>
+        <w:t>int</w:t>
+      </w:r>
+      <w:r>
+        <w:t>[</w:t>
+      </w:r>
+      <w:proofErr w:type="gramEnd"/>
+      <w:r>
+        <w:t>] a = {1, 2, 3, 4};</w:t>
+      </w:r>
+    </w:p>
+    <w:p>
+      <w:proofErr w:type="gramStart"/>
+      <w:r>
+        <w:rPr>
+          <w:b/>
+          <w:bCs/>
+        </w:rPr>
+        <w:t>int</w:t>
+      </w:r>
+      <w:r>
+        <w:t>[</w:t>
+      </w:r>
+      <w:proofErr w:type="gramEnd"/>
+      <w:r>
+        <w:t>] b = {5, 6, 7, 8};</w:t>
+      </w:r>
+    </w:p>
+    <w:p/>
+    <w:p>
+      <w:r>
+        <w:rPr>
+          <w:b/>
+          <w:bCs/>
+        </w:rPr>
+        <w:t>var</w:t>
+      </w:r>
+      <w:r>
+        <w:t xml:space="preserve"> c = </w:t>
+      </w:r>
+      <w:r>
+        <w:rPr>
+          <w:b/>
+          <w:bCs/>
+        </w:rPr>
+        <w:t>new</w:t>
+      </w:r>
+      <w:r>
+        <w:t xml:space="preserve"> </w:t>
+      </w:r>
+      <w:r>
+        <w:rPr>
+          <w:b/>
+          <w:bCs/>
+        </w:rPr>
+        <w:t>int</w:t>
+      </w:r>
+      <w:r>
+        <w:t>[</w:t>
+      </w:r>
+      <w:proofErr w:type="spellStart"/>
+      <w:proofErr w:type="gramStart"/>
+      <w:r>
+        <w:t>a.length</w:t>
+      </w:r>
+      <w:proofErr w:type="spellEnd"/>
+      <w:proofErr w:type="gramEnd"/>
+      <w:r>
+        <w:t>];</w:t>
+      </w:r>
+    </w:p>
+    <w:p/>
+    <w:p>
+      <w:r>
+        <w:rPr>
+          <w:b/>
+          <w:bCs/>
+        </w:rPr>
+        <w:t>for</w:t>
+      </w:r>
+      <w:r>
+        <w:t xml:space="preserve"> (</w:t>
+      </w:r>
+      <w:r>
+        <w:rPr>
+          <w:b/>
+          <w:bCs/>
+        </w:rPr>
+        <w:t>int</w:t>
+      </w:r>
+      <w:r>
+        <w:t xml:space="preserve"> </w:t>
+      </w:r>
+      <w:proofErr w:type="spellStart"/>
+      <w:r>
+        <w:t>i</w:t>
+      </w:r>
+      <w:proofErr w:type="spellEnd"/>
+      <w:r>
+        <w:t xml:space="preserve"> = 0; </w:t>
+      </w:r>
+      <w:proofErr w:type="spellStart"/>
+      <w:r>
+        <w:t>i</w:t>
+      </w:r>
+      <w:proofErr w:type="spellEnd"/>
+      <w:r>
+        <w:t xml:space="preserve"> &lt; </w:t>
+      </w:r>
+      <w:proofErr w:type="spellStart"/>
+      <w:proofErr w:type="gramStart"/>
+      <w:r>
+        <w:t>a.length</w:t>
+      </w:r>
+      <w:proofErr w:type="spellEnd"/>
+      <w:proofErr w:type="gramEnd"/>
+      <w:r>
+        <w:t xml:space="preserve">; </w:t>
+      </w:r>
+      <w:proofErr w:type="spellStart"/>
+      <w:r>
+        <w:t>i</w:t>
+      </w:r>
+      <w:proofErr w:type="spellEnd"/>
+      <w:r>
+        <w:t>++) {</w:t>
+      </w:r>
+    </w:p>
+    <w:p>
+      <w:r>
+        <w:t xml:space="preserve">    c[</w:t>
+      </w:r>
+      <w:proofErr w:type="spellStart"/>
+      <w:r>
+        <w:t>i</w:t>
+      </w:r>
+      <w:proofErr w:type="spellEnd"/>
+      <w:r>
+        <w:t>] = a[</w:t>
+      </w:r>
+      <w:proofErr w:type="spellStart"/>
+      <w:r>
+        <w:t>i</w:t>
+      </w:r>
+      <w:proofErr w:type="spellEnd"/>
+      <w:r>
+        <w:t>] * b[</w:t>
+      </w:r>
+      <w:proofErr w:type="spellStart"/>
+      <w:r>
+        <w:t>i</w:t>
+      </w:r>
+      <w:proofErr w:type="spellEnd"/>
+      <w:r>
+        <w:t>];</w:t>
+      </w:r>
+    </w:p>
+    <w:p>
+      <w:proofErr w:type="gramStart"/>
+      <w:r>
+        <w:t>}Copy</w:t>
+      </w:r>
+      <w:proofErr w:type="gramEnd"/>
+    </w:p>
+    <w:p>
+      <w:r>
+        <w:lastRenderedPageBreak/>
+        <w:t>This example of a scalar computation will, for an array of length 4, execute in 4 cycles. Now, let’s look at the equivalent vector-based computation:</w:t>
+      </w:r>
+    </w:p>
+    <w:p>
+      <w:proofErr w:type="gramStart"/>
+      <w:r>
+        <w:rPr>
+          <w:b/>
+          <w:bCs/>
+        </w:rPr>
+        <w:t>int</w:t>
+      </w:r>
+      <w:r>
+        <w:t>[</w:t>
+      </w:r>
+      <w:proofErr w:type="gramEnd"/>
+      <w:r>
+        <w:t>] a = {1, 2, 3, 4};</w:t>
+      </w:r>
+    </w:p>
+    <w:p>
+      <w:proofErr w:type="gramStart"/>
+      <w:r>
+        <w:rPr>
+          <w:b/>
+          <w:bCs/>
+        </w:rPr>
+        <w:t>int</w:t>
+      </w:r>
+      <w:r>
+        <w:t>[</w:t>
+      </w:r>
+      <w:proofErr w:type="gramEnd"/>
+      <w:r>
+        <w:t>] b = {5, 6, 7, 8};</w:t>
+      </w:r>
+    </w:p>
+    <w:p/>
+    <w:p>
+      <w:r>
+        <w:rPr>
+          <w:b/>
+          <w:bCs/>
+        </w:rPr>
+        <w:t>var</w:t>
+      </w:r>
+      <w:r>
+        <w:t xml:space="preserve"> </w:t>
+      </w:r>
+      <w:proofErr w:type="spellStart"/>
+      <w:r>
+        <w:t>vectorA</w:t>
+      </w:r>
+      <w:proofErr w:type="spellEnd"/>
+      <w:r>
+        <w:t xml:space="preserve"> = </w:t>
+      </w:r>
+      <w:proofErr w:type="spellStart"/>
+      <w:r>
+        <w:t>IntVector.fromArray</w:t>
+      </w:r>
+      <w:proofErr w:type="spellEnd"/>
+      <w:r>
+        <w:t>(IntVector.SPECIES_128, a, 0);</w:t>
+      </w:r>
+    </w:p>
+    <w:p>
+      <w:r>
+        <w:rPr>
+          <w:b/>
+          <w:bCs/>
+        </w:rPr>
+        <w:t>var</w:t>
+      </w:r>
+      <w:r>
+        <w:t xml:space="preserve"> </w:t>
+      </w:r>
+      <w:proofErr w:type="spellStart"/>
+      <w:r>
+        <w:t>vectorB</w:t>
+      </w:r>
+      <w:proofErr w:type="spellEnd"/>
+      <w:r>
+        <w:t xml:space="preserve"> = </w:t>
+      </w:r>
+      <w:proofErr w:type="spellStart"/>
+      <w:r>
+        <w:t>IntVector.fromArray</w:t>
+      </w:r>
+      <w:proofErr w:type="spellEnd"/>
+      <w:r>
+        <w:t>(IntVector.SPECIES_128, b, 0);</w:t>
+      </w:r>
+    </w:p>
+    <w:p>
+      <w:r>
+        <w:rPr>
+          <w:b/>
+          <w:bCs/>
+        </w:rPr>
+        <w:t>var</w:t>
+      </w:r>
+      <w:r>
+        <w:t xml:space="preserve"> </w:t>
+      </w:r>
+      <w:proofErr w:type="spellStart"/>
+      <w:r>
+        <w:t>vectorC</w:t>
+      </w:r>
+      <w:proofErr w:type="spellEnd"/>
+      <w:r>
+        <w:t xml:space="preserve"> = </w:t>
+      </w:r>
+      <w:proofErr w:type="spellStart"/>
+      <w:r>
+        <w:t>vectorA.mul</w:t>
+      </w:r>
+      <w:proofErr w:type="spellEnd"/>
+      <w:r>
+        <w:t>(</w:t>
+      </w:r>
+      <w:proofErr w:type="spellStart"/>
+      <w:r>
+        <w:t>vectorB</w:t>
+      </w:r>
+      <w:proofErr w:type="spellEnd"/>
+      <w:r>
+        <w:t>);</w:t>
+      </w:r>
+    </w:p>
+    <w:p>
+      <w:proofErr w:type="spellStart"/>
+      <w:r>
+        <w:t>vectorC.intoArray</w:t>
+      </w:r>
+      <w:proofErr w:type="spellEnd"/>
+      <w:r>
+        <w:t>(c, 0</w:t>
+      </w:r>
+      <w:proofErr w:type="gramStart"/>
+      <w:r>
+        <w:t>);Copy</w:t>
+      </w:r>
+      <w:proofErr w:type="gramEnd"/>
+    </w:p>
+    <w:p>
+      <w:r>
+        <w:t>The first thing we do in the vector-based code is to create two </w:t>
+      </w:r>
+      <w:proofErr w:type="spellStart"/>
+      <w:r>
+        <w:rPr>
+          <w:i/>
+          <w:iCs/>
+        </w:rPr>
+        <w:t>IntVectors</w:t>
+      </w:r>
+      <w:proofErr w:type="spellEnd"/>
+      <w:r>
+        <w:rPr>
+          <w:i/>
+          <w:iCs/>
+        </w:rPr>
+        <w:t> </w:t>
+      </w:r>
+      <w:r>
+        <w:t>from our input arrays using the static factory method of this class </w:t>
+      </w:r>
+      <w:proofErr w:type="spellStart"/>
+      <w:r>
+        <w:rPr>
+          <w:i/>
+          <w:iCs/>
+        </w:rPr>
+        <w:t>fromArray</w:t>
+      </w:r>
+      <w:proofErr w:type="spellEnd"/>
+      <w:r>
+        <w:rPr>
+          <w:i/>
+          <w:iCs/>
+        </w:rPr>
+        <w:t>. </w:t>
+      </w:r>
+      <w:r>
+        <w:t>The first parameter is the size of the vector, followed by the array and the offset (here set to 0). The most important thing here is the size of the vector that we’re getting to 128 bits.  In Java, each </w:t>
+      </w:r>
+      <w:r>
+        <w:rPr>
+          <w:i/>
+          <w:iCs/>
+        </w:rPr>
+        <w:t>int</w:t>
+      </w:r>
+      <w:r>
+        <w:t> takes 4 bytes to hold.</w:t>
+      </w:r>
+    </w:p>
+    <w:p>
+      <w:r>
+        <w:t>Since we have an input array of 4 </w:t>
+      </w:r>
+      <w:proofErr w:type="spellStart"/>
+      <w:r>
+        <w:rPr>
+          <w:i/>
+          <w:iCs/>
+        </w:rPr>
+        <w:t>ints</w:t>
+      </w:r>
+      <w:proofErr w:type="spellEnd"/>
+      <w:r>
+        <w:rPr>
+          <w:i/>
+          <w:iCs/>
+        </w:rPr>
+        <w:t>,</w:t>
+      </w:r>
+      <w:r>
+        <w:t> it takes 128 bits to store. Our single </w:t>
+      </w:r>
+      <w:r>
+        <w:rPr>
+          <w:i/>
+          <w:iCs/>
+        </w:rPr>
+        <w:t>Vector</w:t>
+      </w:r>
+      <w:r>
+        <w:t> can store the whole array.</w:t>
+      </w:r>
+    </w:p>
+    <w:p>
+      <w:r>
+        <w:t>On certain architectures, the compiler will be able to optimize the byte code to reduce the computation from 4 to only 1 cycle.  These optimizations benefit areas such as machine learning and cryptography.</w:t>
+      </w:r>
+    </w:p>
+    <w:p>
+      <w:r>
+        <w:t>We should note that being in the incubation stage means this Vector API is subject to change with newer releases.</w:t>
+      </w:r>
+    </w:p>
+    <w:p>
+      <w:pPr>
+        <w:rPr>
+          <w:b/>
+          <w:bCs/>
+        </w:rPr>
+      </w:pPr>
+      <w:r>
+        <w:rPr>
+          <w:b/>
+          <w:bCs/>
+        </w:rPr>
+        <w:t>6. Records (JEP-395)</w:t>
+      </w:r>
+    </w:p>
+    <w:p>
+      <w:hyperlink r:id="rId40" w:history="1">
+        <w:r>
+          <w:rPr>
+            <w:rStyle w:val="Hyperlink"/>
+          </w:rPr>
+          <w:t>Records</w:t>
+        </w:r>
+      </w:hyperlink>
+      <w:r>
+        <w:t> were introduced in Java 14. Java 16 brings some </w:t>
+      </w:r>
+      <w:hyperlink r:id="rId41" w:history="1">
+        <w:r>
+          <w:rPr>
+            <w:rStyle w:val="Hyperlink"/>
+          </w:rPr>
+          <w:t>incremental changes</w:t>
+        </w:r>
+      </w:hyperlink>
+      <w:r>
+        <w:t>.</w:t>
+      </w:r>
+    </w:p>
+    <w:p>
+      <w:r>
+        <w:t>Records are similar to </w:t>
+      </w:r>
+      <w:proofErr w:type="spellStart"/>
+      <w:r>
+        <w:rPr>
+          <w:i/>
+          <w:iCs/>
+        </w:rPr>
+        <w:t>enum</w:t>
+      </w:r>
+      <w:r>
+        <w:t>s</w:t>
+      </w:r>
+      <w:proofErr w:type="spellEnd"/>
+      <w:r>
+        <w:t xml:space="preserve"> in the fact that they are a restricted form of class. Defining a </w:t>
+      </w:r>
+      <w:r>
+        <w:rPr>
+          <w:i/>
+          <w:iCs/>
+        </w:rPr>
+        <w:t>record</w:t>
+      </w:r>
+      <w:r>
+        <w:t> is a concise way of defining an immutable data holding object.</w:t>
+      </w:r>
+    </w:p>
+    <w:p>
+      <w:pPr>
+        <w:rPr>
+          <w:b/>
+          <w:bCs/>
+        </w:rPr>
+      </w:pPr>
+      <w:r>
+        <w:rPr>
+          <w:b/>
+          <w:bCs/>
+        </w:rPr>
+        <w:t>6.1. Example Without Records</w:t>
+      </w:r>
+    </w:p>
+    <w:p>
+      <w:r>
+        <w:t>First, let’s define a </w:t>
+      </w:r>
+      <w:r>
+        <w:rPr>
+          <w:i/>
+          <w:iCs/>
+        </w:rPr>
+        <w:t>Book</w:t>
+      </w:r>
+      <w:r>
+        <w:t> class:</w:t>
+      </w:r>
+    </w:p>
+    <w:p>
+      <w:r>
+        <w:rPr>
+          <w:b/>
+          <w:bCs/>
+        </w:rPr>
+        <w:t>public</w:t>
+      </w:r>
+      <w:r>
+        <w:t xml:space="preserve"> </w:t>
+      </w:r>
+      <w:r>
+        <w:rPr>
+          <w:b/>
+          <w:bCs/>
+        </w:rPr>
+        <w:t>final</w:t>
+      </w:r>
+      <w:r>
+        <w:t xml:space="preserve"> </w:t>
+      </w:r>
+      <w:r>
+        <w:rPr>
+          <w:b/>
+          <w:bCs/>
+        </w:rPr>
+        <w:t>class</w:t>
+      </w:r>
+      <w:r>
+        <w:t xml:space="preserve"> </w:t>
+      </w:r>
+      <w:r>
+        <w:rPr>
+          <w:b/>
+          <w:bCs/>
+        </w:rPr>
+        <w:t>Book</w:t>
+      </w:r>
+      <w:r>
+        <w:t xml:space="preserve"> {</w:t>
+      </w:r>
+    </w:p>
+    <w:p>
+      <w:r>
+        <w:t xml:space="preserve">    </w:t>
+      </w:r>
+      <w:r>
+        <w:rPr>
+          <w:b/>
+          <w:bCs/>
+        </w:rPr>
+        <w:t>private</w:t>
+      </w:r>
+      <w:r>
+        <w:t xml:space="preserve"> </w:t>
+      </w:r>
+      <w:r>
+        <w:rPr>
+          <w:b/>
+          <w:bCs/>
+        </w:rPr>
+        <w:t>final</w:t>
+      </w:r>
+      <w:r>
+        <w:t xml:space="preserve"> String title;</w:t>
+      </w:r>
+    </w:p>
+    <w:p>
+      <w:r>
+        <w:t xml:space="preserve">    </w:t>
+      </w:r>
+      <w:r>
+        <w:rPr>
+          <w:b/>
+          <w:bCs/>
+        </w:rPr>
+        <w:t>private</w:t>
+      </w:r>
+      <w:r>
+        <w:t xml:space="preserve"> </w:t>
+      </w:r>
+      <w:r>
+        <w:rPr>
+          <w:b/>
+          <w:bCs/>
+        </w:rPr>
+        <w:t>final</w:t>
+      </w:r>
+      <w:r>
+        <w:t xml:space="preserve"> String author;</w:t>
+      </w:r>
+    </w:p>
+    <w:p>
+      <w:r>
+        <w:t xml:space="preserve">    </w:t>
+      </w:r>
+      <w:r>
+        <w:rPr>
+          <w:b/>
+          <w:bCs/>
+        </w:rPr>
+        <w:t>private</w:t>
+      </w:r>
+      <w:r>
+        <w:t xml:space="preserve"> </w:t>
+      </w:r>
+      <w:r>
+        <w:rPr>
+          <w:b/>
+          <w:bCs/>
+        </w:rPr>
+        <w:t>final</w:t>
+      </w:r>
+      <w:r>
+        <w:t xml:space="preserve"> String </w:t>
+      </w:r>
+      <w:proofErr w:type="spellStart"/>
+      <w:r>
+        <w:t>isbn</w:t>
+      </w:r>
+      <w:proofErr w:type="spellEnd"/>
+      <w:r>
+        <w:t>;</w:t>
+      </w:r>
+    </w:p>
+    <w:p/>
+    <w:p>
+      <w:r>
+        <w:t xml:space="preserve">    </w:t>
+      </w:r>
+      <w:r>
+        <w:rPr>
+          <w:b/>
+          <w:bCs/>
+        </w:rPr>
+        <w:t>public</w:t>
+      </w:r>
+      <w:r>
+        <w:t xml:space="preserve"> </w:t>
+      </w:r>
+      <w:proofErr w:type="gramStart"/>
+      <w:r>
+        <w:rPr>
+          <w:b/>
+          <w:bCs/>
+        </w:rPr>
+        <w:t>Book</w:t>
+      </w:r>
+      <w:r>
+        <w:t>(</w:t>
+      </w:r>
+      <w:proofErr w:type="gramEnd"/>
+      <w:r>
+        <w:t xml:space="preserve">String title, String author, String </w:t>
+      </w:r>
+      <w:proofErr w:type="spellStart"/>
+      <w:r>
+        <w:t>isbn</w:t>
+      </w:r>
+      <w:proofErr w:type="spellEnd"/>
+      <w:r>
+        <w:t>) {</w:t>
+      </w:r>
+    </w:p>
+    <w:p>
+      <w:r>
+        <w:t xml:space="preserve">        </w:t>
+      </w:r>
+      <w:proofErr w:type="spellStart"/>
+      <w:proofErr w:type="gramStart"/>
+      <w:r>
+        <w:t>this.title</w:t>
+      </w:r>
+      <w:proofErr w:type="spellEnd"/>
+      <w:proofErr w:type="gramEnd"/>
+      <w:r>
+        <w:t xml:space="preserve"> = title;</w:t>
+      </w:r>
+    </w:p>
+    <w:p>
+      <w:r>
+        <w:t xml:space="preserve">        </w:t>
+      </w:r>
+      <w:proofErr w:type="spellStart"/>
+      <w:proofErr w:type="gramStart"/>
+      <w:r>
+        <w:t>this.author</w:t>
+      </w:r>
+      <w:proofErr w:type="spellEnd"/>
+      <w:proofErr w:type="gramEnd"/>
+      <w:r>
+        <w:t xml:space="preserve"> = author;</w:t>
+      </w:r>
+    </w:p>
+    <w:p>
+      <w:r>
+        <w:t xml:space="preserve">        </w:t>
+      </w:r>
+      <w:proofErr w:type="spellStart"/>
+      <w:proofErr w:type="gramStart"/>
+      <w:r>
+        <w:t>this.isbn</w:t>
+      </w:r>
+      <w:proofErr w:type="spellEnd"/>
+      <w:proofErr w:type="gramEnd"/>
+      <w:r>
+        <w:t xml:space="preserve"> = </w:t>
+      </w:r>
+      <w:proofErr w:type="spellStart"/>
+      <w:r>
+        <w:t>isbn</w:t>
+      </w:r>
+      <w:proofErr w:type="spellEnd"/>
+      <w:r>
+        <w:t>;</w:t>
+      </w:r>
+    </w:p>
+    <w:p>
+      <w:r>
+        <w:t xml:space="preserve">    }</w:t>
+      </w:r>
+    </w:p>
+    <w:p/>
+    <w:p>
+      <w:r>
+        <w:t xml:space="preserve">    </w:t>
+      </w:r>
+      <w:r>
+        <w:rPr>
+          <w:b/>
+          <w:bCs/>
+        </w:rPr>
+        <w:t>public</w:t>
+      </w:r>
+      <w:r>
+        <w:t xml:space="preserve"> String </w:t>
+      </w:r>
+      <w:proofErr w:type="spellStart"/>
+      <w:proofErr w:type="gramStart"/>
+      <w:r>
+        <w:rPr>
+          <w:b/>
+          <w:bCs/>
+        </w:rPr>
+        <w:t>getTitle</w:t>
+      </w:r>
+      <w:proofErr w:type="spellEnd"/>
+      <w:r>
+        <w:t>(</w:t>
+      </w:r>
+      <w:proofErr w:type="gramEnd"/>
+      <w:r>
+        <w:t>) {</w:t>
+      </w:r>
+    </w:p>
+    <w:p>
+      <w:r>
+        <w:t xml:space="preserve">        </w:t>
+      </w:r>
+      <w:r>
+        <w:rPr>
+          <w:b/>
+          <w:bCs/>
+        </w:rPr>
+        <w:t>return</w:t>
+      </w:r>
+      <w:r>
+        <w:t xml:space="preserve"> title;</w:t>
+      </w:r>
+    </w:p>
+    <w:p>
+      <w:r>
+        <w:t xml:space="preserve">    }</w:t>
+      </w:r>
+    </w:p>
+    <w:p/>
+    <w:p>
+      <w:r>
+        <w:t xml:space="preserve">    </w:t>
+      </w:r>
+      <w:r>
+        <w:rPr>
+          <w:b/>
+          <w:bCs/>
+        </w:rPr>
+        <w:t>public</w:t>
+      </w:r>
+      <w:r>
+        <w:t xml:space="preserve"> String </w:t>
+      </w:r>
+      <w:proofErr w:type="spellStart"/>
+      <w:proofErr w:type="gramStart"/>
+      <w:r>
+        <w:rPr>
+          <w:b/>
+          <w:bCs/>
+        </w:rPr>
+        <w:t>getAuthor</w:t>
+      </w:r>
+      <w:proofErr w:type="spellEnd"/>
+      <w:r>
+        <w:t>(</w:t>
+      </w:r>
+      <w:proofErr w:type="gramEnd"/>
+      <w:r>
+        <w:t>) {</w:t>
+      </w:r>
+    </w:p>
+    <w:p>
+      <w:r>
+        <w:t xml:space="preserve">        </w:t>
+      </w:r>
+      <w:r>
+        <w:rPr>
+          <w:b/>
+          <w:bCs/>
+        </w:rPr>
+        <w:t>return</w:t>
+      </w:r>
+      <w:r>
+        <w:t xml:space="preserve"> author;</w:t>
+      </w:r>
+    </w:p>
+    <w:p>
+      <w:r>
+        <w:t xml:space="preserve">    }</w:t>
+      </w:r>
+    </w:p>
+    <w:p/>
+    <w:p>
+      <w:r>
+        <w:t xml:space="preserve">    </w:t>
+      </w:r>
+      <w:r>
+        <w:rPr>
+          <w:b/>
+          <w:bCs/>
+        </w:rPr>
+        <w:t>public</w:t>
+      </w:r>
+      <w:r>
+        <w:t xml:space="preserve"> String </w:t>
+      </w:r>
+      <w:proofErr w:type="spellStart"/>
+      <w:proofErr w:type="gramStart"/>
+      <w:r>
+        <w:rPr>
+          <w:b/>
+          <w:bCs/>
+        </w:rPr>
+        <w:t>getIsbn</w:t>
+      </w:r>
+      <w:proofErr w:type="spellEnd"/>
+      <w:r>
+        <w:t>(</w:t>
+      </w:r>
+      <w:proofErr w:type="gramEnd"/>
+      <w:r>
+        <w:t>) {</w:t>
+      </w:r>
+    </w:p>
+    <w:p>
+      <w:r>
+        <w:t xml:space="preserve">        </w:t>
+      </w:r>
+      <w:r>
+        <w:rPr>
+          <w:b/>
+          <w:bCs/>
+        </w:rPr>
+        <w:t>return</w:t>
+      </w:r>
+      <w:r>
+        <w:t xml:space="preserve"> </w:t>
+      </w:r>
+      <w:proofErr w:type="spellStart"/>
+      <w:r>
+        <w:t>isbn</w:t>
+      </w:r>
+      <w:proofErr w:type="spellEnd"/>
+      <w:r>
+        <w:t>;</w:t>
+      </w:r>
+    </w:p>
+    <w:p>
+      <w:r>
+        <w:t xml:space="preserve">    }</w:t>
+      </w:r>
+    </w:p>
+    <w:p/>
+    <w:p>
+      <w:r>
+        <w:t xml:space="preserve">    @Override</w:t>
+      </w:r>
+    </w:p>
+    <w:p>
+      <w:r>
+        <w:t xml:space="preserve">    </w:t>
+      </w:r>
+      <w:r>
+        <w:rPr>
+          <w:b/>
+          <w:bCs/>
+        </w:rPr>
+        <w:t>public</w:t>
+      </w:r>
+      <w:r>
+        <w:t xml:space="preserve"> </w:t>
+      </w:r>
+      <w:proofErr w:type="spellStart"/>
+      <w:r>
+        <w:rPr>
+          <w:b/>
+          <w:bCs/>
+        </w:rPr>
+        <w:t>boolean</w:t>
+      </w:r>
+      <w:proofErr w:type="spellEnd"/>
+      <w:r>
+        <w:t xml:space="preserve"> </w:t>
+      </w:r>
+      <w:proofErr w:type="gramStart"/>
+      <w:r>
+        <w:rPr>
+          <w:b/>
+          <w:bCs/>
+        </w:rPr>
+        <w:t>equals</w:t>
+      </w:r>
+      <w:r>
+        <w:t>(</w:t>
+      </w:r>
+      <w:proofErr w:type="gramEnd"/>
+      <w:r>
+        <w:t>Object o) {</w:t>
+      </w:r>
+    </w:p>
+    <w:p>
+      <w:r>
+        <w:t xml:space="preserve">        // ...</w:t>
+      </w:r>
+    </w:p>
+    <w:p>
+      <w:r>
+        <w:t xml:space="preserve">    }</w:t>
+      </w:r>
+    </w:p>
+    <w:p/>
+    <w:p>
+      <w:r>
+        <w:t xml:space="preserve">    @Override</w:t>
+      </w:r>
+    </w:p>
+    <w:p>
+      <w:r>
+        <w:t xml:space="preserve">    </w:t>
+      </w:r>
+      <w:r>
+        <w:rPr>
+          <w:b/>
+          <w:bCs/>
+        </w:rPr>
+        <w:t>public</w:t>
+      </w:r>
+      <w:r>
+        <w:t xml:space="preserve"> </w:t>
+      </w:r>
+      <w:r>
+        <w:rPr>
+          <w:b/>
+          <w:bCs/>
+        </w:rPr>
+        <w:t>int</w:t>
+      </w:r>
+      <w:r>
+        <w:t xml:space="preserve"> </w:t>
+      </w:r>
+      <w:proofErr w:type="spellStart"/>
+      <w:proofErr w:type="gramStart"/>
+      <w:r>
+        <w:rPr>
+          <w:b/>
+          <w:bCs/>
+        </w:rPr>
+        <w:t>hashCode</w:t>
+      </w:r>
+      <w:proofErr w:type="spellEnd"/>
+      <w:r>
+        <w:t>(</w:t>
+      </w:r>
+      <w:proofErr w:type="gramEnd"/>
+      <w:r>
+        <w:t>) {</w:t>
+      </w:r>
+    </w:p>
+    <w:p>
+      <w:r>
+        <w:t xml:space="preserve">        </w:t>
+      </w:r>
+      <w:r>
+        <w:rPr>
+          <w:b/>
+          <w:bCs/>
+        </w:rPr>
+        <w:t>return</w:t>
+      </w:r>
+      <w:r>
+        <w:t xml:space="preserve"> </w:t>
+      </w:r>
+      <w:proofErr w:type="spellStart"/>
+      <w:r>
+        <w:t>Objects.hash</w:t>
+      </w:r>
+      <w:proofErr w:type="spellEnd"/>
+      <w:r>
+        <w:t xml:space="preserve">(title, author, </w:t>
+      </w:r>
+      <w:proofErr w:type="spellStart"/>
+      <w:r>
+        <w:t>isbn</w:t>
+      </w:r>
+      <w:proofErr w:type="spellEnd"/>
+      <w:r>
+        <w:t>);</w:t>
+      </w:r>
+    </w:p>
+    <w:p>
+      <w:r>
+        <w:t xml:space="preserve">    }</w:t>
+      </w:r>
+    </w:p>
+    <w:p>
+      <w:proofErr w:type="gramStart"/>
+      <w:r>
+        <w:lastRenderedPageBreak/>
+        <w:t>}Copy</w:t>
+      </w:r>
+      <w:proofErr w:type="gramEnd"/>
+    </w:p>
+    <w:p>
+      <w:r>
+        <w:t>Creating simple data holding classes in Java requires a lot of </w:t>
+      </w:r>
+      <w:hyperlink r:id="rId42" w:history="1">
+        <w:r>
+          <w:rPr>
+            <w:rStyle w:val="Hyperlink"/>
+          </w:rPr>
+          <w:t>boilerplate code</w:t>
+        </w:r>
+      </w:hyperlink>
+      <w:r>
+        <w:t>. This can be cumbersome and lead to bugs where developers don’t provide all the necessary methods, such as </w:t>
+      </w:r>
+      <w:r>
+        <w:rPr>
+          <w:i/>
+          <w:iCs/>
+        </w:rPr>
+        <w:t>equals</w:t>
+      </w:r>
+      <w:r>
+        <w:t> and </w:t>
+      </w:r>
+      <w:proofErr w:type="spellStart"/>
+      <w:r>
+        <w:rPr>
+          <w:i/>
+          <w:iCs/>
+        </w:rPr>
+        <w:t>hashCode</w:t>
+      </w:r>
+      <w:proofErr w:type="spellEnd"/>
+      <w:r>
+        <w:t>.</w:t>
+      </w:r>
+    </w:p>
+    <w:p>
+      <w:r>
+        <w:t>Similarly, sometimes developers skip the necessary steps for creating proper </w:t>
+      </w:r>
+      <w:hyperlink r:id="rId43" w:history="1">
+        <w:r>
+          <w:rPr>
+            <w:rStyle w:val="Hyperlink"/>
+          </w:rPr>
+          <w:t>immutable classes</w:t>
+        </w:r>
+      </w:hyperlink>
+      <w:r>
+        <w:t>. Sometimes we end up reusing a general-purpose class rather than defining a specialist one for each different use case.</w:t>
+      </w:r>
+    </w:p>
+    <w:p>
+      <w:r>
+        <w:t>Most modern IDEs provide an ability to auto-generate code (such as setters, getters, constructors, etc.) that helps mitigate these issues and reduces the overhead on a developer writing the code. However, Records provide an inbuilt mechanism to reduce the boilerplate code and create the same result.</w:t>
+      </w:r>
+    </w:p>
+    <w:p>
+      <w:pPr>
+        <w:rPr>
+          <w:b/>
+          <w:bCs/>
+        </w:rPr>
+      </w:pPr>
+      <w:r>
+        <w:rPr>
+          <w:b/>
+          <w:bCs/>
+        </w:rPr>
+        <w:t>6.2. Example with Records</w:t>
+      </w:r>
+    </w:p>
+    <w:p>
+      <w:r>
+        <w:t>Here is </w:t>
+      </w:r>
+      <w:r>
+        <w:rPr>
+          <w:i/>
+          <w:iCs/>
+        </w:rPr>
+        <w:t>Book</w:t>
+      </w:r>
+      <w:r>
+        <w:t> re-written as a </w:t>
+      </w:r>
+      <w:r>
+        <w:rPr>
+          <w:i/>
+          <w:iCs/>
+        </w:rPr>
+        <w:t>Record</w:t>
+      </w:r>
+      <w:r>
+        <w:t>:</w:t>
+      </w:r>
+    </w:p>
+    <w:p>
+      <w:r>
+        <w:rPr>
+          <w:b/>
+          <w:bCs/>
+        </w:rPr>
+        <w:t>public</w:t>
+      </w:r>
+      <w:r>
+        <w:t xml:space="preserve"> </w:t>
+      </w:r>
+      <w:r>
+        <w:rPr>
+          <w:b/>
+          <w:bCs/>
+        </w:rPr>
+        <w:t>record</w:t>
+      </w:r>
+      <w:r>
+        <w:t xml:space="preserve"> </w:t>
+      </w:r>
+      <w:proofErr w:type="gramStart"/>
+      <w:r>
+        <w:rPr>
+          <w:b/>
+          <w:bCs/>
+        </w:rPr>
+        <w:t>Book</w:t>
+      </w:r>
+      <w:r>
+        <w:t>(</w:t>
+      </w:r>
+      <w:proofErr w:type="gramEnd"/>
+      <w:r>
+        <w:t xml:space="preserve">String title, String author, String </w:t>
+      </w:r>
+      <w:proofErr w:type="spellStart"/>
+      <w:r>
+        <w:t>isbn</w:t>
+      </w:r>
+      <w:proofErr w:type="spellEnd"/>
+      <w:r>
+        <w:t>) {</w:t>
+      </w:r>
+    </w:p>
+    <w:p>
+      <w:proofErr w:type="gramStart"/>
+      <w:r>
+        <w:t>}Copy</w:t>
+      </w:r>
+      <w:proofErr w:type="gramEnd"/>
+    </w:p>
+    <w:p>
+      <w:r>
+        <w:t>By using the </w:t>
+      </w:r>
+      <w:r>
+        <w:rPr>
+          <w:i/>
+          <w:iCs/>
+        </w:rPr>
+        <w:t>record </w:t>
+      </w:r>
+      <w:r>
+        <w:t>keyword, we have reduced the </w:t>
+      </w:r>
+      <w:r>
+        <w:rPr>
+          <w:i/>
+          <w:iCs/>
+        </w:rPr>
+        <w:t>Book</w:t>
+      </w:r>
+      <w:r>
+        <w:t> class to two lines. This makes it a lot easier and less error-prone.</w:t>
+      </w:r>
+    </w:p>
+    <w:p>
+      <w:pPr>
+        <w:rPr>
+          <w:b/>
+          <w:bCs/>
+        </w:rPr>
+      </w:pPr>
+      <w:r>
+        <w:rPr>
+          <w:b/>
+          <w:bCs/>
+        </w:rPr>
+        <w:t>6.3. New Additions to Records in Java 16</w:t>
+      </w:r>
+    </w:p>
+    <w:p>
+      <w:r>
+        <w:t>With the release of Java 16, we can now define records as class members of inner classes. This is due to relaxing restrictions that were missed as part of the incremental release of Java 15 under </w:t>
+      </w:r>
+      <w:hyperlink r:id="rId44" w:history="1">
+        <w:r>
+          <w:rPr>
+            <w:rStyle w:val="Hyperlink"/>
+          </w:rPr>
+          <w:t>JEP-384</w:t>
+        </w:r>
+      </w:hyperlink>
+      <w:r>
+        <w:t>:</w:t>
+      </w:r>
+    </w:p>
+    <w:p>
+      <w:r>
+        <w:rPr>
+          <w:b/>
+          <w:bCs/>
+        </w:rPr>
+        <w:t>class</w:t>
+      </w:r>
+      <w:r>
+        <w:t xml:space="preserve"> </w:t>
+      </w:r>
+      <w:proofErr w:type="spellStart"/>
+      <w:r>
+        <w:rPr>
+          <w:b/>
+          <w:bCs/>
+        </w:rPr>
+        <w:t>OuterClass</w:t>
+      </w:r>
+      <w:proofErr w:type="spellEnd"/>
+      <w:r>
+        <w:t xml:space="preserve"> {</w:t>
+      </w:r>
+    </w:p>
+    <w:p>
+      <w:r>
+        <w:t xml:space="preserve">    </w:t>
+      </w:r>
+      <w:r>
+        <w:rPr>
+          <w:b/>
+          <w:bCs/>
+        </w:rPr>
+        <w:t>class</w:t>
+      </w:r>
+      <w:r>
+        <w:t xml:space="preserve"> </w:t>
+      </w:r>
+      <w:proofErr w:type="spellStart"/>
+      <w:r>
+        <w:rPr>
+          <w:b/>
+          <w:bCs/>
+        </w:rPr>
+        <w:t>InnerClass</w:t>
+      </w:r>
+      <w:proofErr w:type="spellEnd"/>
+      <w:r>
+        <w:t xml:space="preserve"> {</w:t>
+      </w:r>
+    </w:p>
+    <w:p>
+      <w:r>
+        <w:t xml:space="preserve">        </w:t>
+      </w:r>
+      <w:r>
+        <w:rPr>
+          <w:b/>
+          <w:bCs/>
+        </w:rPr>
+        <w:t>Book</w:t>
+      </w:r>
+      <w:r>
+        <w:t xml:space="preserve"> </w:t>
+      </w:r>
+      <w:proofErr w:type="spellStart"/>
+      <w:r>
+        <w:t>book</w:t>
+      </w:r>
+      <w:proofErr w:type="spellEnd"/>
+      <w:r>
+        <w:t xml:space="preserve"> = </w:t>
+      </w:r>
+      <w:r>
+        <w:rPr>
+          <w:b/>
+          <w:bCs/>
+        </w:rPr>
+        <w:t>new</w:t>
+      </w:r>
+      <w:r>
+        <w:t xml:space="preserve"> </w:t>
+      </w:r>
+      <w:proofErr w:type="gramStart"/>
+      <w:r>
+        <w:rPr>
+          <w:b/>
+          <w:bCs/>
+        </w:rPr>
+        <w:t>Book</w:t>
+      </w:r>
+      <w:r>
+        <w:t>(</w:t>
+      </w:r>
+      <w:proofErr w:type="gramEnd"/>
+      <w:r>
+        <w:t>"Title", "author", "</w:t>
+      </w:r>
+      <w:proofErr w:type="spellStart"/>
+      <w:r>
+        <w:t>isbn</w:t>
+      </w:r>
+      <w:proofErr w:type="spellEnd"/>
+      <w:r>
+        <w:t>");</w:t>
+      </w:r>
+    </w:p>
+    <w:p>
+      <w:r>
+        <w:t xml:space="preserve">    }</w:t>
+      </w:r>
+    </w:p>
+    <w:p>
+      <w:proofErr w:type="gramStart"/>
+      <w:r>
+        <w:t>}Copy</w:t>
+      </w:r>
+      <w:proofErr w:type="gramEnd"/>
+    </w:p>
+    <w:p>
+      <w:pPr>
+        <w:rPr>
+          <w:b/>
+          <w:bCs/>
+        </w:rPr>
+      </w:pPr>
+      <w:r>
+        <w:rPr>
+          <w:b/>
+          <w:bCs/>
+        </w:rPr>
+        <w:t>7. Pattern Matching for </w:t>
+      </w:r>
+      <w:proofErr w:type="spellStart"/>
+      <w:r>
+        <w:rPr>
+          <w:b/>
+          <w:bCs/>
+          <w:i/>
+          <w:iCs/>
+        </w:rPr>
+        <w:t>instanceof</w:t>
+      </w:r>
+      <w:proofErr w:type="spellEnd"/>
+      <w:r>
+        <w:rPr>
+          <w:b/>
+          <w:bCs/>
+        </w:rPr>
+        <w:t> (JEP-394)</w:t>
+      </w:r>
+    </w:p>
+    <w:p>
+      <w:hyperlink r:id="rId45" w:history="1">
+        <w:r>
+          <w:rPr>
+            <w:rStyle w:val="Hyperlink"/>
+          </w:rPr>
+          <w:t>Pattern matching for the </w:t>
+        </w:r>
+        <w:proofErr w:type="spellStart"/>
+        <w:r>
+          <w:rPr>
+            <w:rStyle w:val="Hyperlink"/>
+            <w:i/>
+            <w:iCs/>
+          </w:rPr>
+          <w:t>instanceof</w:t>
+        </w:r>
+        <w:proofErr w:type="spellEnd"/>
+        <w:r>
+          <w:rPr>
+            <w:rStyle w:val="Hyperlink"/>
+          </w:rPr>
+          <w:t> keyword</w:t>
+        </w:r>
+      </w:hyperlink>
+      <w:r>
+        <w:t> has been added as of Java 16.</w:t>
+      </w:r>
+    </w:p>
+    <w:p>
+      <w:r>
+        <w:t>Previously we might write code like this:</w:t>
+      </w:r>
+    </w:p>
+    <w:p>
+      <w:r>
+        <w:rPr>
+          <w:b/>
+          <w:bCs/>
+        </w:rPr>
+        <w:t>Object</w:t>
+      </w:r>
+      <w:r>
+        <w:t xml:space="preserve"> </w:t>
+      </w:r>
+      <w:proofErr w:type="spellStart"/>
+      <w:r>
+        <w:t>obj</w:t>
+      </w:r>
+      <w:proofErr w:type="spellEnd"/>
+      <w:r>
+        <w:t xml:space="preserve"> = "TEST";</w:t>
+      </w:r>
+    </w:p>
+    <w:p/>
+    <w:p>
+      <w:r>
+        <w:rPr>
+          <w:b/>
+          <w:bCs/>
+        </w:rPr>
+        <w:lastRenderedPageBreak/>
+        <w:t>if</w:t>
+      </w:r>
+      <w:r>
+        <w:t xml:space="preserve"> (</w:t>
+      </w:r>
+      <w:proofErr w:type="spellStart"/>
+      <w:r>
+        <w:t>obj</w:t>
+      </w:r>
+      <w:proofErr w:type="spellEnd"/>
+      <w:r>
+        <w:t xml:space="preserve"> </w:t>
+      </w:r>
+      <w:proofErr w:type="spellStart"/>
+      <w:r>
+        <w:rPr>
+          <w:b/>
+          <w:bCs/>
+        </w:rPr>
+        <w:t>instanceof</w:t>
+      </w:r>
+      <w:proofErr w:type="spellEnd"/>
+      <w:r>
+        <w:t xml:space="preserve"> String) {</w:t>
+      </w:r>
+    </w:p>
+    <w:p>
+      <w:r>
+        <w:t xml:space="preserve">    </w:t>
+      </w:r>
+      <w:r>
+        <w:rPr>
+          <w:b/>
+          <w:bCs/>
+        </w:rPr>
+        <w:t>String</w:t>
+      </w:r>
+      <w:r>
+        <w:t xml:space="preserve"> t = (String) </w:t>
+      </w:r>
+      <w:proofErr w:type="spellStart"/>
+      <w:r>
+        <w:t>obj</w:t>
+      </w:r>
+      <w:proofErr w:type="spellEnd"/>
+      <w:r>
+        <w:t>;</w:t>
+      </w:r>
+    </w:p>
+    <w:p>
+      <w:r>
+        <w:t xml:space="preserve">    // do some logic...</w:t>
+      </w:r>
+    </w:p>
+    <w:p>
+      <w:proofErr w:type="gramStart"/>
+      <w:r>
+        <w:t>}Copy</w:t>
+      </w:r>
+      <w:proofErr w:type="gramEnd"/>
+    </w:p>
+    <w:p>
+      <w:r>
+        <w:t>Instead of purely focusing on the logic needed for the application, this code must first check the instance of </w:t>
+      </w:r>
+      <w:proofErr w:type="spellStart"/>
+      <w:r>
+        <w:rPr>
+          <w:i/>
+          <w:iCs/>
+        </w:rPr>
+        <w:t>obj</w:t>
+      </w:r>
+      <w:proofErr w:type="spellEnd"/>
+      <w:r>
+        <w:t>, then cast the object to a </w:t>
+      </w:r>
+      <w:r>
+        <w:rPr>
+          <w:i/>
+          <w:iCs/>
+        </w:rPr>
+        <w:t>String </w:t>
+      </w:r>
+      <w:r>
+        <w:t>and assign it to a new variable</w:t>
+      </w:r>
+      <w:r>
+        <w:rPr>
+          <w:i/>
+          <w:iCs/>
+        </w:rPr>
+        <w:t> t.</w:t>
+      </w:r>
+    </w:p>
+    <w:p>
+      <w:r>
+        <w:t>With the introduction of pattern matching, we can re-write this code:</w:t>
+      </w:r>
+    </w:p>
+    <w:p>
+      <w:r>
+        <w:rPr>
+          <w:b/>
+          <w:bCs/>
+        </w:rPr>
+        <w:t>Object</w:t>
+      </w:r>
+      <w:r>
+        <w:t xml:space="preserve"> </w:t>
+      </w:r>
+      <w:proofErr w:type="spellStart"/>
+      <w:r>
+        <w:t>obj</w:t>
+      </w:r>
+      <w:proofErr w:type="spellEnd"/>
+      <w:r>
+        <w:t xml:space="preserve"> = "TEST";</w:t>
+      </w:r>
+    </w:p>
+    <w:p/>
+    <w:p>
+      <w:r>
+        <w:rPr>
+          <w:b/>
+          <w:bCs/>
+        </w:rPr>
+        <w:t>if</w:t>
+      </w:r>
+      <w:r>
+        <w:t xml:space="preserve"> (</w:t>
+      </w:r>
+      <w:proofErr w:type="spellStart"/>
+      <w:r>
+        <w:t>obj</w:t>
+      </w:r>
+      <w:proofErr w:type="spellEnd"/>
+      <w:r>
+        <w:t xml:space="preserve"> </w:t>
+      </w:r>
+      <w:proofErr w:type="spellStart"/>
+      <w:r>
+        <w:rPr>
+          <w:b/>
+          <w:bCs/>
+        </w:rPr>
+        <w:t>instanceof</w:t>
+      </w:r>
+      <w:proofErr w:type="spellEnd"/>
+      <w:r>
+        <w:t xml:space="preserve"> String t) {</w:t>
+      </w:r>
+    </w:p>
+    <w:p>
+      <w:r>
+        <w:t xml:space="preserve">    // do some logic</w:t>
+      </w:r>
+    </w:p>
+    <w:p>
+      <w:proofErr w:type="gramStart"/>
+      <w:r>
+        <w:t>}Copy</w:t>
+      </w:r>
+      <w:proofErr w:type="gramEnd"/>
+    </w:p>
+    <w:p>
+      <w:r>
+        <w:t>We can now declare a variable – in this instance </w:t>
+      </w:r>
+      <w:r>
+        <w:rPr>
+          <w:i/>
+          <w:iCs/>
+        </w:rPr>
+        <w:t>t – </w:t>
+      </w:r>
+      <w:r>
+        <w:t>as part of the </w:t>
+      </w:r>
+      <w:proofErr w:type="spellStart"/>
+      <w:r>
+        <w:rPr>
+          <w:i/>
+          <w:iCs/>
+        </w:rPr>
+        <w:t>instanceof</w:t>
+      </w:r>
+      <w:proofErr w:type="spellEnd"/>
+      <w:r>
+        <w:t> check.</w:t>
+      </w:r>
+    </w:p>
+    <w:p>
+      <w:pPr>
+        <w:rPr>
+          <w:b/>
+          <w:bCs/>
+        </w:rPr>
+      </w:pPr>
+      <w:r>
+        <w:rPr>
+          <w:b/>
+          <w:bCs/>
+        </w:rPr>
+        <w:t>8. Sealed Classes (JEP-397)</w:t>
+      </w:r>
+    </w:p>
+    <w:p>
+      <w:r>
+        <w:t>Sealed classes, first </w:t>
+      </w:r>
+      <w:hyperlink r:id="rId46" w:history="1">
+        <w:r>
+          <w:rPr>
+            <w:rStyle w:val="Hyperlink"/>
+          </w:rPr>
+          <w:t>introduced in Java 15</w:t>
+        </w:r>
+      </w:hyperlink>
+      <w:r>
+        <w:t>, provide a mechanism to determine which sub-classes are allowed to extend or implement a parent class or interface.</w:t>
+      </w:r>
+    </w:p>
+    <w:p>
+      <w:pPr>
+        <w:rPr>
+          <w:b/>
+          <w:bCs/>
+        </w:rPr>
+      </w:pPr>
+      <w:r>
+        <w:rPr>
+          <w:b/>
+          <w:bCs/>
+        </w:rPr>
+        <w:t>8.1. Example</w:t>
+      </w:r>
+    </w:p>
+    <w:p>
+      <w:r>
+        <w:t>Let’s illustrate this by defining an interface and two implementing classes:</w:t>
+      </w:r>
+    </w:p>
+    <w:p>
+      <w:r>
+        <w:rPr>
+          <w:b/>
+          <w:bCs/>
+        </w:rPr>
+        <w:t>public</w:t>
+      </w:r>
+      <w:r>
+        <w:t xml:space="preserve"> </w:t>
+      </w:r>
+      <w:r>
+        <w:rPr>
+          <w:b/>
+          <w:bCs/>
+        </w:rPr>
+        <w:t>sealed</w:t>
+      </w:r>
+      <w:r>
+        <w:t xml:space="preserve"> </w:t>
+      </w:r>
+      <w:r>
+        <w:rPr>
+          <w:b/>
+          <w:bCs/>
+        </w:rPr>
+        <w:t>interface</w:t>
+      </w:r>
+      <w:r>
+        <w:t xml:space="preserve"> </w:t>
+      </w:r>
+      <w:proofErr w:type="spellStart"/>
+      <w:r>
+        <w:rPr>
+          <w:b/>
+          <w:bCs/>
+        </w:rPr>
+        <w:t>JungleAnimal</w:t>
+      </w:r>
+      <w:proofErr w:type="spellEnd"/>
+      <w:r>
+        <w:t xml:space="preserve"> </w:t>
+      </w:r>
+      <w:r>
+        <w:rPr>
+          <w:b/>
+          <w:bCs/>
+        </w:rPr>
+        <w:t>permits</w:t>
+      </w:r>
+      <w:r>
+        <w:t xml:space="preserve"> Monkey, </w:t>
+      </w:r>
+      <w:proofErr w:type="gramStart"/>
+      <w:r>
+        <w:t>Snake  {</w:t>
+      </w:r>
+      <w:proofErr w:type="gramEnd"/>
+    </w:p>
+    <w:p>
+      <w:r>
+        <w:t>}</w:t>
+      </w:r>
+    </w:p>
+    <w:p/>
+    <w:p>
+      <w:r>
+        <w:rPr>
+          <w:b/>
+          <w:bCs/>
+        </w:rPr>
+        <w:t>public</w:t>
+      </w:r>
+      <w:r>
+        <w:t xml:space="preserve"> </w:t>
+      </w:r>
+      <w:r>
+        <w:rPr>
+          <w:b/>
+          <w:bCs/>
+        </w:rPr>
+        <w:t>final</w:t>
+      </w:r>
+      <w:r>
+        <w:t xml:space="preserve"> </w:t>
+      </w:r>
+      <w:r>
+        <w:rPr>
+          <w:b/>
+          <w:bCs/>
+        </w:rPr>
+        <w:t>class</w:t>
+      </w:r>
+      <w:r>
+        <w:t xml:space="preserve"> </w:t>
+      </w:r>
+      <w:r>
+        <w:rPr>
+          <w:b/>
+          <w:bCs/>
+        </w:rPr>
+        <w:t>Monkey</w:t>
+      </w:r>
+      <w:r>
+        <w:t xml:space="preserve"> </w:t>
+      </w:r>
+      <w:r>
+        <w:rPr>
+          <w:b/>
+          <w:bCs/>
+        </w:rPr>
+        <w:t>implements</w:t>
+      </w:r>
+      <w:r>
+        <w:t xml:space="preserve"> </w:t>
+      </w:r>
+      <w:proofErr w:type="spellStart"/>
+      <w:r>
+        <w:rPr>
+          <w:b/>
+          <w:bCs/>
+        </w:rPr>
+        <w:t>JungleAnimal</w:t>
+      </w:r>
+      <w:proofErr w:type="spellEnd"/>
+      <w:r>
+        <w:t xml:space="preserve"> {</w:t>
+      </w:r>
+    </w:p>
+    <w:p>
+      <w:r>
+        <w:t>}</w:t>
+      </w:r>
+    </w:p>
+    <w:p/>
+    <w:p>
+      <w:r>
+        <w:rPr>
+          <w:b/>
+          <w:bCs/>
+        </w:rPr>
+        <w:t>public</w:t>
+      </w:r>
+      <w:r>
+        <w:t xml:space="preserve"> </w:t>
+      </w:r>
+      <w:r>
+        <w:rPr>
+          <w:b/>
+          <w:bCs/>
+        </w:rPr>
+        <w:t>non-sealed</w:t>
+      </w:r>
+      <w:r>
+        <w:t xml:space="preserve"> </w:t>
+      </w:r>
+      <w:r>
+        <w:rPr>
+          <w:b/>
+          <w:bCs/>
+        </w:rPr>
+        <w:t>class</w:t>
+      </w:r>
+      <w:r>
+        <w:t xml:space="preserve"> </w:t>
+      </w:r>
+      <w:r>
+        <w:rPr>
+          <w:b/>
+          <w:bCs/>
+        </w:rPr>
+        <w:t>Snake</w:t>
+      </w:r>
+      <w:r>
+        <w:t xml:space="preserve"> </w:t>
+      </w:r>
+      <w:r>
+        <w:rPr>
+          <w:b/>
+          <w:bCs/>
+        </w:rPr>
+        <w:t>implements</w:t>
+      </w:r>
+      <w:r>
+        <w:t xml:space="preserve"> </w:t>
+      </w:r>
+      <w:proofErr w:type="spellStart"/>
+      <w:r>
+        <w:rPr>
+          <w:b/>
+          <w:bCs/>
+        </w:rPr>
+        <w:t>JungleAnimal</w:t>
+      </w:r>
+      <w:proofErr w:type="spellEnd"/>
+      <w:r>
+        <w:t xml:space="preserve"> {</w:t>
+      </w:r>
+    </w:p>
+    <w:p>
+      <w:proofErr w:type="gramStart"/>
+      <w:r>
+        <w:t>}Copy</w:t>
+      </w:r>
+      <w:proofErr w:type="gramEnd"/>
+    </w:p>
+    <w:p>
+      <w:r>
+        <w:lastRenderedPageBreak/>
+        <w:t>The </w:t>
+      </w:r>
+      <w:r>
+        <w:rPr>
+          <w:i/>
+          <w:iCs/>
+        </w:rPr>
+        <w:t>sealed</w:t>
+      </w:r>
+      <w:r>
+        <w:t> keyword is used in conjunction with the </w:t>
+      </w:r>
+      <w:r>
+        <w:rPr>
+          <w:i/>
+          <w:iCs/>
+        </w:rPr>
+        <w:t>permits</w:t>
+      </w:r>
+      <w:r>
+        <w:t> keyword to determine exactly which classes are allowed to implement this interface. In our example, this is </w:t>
+      </w:r>
+      <w:r>
+        <w:rPr>
+          <w:i/>
+          <w:iCs/>
+        </w:rPr>
+        <w:t>Monkey</w:t>
+      </w:r>
+      <w:r>
+        <w:t> and </w:t>
+      </w:r>
+      <w:r>
+        <w:rPr>
+          <w:i/>
+          <w:iCs/>
+        </w:rPr>
+        <w:t>Snake. </w:t>
+      </w:r>
+    </w:p>
+    <w:p>
+      <w:r>
+        <w:t>All inheriting classes of a sealed class must be marked with one of the following:</w:t>
+      </w:r>
+    </w:p>
+    <w:p>
+      <w:pPr>
+        <w:numPr>
+          <w:ilvl w:val="0"/>
+          <w:numId w:val="6"/>
+        </w:numPr>
+      </w:pPr>
+      <w:r>
+        <w:rPr>
+          <w:i/>
+          <w:iCs/>
+        </w:rPr>
+        <w:t>sealed</w:t>
+      </w:r>
+      <w:r>
+        <w:t> – meaning they must define what classes are permitted to inherit from it using the </w:t>
+      </w:r>
+      <w:r>
+        <w:rPr>
+          <w:i/>
+          <w:iCs/>
+        </w:rPr>
+        <w:t>permits</w:t>
+      </w:r>
+      <w:r>
+        <w:t> keyword.</w:t>
+      </w:r>
+    </w:p>
+    <w:p>
+      <w:pPr>
+        <w:numPr>
+          <w:ilvl w:val="0"/>
+          <w:numId w:val="6"/>
+        </w:numPr>
+      </w:pPr>
+      <w:r>
+        <w:rPr>
+          <w:i/>
+          <w:iCs/>
+        </w:rPr>
+        <w:t>final</w:t>
+      </w:r>
+      <w:r>
+        <w:t> – preventing any further subclasses</w:t>
+      </w:r>
+    </w:p>
+    <w:p>
+      <w:pPr>
+        <w:numPr>
+          <w:ilvl w:val="0"/>
+          <w:numId w:val="6"/>
+        </w:numPr>
+      </w:pPr>
+      <w:r>
+        <w:rPr>
+          <w:i/>
+          <w:iCs/>
+        </w:rPr>
+        <w:t>non-sealed</w:t>
+      </w:r>
+      <w:r>
+        <w:t> – allowing any class to be able to inherit from it.</w:t>
+      </w:r>
+    </w:p>
+    <w:p>
+      <w:r>
+        <w:t>A significant benefit of sealed classes is that they allow for exhaustive pattern matching checking without the need for a catch for all non-covered cases. For example, using our defined classes, we can have logic to cover all possible subclasses of </w:t>
+      </w:r>
+      <w:proofErr w:type="spellStart"/>
+      <w:r>
+        <w:rPr>
+          <w:i/>
+          <w:iCs/>
+        </w:rPr>
+        <w:t>JungleAnimal</w:t>
+      </w:r>
+      <w:proofErr w:type="spellEnd"/>
+      <w:r>
+        <w:t>:</w:t>
+      </w:r>
+    </w:p>
+    <w:p>
+      <w:proofErr w:type="spellStart"/>
+      <w:r>
+        <w:rPr>
+          <w:b/>
+          <w:bCs/>
+        </w:rPr>
+        <w:t>JungleAnimal</w:t>
+      </w:r>
+      <w:proofErr w:type="spellEnd"/>
+      <w:r>
+        <w:t xml:space="preserve"> j = // some </w:t>
+      </w:r>
+      <w:proofErr w:type="spellStart"/>
+      <w:r>
+        <w:t>JungleAnimal</w:t>
+      </w:r>
+      <w:proofErr w:type="spellEnd"/>
+      <w:r>
+        <w:t xml:space="preserve"> instance</w:t>
+      </w:r>
+    </w:p>
+    <w:p/>
+    <w:p>
+      <w:r>
+        <w:rPr>
+          <w:b/>
+          <w:bCs/>
+        </w:rPr>
+        <w:t>if</w:t>
+      </w:r>
+      <w:r>
+        <w:t xml:space="preserve"> (j </w:t>
+      </w:r>
+      <w:proofErr w:type="spellStart"/>
+      <w:r>
+        <w:rPr>
+          <w:b/>
+          <w:bCs/>
+        </w:rPr>
+        <w:t>instanceof</w:t>
+      </w:r>
+      <w:proofErr w:type="spellEnd"/>
+      <w:r>
+        <w:t xml:space="preserve"> Monkey m) {</w:t>
+      </w:r>
+    </w:p>
+    <w:p>
+      <w:r>
+        <w:t xml:space="preserve">    // do logic</w:t>
+      </w:r>
+    </w:p>
+    <w:p>
+      <w:r>
+        <w:t xml:space="preserve">} </w:t>
+      </w:r>
+      <w:r>
+        <w:rPr>
+          <w:b/>
+          <w:bCs/>
+        </w:rPr>
+        <w:t>else</w:t>
+      </w:r>
+      <w:r>
+        <w:t xml:space="preserve"> </w:t>
+      </w:r>
+      <w:r>
+        <w:rPr>
+          <w:b/>
+          <w:bCs/>
+        </w:rPr>
+        <w:t>if</w:t>
+      </w:r>
+      <w:r>
+        <w:t xml:space="preserve"> (j </w:t>
+      </w:r>
+      <w:proofErr w:type="spellStart"/>
+      <w:r>
+        <w:rPr>
+          <w:b/>
+          <w:bCs/>
+        </w:rPr>
+        <w:t>instanceof</w:t>
+      </w:r>
+      <w:proofErr w:type="spellEnd"/>
+      <w:r>
+        <w:t xml:space="preserve"> Snake s) {</w:t>
+      </w:r>
+    </w:p>
+    <w:p>
+      <w:r>
+        <w:t xml:space="preserve">    // do logic</w:t>
+      </w:r>
+    </w:p>
+    <w:p>
+      <w:proofErr w:type="gramStart"/>
+      <w:r>
+        <w:t>}Copy</w:t>
+      </w:r>
+      <w:proofErr w:type="gramEnd"/>
+    </w:p>
+    <w:p>
+      <w:r>
+        <w:t>We don’t need an </w:t>
+      </w:r>
+      <w:r>
+        <w:rPr>
+          <w:i/>
+          <w:iCs/>
+        </w:rPr>
+        <w:t>else</w:t>
+      </w:r>
+      <w:r>
+        <w:t> block as the sealed classes only allow the two possible subtypes of </w:t>
+      </w:r>
+      <w:r>
+        <w:rPr>
+          <w:i/>
+          <w:iCs/>
+        </w:rPr>
+        <w:t>Monkey</w:t>
+      </w:r>
+      <w:r>
+        <w:t> and </w:t>
+      </w:r>
+      <w:r>
+        <w:rPr>
+          <w:i/>
+          <w:iCs/>
+        </w:rPr>
+        <w:t>Snake</w:t>
+      </w:r>
+      <w:r>
+        <w:t>.</w:t>
+      </w:r>
+    </w:p>
+    <w:p>
+      <w:pPr>
+        <w:rPr>
+          <w:b/>
+          <w:bCs/>
+        </w:rPr>
+      </w:pPr>
+      <w:r>
+        <w:rPr>
+          <w:b/>
+          <w:bCs/>
+        </w:rPr>
+        <w:t>8.2. New Additions to Sealed Classes in Java 16</w:t>
+      </w:r>
+    </w:p>
+    <w:p>
+      <w:r>
+        <w:t>There are </w:t>
+      </w:r>
+      <w:hyperlink r:id="rId47" w:history="1">
+        <w:r>
+          <w:rPr>
+            <w:rStyle w:val="Hyperlink"/>
+          </w:rPr>
+          <w:t>a few additions to sealed classes</w:t>
+        </w:r>
+      </w:hyperlink>
+      <w:r>
+        <w:t> in Java 16. These are the changes that Java 16 introduces to the sealed class:</w:t>
+      </w:r>
+    </w:p>
+    <w:p>
+      <w:pPr>
+        <w:numPr>
+          <w:ilvl w:val="0"/>
+          <w:numId w:val="7"/>
+        </w:numPr>
+      </w:pPr>
+      <w:r>
+        <w:t>The Java language recognizes </w:t>
+      </w:r>
+      <w:r>
+        <w:rPr>
+          <w:i/>
+          <w:iCs/>
+        </w:rPr>
+        <w:t>sealed</w:t>
+      </w:r>
+      <w:r>
+        <w:t>, </w:t>
+      </w:r>
+      <w:r>
+        <w:rPr>
+          <w:i/>
+          <w:iCs/>
+        </w:rPr>
+        <w:t>non-sealed</w:t>
+      </w:r>
+      <w:r>
+        <w:t>, and </w:t>
+      </w:r>
+      <w:r>
+        <w:rPr>
+          <w:i/>
+          <w:iCs/>
+        </w:rPr>
+        <w:t>permits</w:t>
+      </w:r>
+      <w:r>
+        <w:t> as contextual keywords (similar to </w:t>
+      </w:r>
+      <w:r>
+        <w:rPr>
+          <w:i/>
+          <w:iCs/>
+        </w:rPr>
+        <w:t>abstract</w:t>
+      </w:r>
+      <w:r>
+        <w:t> and </w:t>
+      </w:r>
+      <w:r>
+        <w:rPr>
+          <w:i/>
+          <w:iCs/>
+        </w:rPr>
+        <w:t>extends</w:t>
+      </w:r>
+      <w:r>
+        <w:t>)</w:t>
+      </w:r>
+    </w:p>
+    <w:p>
+      <w:pPr>
+        <w:numPr>
+          <w:ilvl w:val="0"/>
+          <w:numId w:val="7"/>
+        </w:numPr>
+      </w:pPr>
+      <w:r>
+        <w:t>Restrict the ability to create local classes that are subclasses of a sealed class (similar to the inability to create anonymous classes of sealed classes).</w:t>
+      </w:r>
+    </w:p>
+    <w:p>
+      <w:pPr>
+        <w:numPr>
+          <w:ilvl w:val="0"/>
+          <w:numId w:val="7"/>
+        </w:numPr>
+      </w:pPr>
+      <w:r>
+        <w:t>Stricter checks when casting sealed classes and classes derived from sealed classes</w:t>
+      </w:r>
+    </w:p>
+    <w:p>
+      <w:pPr>
+        <w:rPr>
+          <w:b/>
+          <w:bCs/>
+        </w:rPr>
+      </w:pPr>
+      <w:r>
+        <w:rPr>
+          <w:b/>
+          <w:bCs/>
+        </w:rPr>
+        <w:t>9. Other Changes</w:t>
+      </w:r>
+    </w:p>
+    <w:p>
+      <w:r>
+        <w:lastRenderedPageBreak/>
+        <w:t>Continuing from JEP-383 in the Java 15 release, the </w:t>
+      </w:r>
+      <w:hyperlink r:id="rId48" w:history="1">
+        <w:r>
+          <w:rPr>
+            <w:rStyle w:val="Hyperlink"/>
+          </w:rPr>
+          <w:t>foreign linker API</w:t>
+        </w:r>
+      </w:hyperlink>
+      <w:r>
+        <w:t> provides a flexible way to access native code on the host machine. Initially, for C language interoperability, in the future, it may be adaptable to other languages such as C++ or Fortran. The goal of this feature is to eventually replace the </w:t>
+      </w:r>
+      <w:hyperlink r:id="rId49" w:history="1">
+        <w:r>
+          <w:rPr>
+            <w:rStyle w:val="Hyperlink"/>
+          </w:rPr>
+          <w:t>Java Native Interface</w:t>
+        </w:r>
+      </w:hyperlink>
+      <w:r>
+        <w:t>.</w:t>
+      </w:r>
+    </w:p>
+    <w:p>
+      <w:r>
+        <w:t>Another important change is that JDK internals is now </w:t>
+      </w:r>
+      <w:hyperlink r:id="rId50" w:history="1">
+        <w:r>
+          <w:rPr>
+            <w:rStyle w:val="Hyperlink"/>
+          </w:rPr>
+          <w:t>strongly encapsulated by default</w:t>
+        </w:r>
+      </w:hyperlink>
+      <w:r>
+        <w:t>. These have been accessible since Java 9. However, now the JVM requires the argument </w:t>
+      </w:r>
+      <w:r>
+        <w:rPr>
+          <w:i/>
+          <w:iCs/>
+        </w:rPr>
+        <w:t>–illegal-access=permit</w:t>
+      </w:r>
+      <w:r>
+        <w:t>. This will affect all libraries and apps (particularly when it comes to testing) that are currently using JDK internals directly and simply ignoring the warning messages.</w:t>
+      </w:r>
+    </w:p>
+    <w:p>
+      <w:pPr>
+        <w:rPr>
+          <w:b/>
+          <w:bCs/>
+        </w:rPr>
+      </w:pPr>
+      <w:r>
+        <w:rPr>
+          <w:b/>
+          <w:bCs/>
+        </w:rPr>
+        <w:t>10. Conclusion</w:t>
+      </w:r>
+    </w:p>
+    <w:p>
+      <w:r>
+        <w:t>In this article, we covered some of the features and changes introduced as part of the incremental Java 16 release. The complete list of changes in Java 16 is in the </w:t>
+      </w:r>
+      <w:hyperlink r:id="rId51" w:history="1">
+        <w:r>
+          <w:rPr>
+            <w:rStyle w:val="Hyperlink"/>
+          </w:rPr>
+          <w:t>JDK release notes</w:t>
+        </w:r>
+      </w:hyperlink>
+      <w:r>
+        <w:t>.</w:t>
+      </w:r>
+    </w:p>
+    <w:p>
+      <w:r>
+        <w:t>The code backing this article is available on GitHub. Once you're </w:t>
+      </w:r>
+      <w:r>
+        <w:rPr>
+          <w:b/>
+          <w:bCs/>
+        </w:rPr>
+        <w:t>logged in as a </w:t>
+      </w:r>
+      <w:proofErr w:type="spellStart"/>
+      <w:r>
+        <w:rPr>
+          <w:b/>
+          <w:bCs/>
+        </w:rPr>
+        <w:fldChar w:fldCharType="begin"/>
+      </w:r>
+      <w:r>
+        <w:rPr>
+          <w:b/>
+          <w:bCs/>
+        </w:rPr>
+        <w:instrText>HYPERLINK "https://www.baeldung.com/members/"</w:instrText>
+      </w:r>
+      <w:r>
+        <w:rPr>
+          <w:b/>
+          <w:bCs/>
+        </w:rPr>
+      </w:r>
+      <w:r>
+        <w:rPr>
+          <w:b/>
+          <w:bCs/>
+        </w:rPr>
+        <w:fldChar w:fldCharType="separate"/>
+      </w:r>
+      <w:r>
+        <w:rPr>
+          <w:rStyle w:val="Hyperlink"/>
+          <w:b/>
+          <w:bCs/>
+        </w:rPr>
+        <w:t>Baeldung</w:t>
+      </w:r>
+      <w:proofErr w:type="spellEnd"/>
+      <w:r>
+        <w:rPr>
+          <w:rStyle w:val="Hyperlink"/>
+          <w:b/>
+          <w:bCs/>
+        </w:rPr>
+        <w:t xml:space="preserve"> Pro Member</w:t>
+      </w:r>
+      <w:r>
+        <w:fldChar w:fldCharType="end"/>
+      </w:r>
+      <w:r>
+        <w:t>, start learning and coding on the project.</w:t>
+      </w:r>
+    </w:p>
+    <w:p/>
     <w:p/>
     <w:sectPr>
       <w:pgSz w:w="11906" w:h="16838"/>
@@ -239,6 +7370,751 @@
 <file path=word/numbering.xml><?xml version="1.0" encoding="utf-8"?>
 <w:numbering xmlns:wpc="http://schemas.microsoft.com/office/word/2010/wordprocessingCanvas" xmlns:cx="http://schemas.microsoft.com/office/drawing/2014/chartex" xmlns:cx1="http://schemas.microsoft.com/office/drawing/2015/9/8/chartex" xmlns:cx2="http://schemas.microsoft.com/office/drawing/2015/10/21/chartex" xmlns:cx3="http://schemas.microsoft.com/office/drawing/2016/5/9/chartex" xmlns:cx4="http://schemas.microsoft.com/office/drawing/2016/5/10/chartex" xmlns:cx5="http://schemas.microsoft.com/office/drawing/2016/5/11/chartex" xmlns:cx6="http://schemas.microsoft.com/office/drawing/2016/5/12/chartex" xmlns:cx7="http://schemas.microsoft.com/office/drawing/2016/5/13/chartex" xmlns:cx8="http://schemas.microsoft.com/office/drawing/2016/5/14/chartex" xmlns:mc="http://schemas.openxmlformats.org/markup-compatibility/2006" xmlns:aink="http://schemas.microsoft.com/office/drawing/2016/ink" xmlns:am3d="http://schemas.microsoft.com/office/drawing/2017/model3d" xmlns:o="urn:schemas-microsoft-com:office:office" xmlns:oel="http://schemas.microsoft.com/office/2019/extlst" xmlns:r="http://schemas.openxmlformats.org/officeDocument/2006/relationships" xmlns:m="http://schemas.openxmlformats.org/officeDocument/2006/math" xmlns:v="urn:schemas-microsoft-com:vml" xmlns:wp14="http://schemas.microsoft.com/office/word/2010/wordprocessingDrawing" xmlns:wp="http://schemas.openxmlformats.org/drawingml/2006/wordprocessingDrawing" xmlns:w10="urn:schemas-microsoft-com:office:word" xmlns:w="http://schemas.openxmlformats.org/wordprocessingml/2006/main" xmlns:w14="http://schemas.microsoft.com/office/word/2010/wordml" xmlns:w15="http://schemas.microsoft.com/office/word/2012/wordml" xmlns:w16cex="http://schemas.microsoft.com/office/word/2018/wordml/cex" xmlns:w16cid="http://schemas.microsoft.com/office/word/2016/wordml/cid" xmlns:w16="http://schemas.microsoft.com/office/word/2018/wordml" xmlns:w16du="http://schemas.microsoft.com/office/word/2023/wordml/word16du" xmlns:w16sdtdh="http://schemas.microsoft.com/office/word/2020/wordml/sdtdatahash" xmlns:w16sdtfl="http://schemas.microsoft.com/office/word/2024/wordml/sdtformatlock" xmlns:w16se="http://schemas.microsoft.com/office/word/2015/wordml/symex" xmlns:wpg="http://schemas.microsoft.com/office/word/2010/wordprocessingGroup" xmlns:wpi="http://schemas.microsoft.com/office/word/2010/wordprocessingInk" xmlns:wne="http://schemas.microsoft.com/office/word/2006/wordml" xmlns:wps="http://schemas.microsoft.com/office/word/2010/wordprocessingShape" mc:Ignorable="w14 w15 w16se w16cid w16 w16cex w16sdtdh w16sdtfl w16du wp14">
   <w:abstractNum w:abstractNumId="0" w15:restartNumberingAfterBreak="0">
+    <w:nsid w:val="082A614A"/>
+    <w:multiLevelType w:val="multilevel"/>
+    <w:tmpl w:val="3940CAE8"/>
+    <w:lvl w:ilvl="0">
+      <w:start w:val="1"/>
+      <w:numFmt w:val="bullet"/>
+      <w:lvlText w:val=""/>
+      <w:lvlJc w:val="left"/>
+      <w:pPr>
+        <w:tabs>
+          <w:tab w:val="num" w:pos="720"/>
+        </w:tabs>
+        <w:ind w:left="720" w:hanging="360"/>
+      </w:pPr>
+      <w:rPr>
+        <w:rFonts w:ascii="Symbol" w:hAnsi="Symbol" w:hint="default"/>
+        <w:sz w:val="20"/>
+      </w:rPr>
+    </w:lvl>
+    <w:lvl w:ilvl="1" w:tentative="1">
+      <w:start w:val="1"/>
+      <w:numFmt w:val="bullet"/>
+      <w:lvlText w:val="o"/>
+      <w:lvlJc w:val="left"/>
+      <w:pPr>
+        <w:tabs>
+          <w:tab w:val="num" w:pos="1440"/>
+        </w:tabs>
+        <w:ind w:left="1440" w:hanging="360"/>
+      </w:pPr>
+      <w:rPr>
+        <w:rFonts w:ascii="Courier New" w:hAnsi="Courier New" w:hint="default"/>
+        <w:sz w:val="20"/>
+      </w:rPr>
+    </w:lvl>
+    <w:lvl w:ilvl="2" w:tentative="1">
+      <w:start w:val="1"/>
+      <w:numFmt w:val="bullet"/>
+      <w:lvlText w:val=""/>
+      <w:lvlJc w:val="left"/>
+      <w:pPr>
+        <w:tabs>
+          <w:tab w:val="num" w:pos="2160"/>
+        </w:tabs>
+        <w:ind w:left="2160" w:hanging="360"/>
+      </w:pPr>
+      <w:rPr>
+        <w:rFonts w:ascii="Wingdings" w:hAnsi="Wingdings" w:hint="default"/>
+        <w:sz w:val="20"/>
+      </w:rPr>
+    </w:lvl>
+    <w:lvl w:ilvl="3" w:tentative="1">
+      <w:start w:val="1"/>
+      <w:numFmt w:val="bullet"/>
+      <w:lvlText w:val=""/>
+      <w:lvlJc w:val="left"/>
+      <w:pPr>
+        <w:tabs>
+          <w:tab w:val="num" w:pos="2880"/>
+        </w:tabs>
+        <w:ind w:left="2880" w:hanging="360"/>
+      </w:pPr>
+      <w:rPr>
+        <w:rFonts w:ascii="Wingdings" w:hAnsi="Wingdings" w:hint="default"/>
+        <w:sz w:val="20"/>
+      </w:rPr>
+    </w:lvl>
+    <w:lvl w:ilvl="4" w:tentative="1">
+      <w:start w:val="1"/>
+      <w:numFmt w:val="bullet"/>
+      <w:lvlText w:val=""/>
+      <w:lvlJc w:val="left"/>
+      <w:pPr>
+        <w:tabs>
+          <w:tab w:val="num" w:pos="3600"/>
+        </w:tabs>
+        <w:ind w:left="3600" w:hanging="360"/>
+      </w:pPr>
+      <w:rPr>
+        <w:rFonts w:ascii="Wingdings" w:hAnsi="Wingdings" w:hint="default"/>
+        <w:sz w:val="20"/>
+      </w:rPr>
+    </w:lvl>
+    <w:lvl w:ilvl="5" w:tentative="1">
+      <w:start w:val="1"/>
+      <w:numFmt w:val="bullet"/>
+      <w:lvlText w:val=""/>
+      <w:lvlJc w:val="left"/>
+      <w:pPr>
+        <w:tabs>
+          <w:tab w:val="num" w:pos="4320"/>
+        </w:tabs>
+        <w:ind w:left="4320" w:hanging="360"/>
+      </w:pPr>
+      <w:rPr>
+        <w:rFonts w:ascii="Wingdings" w:hAnsi="Wingdings" w:hint="default"/>
+        <w:sz w:val="20"/>
+      </w:rPr>
+    </w:lvl>
+    <w:lvl w:ilvl="6" w:tentative="1">
+      <w:start w:val="1"/>
+      <w:numFmt w:val="bullet"/>
+      <w:lvlText w:val=""/>
+      <w:lvlJc w:val="left"/>
+      <w:pPr>
+        <w:tabs>
+          <w:tab w:val="num" w:pos="5040"/>
+        </w:tabs>
+        <w:ind w:left="5040" w:hanging="360"/>
+      </w:pPr>
+      <w:rPr>
+        <w:rFonts w:ascii="Wingdings" w:hAnsi="Wingdings" w:hint="default"/>
+        <w:sz w:val="20"/>
+      </w:rPr>
+    </w:lvl>
+    <w:lvl w:ilvl="7" w:tentative="1">
+      <w:start w:val="1"/>
+      <w:numFmt w:val="bullet"/>
+      <w:lvlText w:val=""/>
+      <w:lvlJc w:val="left"/>
+      <w:pPr>
+        <w:tabs>
+          <w:tab w:val="num" w:pos="5760"/>
+        </w:tabs>
+        <w:ind w:left="5760" w:hanging="360"/>
+      </w:pPr>
+      <w:rPr>
+        <w:rFonts w:ascii="Wingdings" w:hAnsi="Wingdings" w:hint="default"/>
+        <w:sz w:val="20"/>
+      </w:rPr>
+    </w:lvl>
+    <w:lvl w:ilvl="8" w:tentative="1">
+      <w:start w:val="1"/>
+      <w:numFmt w:val="bullet"/>
+      <w:lvlText w:val=""/>
+      <w:lvlJc w:val="left"/>
+      <w:pPr>
+        <w:tabs>
+          <w:tab w:val="num" w:pos="6480"/>
+        </w:tabs>
+        <w:ind w:left="6480" w:hanging="360"/>
+      </w:pPr>
+      <w:rPr>
+        <w:rFonts w:ascii="Wingdings" w:hAnsi="Wingdings" w:hint="default"/>
+        <w:sz w:val="20"/>
+      </w:rPr>
+    </w:lvl>
+  </w:abstractNum>
+  <w:abstractNum w:abstractNumId="1" w15:restartNumberingAfterBreak="0">
+    <w:nsid w:val="0DEA6C0C"/>
+    <w:multiLevelType w:val="multilevel"/>
+    <w:tmpl w:val="92A42830"/>
+    <w:lvl w:ilvl="0">
+      <w:start w:val="1"/>
+      <w:numFmt w:val="bullet"/>
+      <w:lvlText w:val=""/>
+      <w:lvlJc w:val="left"/>
+      <w:pPr>
+        <w:tabs>
+          <w:tab w:val="num" w:pos="720"/>
+        </w:tabs>
+        <w:ind w:left="720" w:hanging="360"/>
+      </w:pPr>
+      <w:rPr>
+        <w:rFonts w:ascii="Symbol" w:hAnsi="Symbol" w:hint="default"/>
+        <w:sz w:val="20"/>
+      </w:rPr>
+    </w:lvl>
+    <w:lvl w:ilvl="1" w:tentative="1">
+      <w:start w:val="1"/>
+      <w:numFmt w:val="bullet"/>
+      <w:lvlText w:val="o"/>
+      <w:lvlJc w:val="left"/>
+      <w:pPr>
+        <w:tabs>
+          <w:tab w:val="num" w:pos="1440"/>
+        </w:tabs>
+        <w:ind w:left="1440" w:hanging="360"/>
+      </w:pPr>
+      <w:rPr>
+        <w:rFonts w:ascii="Courier New" w:hAnsi="Courier New" w:hint="default"/>
+        <w:sz w:val="20"/>
+      </w:rPr>
+    </w:lvl>
+    <w:lvl w:ilvl="2" w:tentative="1">
+      <w:start w:val="1"/>
+      <w:numFmt w:val="bullet"/>
+      <w:lvlText w:val=""/>
+      <w:lvlJc w:val="left"/>
+      <w:pPr>
+        <w:tabs>
+          <w:tab w:val="num" w:pos="2160"/>
+        </w:tabs>
+        <w:ind w:left="2160" w:hanging="360"/>
+      </w:pPr>
+      <w:rPr>
+        <w:rFonts w:ascii="Wingdings" w:hAnsi="Wingdings" w:hint="default"/>
+        <w:sz w:val="20"/>
+      </w:rPr>
+    </w:lvl>
+    <w:lvl w:ilvl="3" w:tentative="1">
+      <w:start w:val="1"/>
+      <w:numFmt w:val="bullet"/>
+      <w:lvlText w:val=""/>
+      <w:lvlJc w:val="left"/>
+      <w:pPr>
+        <w:tabs>
+          <w:tab w:val="num" w:pos="2880"/>
+        </w:tabs>
+        <w:ind w:left="2880" w:hanging="360"/>
+      </w:pPr>
+      <w:rPr>
+        <w:rFonts w:ascii="Wingdings" w:hAnsi="Wingdings" w:hint="default"/>
+        <w:sz w:val="20"/>
+      </w:rPr>
+    </w:lvl>
+    <w:lvl w:ilvl="4" w:tentative="1">
+      <w:start w:val="1"/>
+      <w:numFmt w:val="bullet"/>
+      <w:lvlText w:val=""/>
+      <w:lvlJc w:val="left"/>
+      <w:pPr>
+        <w:tabs>
+          <w:tab w:val="num" w:pos="3600"/>
+        </w:tabs>
+        <w:ind w:left="3600" w:hanging="360"/>
+      </w:pPr>
+      <w:rPr>
+        <w:rFonts w:ascii="Wingdings" w:hAnsi="Wingdings" w:hint="default"/>
+        <w:sz w:val="20"/>
+      </w:rPr>
+    </w:lvl>
+    <w:lvl w:ilvl="5" w:tentative="1">
+      <w:start w:val="1"/>
+      <w:numFmt w:val="bullet"/>
+      <w:lvlText w:val=""/>
+      <w:lvlJc w:val="left"/>
+      <w:pPr>
+        <w:tabs>
+          <w:tab w:val="num" w:pos="4320"/>
+        </w:tabs>
+        <w:ind w:left="4320" w:hanging="360"/>
+      </w:pPr>
+      <w:rPr>
+        <w:rFonts w:ascii="Wingdings" w:hAnsi="Wingdings" w:hint="default"/>
+        <w:sz w:val="20"/>
+      </w:rPr>
+    </w:lvl>
+    <w:lvl w:ilvl="6" w:tentative="1">
+      <w:start w:val="1"/>
+      <w:numFmt w:val="bullet"/>
+      <w:lvlText w:val=""/>
+      <w:lvlJc w:val="left"/>
+      <w:pPr>
+        <w:tabs>
+          <w:tab w:val="num" w:pos="5040"/>
+        </w:tabs>
+        <w:ind w:left="5040" w:hanging="360"/>
+      </w:pPr>
+      <w:rPr>
+        <w:rFonts w:ascii="Wingdings" w:hAnsi="Wingdings" w:hint="default"/>
+        <w:sz w:val="20"/>
+      </w:rPr>
+    </w:lvl>
+    <w:lvl w:ilvl="7" w:tentative="1">
+      <w:start w:val="1"/>
+      <w:numFmt w:val="bullet"/>
+      <w:lvlText w:val=""/>
+      <w:lvlJc w:val="left"/>
+      <w:pPr>
+        <w:tabs>
+          <w:tab w:val="num" w:pos="5760"/>
+        </w:tabs>
+        <w:ind w:left="5760" w:hanging="360"/>
+      </w:pPr>
+      <w:rPr>
+        <w:rFonts w:ascii="Wingdings" w:hAnsi="Wingdings" w:hint="default"/>
+        <w:sz w:val="20"/>
+      </w:rPr>
+    </w:lvl>
+    <w:lvl w:ilvl="8" w:tentative="1">
+      <w:start w:val="1"/>
+      <w:numFmt w:val="bullet"/>
+      <w:lvlText w:val=""/>
+      <w:lvlJc w:val="left"/>
+      <w:pPr>
+        <w:tabs>
+          <w:tab w:val="num" w:pos="6480"/>
+        </w:tabs>
+        <w:ind w:left="6480" w:hanging="360"/>
+      </w:pPr>
+      <w:rPr>
+        <w:rFonts w:ascii="Wingdings" w:hAnsi="Wingdings" w:hint="default"/>
+        <w:sz w:val="20"/>
+      </w:rPr>
+    </w:lvl>
+  </w:abstractNum>
+  <w:abstractNum w:abstractNumId="2" w15:restartNumberingAfterBreak="0">
+    <w:nsid w:val="1B7F0586"/>
+    <w:multiLevelType w:val="multilevel"/>
+    <w:tmpl w:val="237A68E2"/>
+    <w:lvl w:ilvl="0">
+      <w:start w:val="1"/>
+      <w:numFmt w:val="bullet"/>
+      <w:lvlText w:val=""/>
+      <w:lvlJc w:val="left"/>
+      <w:pPr>
+        <w:tabs>
+          <w:tab w:val="num" w:pos="720"/>
+        </w:tabs>
+        <w:ind w:left="720" w:hanging="360"/>
+      </w:pPr>
+      <w:rPr>
+        <w:rFonts w:ascii="Symbol" w:hAnsi="Symbol" w:hint="default"/>
+        <w:sz w:val="20"/>
+      </w:rPr>
+    </w:lvl>
+    <w:lvl w:ilvl="1" w:tentative="1">
+      <w:start w:val="1"/>
+      <w:numFmt w:val="bullet"/>
+      <w:lvlText w:val="o"/>
+      <w:lvlJc w:val="left"/>
+      <w:pPr>
+        <w:tabs>
+          <w:tab w:val="num" w:pos="1440"/>
+        </w:tabs>
+        <w:ind w:left="1440" w:hanging="360"/>
+      </w:pPr>
+      <w:rPr>
+        <w:rFonts w:ascii="Courier New" w:hAnsi="Courier New" w:hint="default"/>
+        <w:sz w:val="20"/>
+      </w:rPr>
+    </w:lvl>
+    <w:lvl w:ilvl="2" w:tentative="1">
+      <w:start w:val="1"/>
+      <w:numFmt w:val="bullet"/>
+      <w:lvlText w:val=""/>
+      <w:lvlJc w:val="left"/>
+      <w:pPr>
+        <w:tabs>
+          <w:tab w:val="num" w:pos="2160"/>
+        </w:tabs>
+        <w:ind w:left="2160" w:hanging="360"/>
+      </w:pPr>
+      <w:rPr>
+        <w:rFonts w:ascii="Wingdings" w:hAnsi="Wingdings" w:hint="default"/>
+        <w:sz w:val="20"/>
+      </w:rPr>
+    </w:lvl>
+    <w:lvl w:ilvl="3" w:tentative="1">
+      <w:start w:val="1"/>
+      <w:numFmt w:val="bullet"/>
+      <w:lvlText w:val=""/>
+      <w:lvlJc w:val="left"/>
+      <w:pPr>
+        <w:tabs>
+          <w:tab w:val="num" w:pos="2880"/>
+        </w:tabs>
+        <w:ind w:left="2880" w:hanging="360"/>
+      </w:pPr>
+      <w:rPr>
+        <w:rFonts w:ascii="Wingdings" w:hAnsi="Wingdings" w:hint="default"/>
+        <w:sz w:val="20"/>
+      </w:rPr>
+    </w:lvl>
+    <w:lvl w:ilvl="4" w:tentative="1">
+      <w:start w:val="1"/>
+      <w:numFmt w:val="bullet"/>
+      <w:lvlText w:val=""/>
+      <w:lvlJc w:val="left"/>
+      <w:pPr>
+        <w:tabs>
+          <w:tab w:val="num" w:pos="3600"/>
+        </w:tabs>
+        <w:ind w:left="3600" w:hanging="360"/>
+      </w:pPr>
+      <w:rPr>
+        <w:rFonts w:ascii="Wingdings" w:hAnsi="Wingdings" w:hint="default"/>
+        <w:sz w:val="20"/>
+      </w:rPr>
+    </w:lvl>
+    <w:lvl w:ilvl="5" w:tentative="1">
+      <w:start w:val="1"/>
+      <w:numFmt w:val="bullet"/>
+      <w:lvlText w:val=""/>
+      <w:lvlJc w:val="left"/>
+      <w:pPr>
+        <w:tabs>
+          <w:tab w:val="num" w:pos="4320"/>
+        </w:tabs>
+        <w:ind w:left="4320" w:hanging="360"/>
+      </w:pPr>
+      <w:rPr>
+        <w:rFonts w:ascii="Wingdings" w:hAnsi="Wingdings" w:hint="default"/>
+        <w:sz w:val="20"/>
+      </w:rPr>
+    </w:lvl>
+    <w:lvl w:ilvl="6" w:tentative="1">
+      <w:start w:val="1"/>
+      <w:numFmt w:val="bullet"/>
+      <w:lvlText w:val=""/>
+      <w:lvlJc w:val="left"/>
+      <w:pPr>
+        <w:tabs>
+          <w:tab w:val="num" w:pos="5040"/>
+        </w:tabs>
+        <w:ind w:left="5040" w:hanging="360"/>
+      </w:pPr>
+      <w:rPr>
+        <w:rFonts w:ascii="Wingdings" w:hAnsi="Wingdings" w:hint="default"/>
+        <w:sz w:val="20"/>
+      </w:rPr>
+    </w:lvl>
+    <w:lvl w:ilvl="7" w:tentative="1">
+      <w:start w:val="1"/>
+      <w:numFmt w:val="bullet"/>
+      <w:lvlText w:val=""/>
+      <w:lvlJc w:val="left"/>
+      <w:pPr>
+        <w:tabs>
+          <w:tab w:val="num" w:pos="5760"/>
+        </w:tabs>
+        <w:ind w:left="5760" w:hanging="360"/>
+      </w:pPr>
+      <w:rPr>
+        <w:rFonts w:ascii="Wingdings" w:hAnsi="Wingdings" w:hint="default"/>
+        <w:sz w:val="20"/>
+      </w:rPr>
+    </w:lvl>
+    <w:lvl w:ilvl="8" w:tentative="1">
+      <w:start w:val="1"/>
+      <w:numFmt w:val="bullet"/>
+      <w:lvlText w:val=""/>
+      <w:lvlJc w:val="left"/>
+      <w:pPr>
+        <w:tabs>
+          <w:tab w:val="num" w:pos="6480"/>
+        </w:tabs>
+        <w:ind w:left="6480" w:hanging="360"/>
+      </w:pPr>
+      <w:rPr>
+        <w:rFonts w:ascii="Wingdings" w:hAnsi="Wingdings" w:hint="default"/>
+        <w:sz w:val="20"/>
+      </w:rPr>
+    </w:lvl>
+  </w:abstractNum>
+  <w:abstractNum w:abstractNumId="3" w15:restartNumberingAfterBreak="0">
+    <w:nsid w:val="25415DCC"/>
+    <w:multiLevelType w:val="multilevel"/>
+    <w:tmpl w:val="508C9D44"/>
+    <w:lvl w:ilvl="0">
+      <w:start w:val="1"/>
+      <w:numFmt w:val="bullet"/>
+      <w:lvlText w:val=""/>
+      <w:lvlJc w:val="left"/>
+      <w:pPr>
+        <w:tabs>
+          <w:tab w:val="num" w:pos="720"/>
+        </w:tabs>
+        <w:ind w:left="720" w:hanging="360"/>
+      </w:pPr>
+      <w:rPr>
+        <w:rFonts w:ascii="Symbol" w:hAnsi="Symbol" w:hint="default"/>
+        <w:sz w:val="20"/>
+      </w:rPr>
+    </w:lvl>
+    <w:lvl w:ilvl="1" w:tentative="1">
+      <w:start w:val="1"/>
+      <w:numFmt w:val="bullet"/>
+      <w:lvlText w:val="o"/>
+      <w:lvlJc w:val="left"/>
+      <w:pPr>
+        <w:tabs>
+          <w:tab w:val="num" w:pos="1440"/>
+        </w:tabs>
+        <w:ind w:left="1440" w:hanging="360"/>
+      </w:pPr>
+      <w:rPr>
+        <w:rFonts w:ascii="Courier New" w:hAnsi="Courier New" w:hint="default"/>
+        <w:sz w:val="20"/>
+      </w:rPr>
+    </w:lvl>
+    <w:lvl w:ilvl="2" w:tentative="1">
+      <w:start w:val="1"/>
+      <w:numFmt w:val="bullet"/>
+      <w:lvlText w:val=""/>
+      <w:lvlJc w:val="left"/>
+      <w:pPr>
+        <w:tabs>
+          <w:tab w:val="num" w:pos="2160"/>
+        </w:tabs>
+        <w:ind w:left="2160" w:hanging="360"/>
+      </w:pPr>
+      <w:rPr>
+        <w:rFonts w:ascii="Wingdings" w:hAnsi="Wingdings" w:hint="default"/>
+        <w:sz w:val="20"/>
+      </w:rPr>
+    </w:lvl>
+    <w:lvl w:ilvl="3" w:tentative="1">
+      <w:start w:val="1"/>
+      <w:numFmt w:val="bullet"/>
+      <w:lvlText w:val=""/>
+      <w:lvlJc w:val="left"/>
+      <w:pPr>
+        <w:tabs>
+          <w:tab w:val="num" w:pos="2880"/>
+        </w:tabs>
+        <w:ind w:left="2880" w:hanging="360"/>
+      </w:pPr>
+      <w:rPr>
+        <w:rFonts w:ascii="Wingdings" w:hAnsi="Wingdings" w:hint="default"/>
+        <w:sz w:val="20"/>
+      </w:rPr>
+    </w:lvl>
+    <w:lvl w:ilvl="4" w:tentative="1">
+      <w:start w:val="1"/>
+      <w:numFmt w:val="bullet"/>
+      <w:lvlText w:val=""/>
+      <w:lvlJc w:val="left"/>
+      <w:pPr>
+        <w:tabs>
+          <w:tab w:val="num" w:pos="3600"/>
+        </w:tabs>
+        <w:ind w:left="3600" w:hanging="360"/>
+      </w:pPr>
+      <w:rPr>
+        <w:rFonts w:ascii="Wingdings" w:hAnsi="Wingdings" w:hint="default"/>
+        <w:sz w:val="20"/>
+      </w:rPr>
+    </w:lvl>
+    <w:lvl w:ilvl="5" w:tentative="1">
+      <w:start w:val="1"/>
+      <w:numFmt w:val="bullet"/>
+      <w:lvlText w:val=""/>
+      <w:lvlJc w:val="left"/>
+      <w:pPr>
+        <w:tabs>
+          <w:tab w:val="num" w:pos="4320"/>
+        </w:tabs>
+        <w:ind w:left="4320" w:hanging="360"/>
+      </w:pPr>
+      <w:rPr>
+        <w:rFonts w:ascii="Wingdings" w:hAnsi="Wingdings" w:hint="default"/>
+        <w:sz w:val="20"/>
+      </w:rPr>
+    </w:lvl>
+    <w:lvl w:ilvl="6" w:tentative="1">
+      <w:start w:val="1"/>
+      <w:numFmt w:val="bullet"/>
+      <w:lvlText w:val=""/>
+      <w:lvlJc w:val="left"/>
+      <w:pPr>
+        <w:tabs>
+          <w:tab w:val="num" w:pos="5040"/>
+        </w:tabs>
+        <w:ind w:left="5040" w:hanging="360"/>
+      </w:pPr>
+      <w:rPr>
+        <w:rFonts w:ascii="Wingdings" w:hAnsi="Wingdings" w:hint="default"/>
+        <w:sz w:val="20"/>
+      </w:rPr>
+    </w:lvl>
+    <w:lvl w:ilvl="7" w:tentative="1">
+      <w:start w:val="1"/>
+      <w:numFmt w:val="bullet"/>
+      <w:lvlText w:val=""/>
+      <w:lvlJc w:val="left"/>
+      <w:pPr>
+        <w:tabs>
+          <w:tab w:val="num" w:pos="5760"/>
+        </w:tabs>
+        <w:ind w:left="5760" w:hanging="360"/>
+      </w:pPr>
+      <w:rPr>
+        <w:rFonts w:ascii="Wingdings" w:hAnsi="Wingdings" w:hint="default"/>
+        <w:sz w:val="20"/>
+      </w:rPr>
+    </w:lvl>
+    <w:lvl w:ilvl="8" w:tentative="1">
+      <w:start w:val="1"/>
+      <w:numFmt w:val="bullet"/>
+      <w:lvlText w:val=""/>
+      <w:lvlJc w:val="left"/>
+      <w:pPr>
+        <w:tabs>
+          <w:tab w:val="num" w:pos="6480"/>
+        </w:tabs>
+        <w:ind w:left="6480" w:hanging="360"/>
+      </w:pPr>
+      <w:rPr>
+        <w:rFonts w:ascii="Wingdings" w:hAnsi="Wingdings" w:hint="default"/>
+        <w:sz w:val="20"/>
+      </w:rPr>
+    </w:lvl>
+  </w:abstractNum>
+  <w:abstractNum w:abstractNumId="4" w15:restartNumberingAfterBreak="0">
+    <w:nsid w:val="363A1EEF"/>
+    <w:multiLevelType w:val="multilevel"/>
+    <w:tmpl w:val="00842024"/>
+    <w:lvl w:ilvl="0">
+      <w:start w:val="1"/>
+      <w:numFmt w:val="bullet"/>
+      <w:lvlText w:val=""/>
+      <w:lvlJc w:val="left"/>
+      <w:pPr>
+        <w:tabs>
+          <w:tab w:val="num" w:pos="720"/>
+        </w:tabs>
+        <w:ind w:left="720" w:hanging="360"/>
+      </w:pPr>
+      <w:rPr>
+        <w:rFonts w:ascii="Symbol" w:hAnsi="Symbol" w:hint="default"/>
+        <w:sz w:val="20"/>
+      </w:rPr>
+    </w:lvl>
+    <w:lvl w:ilvl="1" w:tentative="1">
+      <w:start w:val="1"/>
+      <w:numFmt w:val="bullet"/>
+      <w:lvlText w:val="o"/>
+      <w:lvlJc w:val="left"/>
+      <w:pPr>
+        <w:tabs>
+          <w:tab w:val="num" w:pos="1440"/>
+        </w:tabs>
+        <w:ind w:left="1440" w:hanging="360"/>
+      </w:pPr>
+      <w:rPr>
+        <w:rFonts w:ascii="Courier New" w:hAnsi="Courier New" w:hint="default"/>
+        <w:sz w:val="20"/>
+      </w:rPr>
+    </w:lvl>
+    <w:lvl w:ilvl="2" w:tentative="1">
+      <w:start w:val="1"/>
+      <w:numFmt w:val="bullet"/>
+      <w:lvlText w:val=""/>
+      <w:lvlJc w:val="left"/>
+      <w:pPr>
+        <w:tabs>
+          <w:tab w:val="num" w:pos="2160"/>
+        </w:tabs>
+        <w:ind w:left="2160" w:hanging="360"/>
+      </w:pPr>
+      <w:rPr>
+        <w:rFonts w:ascii="Wingdings" w:hAnsi="Wingdings" w:hint="default"/>
+        <w:sz w:val="20"/>
+      </w:rPr>
+    </w:lvl>
+    <w:lvl w:ilvl="3" w:tentative="1">
+      <w:start w:val="1"/>
+      <w:numFmt w:val="bullet"/>
+      <w:lvlText w:val=""/>
+      <w:lvlJc w:val="left"/>
+      <w:pPr>
+        <w:tabs>
+          <w:tab w:val="num" w:pos="2880"/>
+        </w:tabs>
+        <w:ind w:left="2880" w:hanging="360"/>
+      </w:pPr>
+      <w:rPr>
+        <w:rFonts w:ascii="Wingdings" w:hAnsi="Wingdings" w:hint="default"/>
+        <w:sz w:val="20"/>
+      </w:rPr>
+    </w:lvl>
+    <w:lvl w:ilvl="4" w:tentative="1">
+      <w:start w:val="1"/>
+      <w:numFmt w:val="bullet"/>
+      <w:lvlText w:val=""/>
+      <w:lvlJc w:val="left"/>
+      <w:pPr>
+        <w:tabs>
+          <w:tab w:val="num" w:pos="3600"/>
+        </w:tabs>
+        <w:ind w:left="3600" w:hanging="360"/>
+      </w:pPr>
+      <w:rPr>
+        <w:rFonts w:ascii="Wingdings" w:hAnsi="Wingdings" w:hint="default"/>
+        <w:sz w:val="20"/>
+      </w:rPr>
+    </w:lvl>
+    <w:lvl w:ilvl="5" w:tentative="1">
+      <w:start w:val="1"/>
+      <w:numFmt w:val="bullet"/>
+      <w:lvlText w:val=""/>
+      <w:lvlJc w:val="left"/>
+      <w:pPr>
+        <w:tabs>
+          <w:tab w:val="num" w:pos="4320"/>
+        </w:tabs>
+        <w:ind w:left="4320" w:hanging="360"/>
+      </w:pPr>
+      <w:rPr>
+        <w:rFonts w:ascii="Wingdings" w:hAnsi="Wingdings" w:hint="default"/>
+        <w:sz w:val="20"/>
+      </w:rPr>
+    </w:lvl>
+    <w:lvl w:ilvl="6" w:tentative="1">
+      <w:start w:val="1"/>
+      <w:numFmt w:val="bullet"/>
+      <w:lvlText w:val=""/>
+      <w:lvlJc w:val="left"/>
+      <w:pPr>
+        <w:tabs>
+          <w:tab w:val="num" w:pos="5040"/>
+        </w:tabs>
+        <w:ind w:left="5040" w:hanging="360"/>
+      </w:pPr>
+      <w:rPr>
+        <w:rFonts w:ascii="Wingdings" w:hAnsi="Wingdings" w:hint="default"/>
+        <w:sz w:val="20"/>
+      </w:rPr>
+    </w:lvl>
+    <w:lvl w:ilvl="7" w:tentative="1">
+      <w:start w:val="1"/>
+      <w:numFmt w:val="bullet"/>
+      <w:lvlText w:val=""/>
+      <w:lvlJc w:val="left"/>
+      <w:pPr>
+        <w:tabs>
+          <w:tab w:val="num" w:pos="5760"/>
+        </w:tabs>
+        <w:ind w:left="5760" w:hanging="360"/>
+      </w:pPr>
+      <w:rPr>
+        <w:rFonts w:ascii="Wingdings" w:hAnsi="Wingdings" w:hint="default"/>
+        <w:sz w:val="20"/>
+      </w:rPr>
+    </w:lvl>
+    <w:lvl w:ilvl="8" w:tentative="1">
+      <w:start w:val="1"/>
+      <w:numFmt w:val="bullet"/>
+      <w:lvlText w:val=""/>
+      <w:lvlJc w:val="left"/>
+      <w:pPr>
+        <w:tabs>
+          <w:tab w:val="num" w:pos="6480"/>
+        </w:tabs>
+        <w:ind w:left="6480" w:hanging="360"/>
+      </w:pPr>
+      <w:rPr>
+        <w:rFonts w:ascii="Wingdings" w:hAnsi="Wingdings" w:hint="default"/>
+        <w:sz w:val="20"/>
+      </w:rPr>
+    </w:lvl>
+  </w:abstractNum>
+  <w:abstractNum w:abstractNumId="5" w15:restartNumberingAfterBreak="0">
     <w:nsid w:val="4DDD6B90"/>
     <w:multiLevelType w:val="multilevel"/>
     <w:tmpl w:val="89AC0150"/>
@@ -351,7 +8227,174 @@
       </w:pPr>
     </w:lvl>
   </w:abstractNum>
+  <w:abstractNum w:abstractNumId="6" w15:restartNumberingAfterBreak="0">
+    <w:nsid w:val="5AF40105"/>
+    <w:multiLevelType w:val="multilevel"/>
+    <w:tmpl w:val="B1F47174"/>
+    <w:lvl w:ilvl="0">
+      <w:start w:val="1"/>
+      <w:numFmt w:val="bullet"/>
+      <w:lvlText w:val=""/>
+      <w:lvlJc w:val="left"/>
+      <w:pPr>
+        <w:tabs>
+          <w:tab w:val="num" w:pos="720"/>
+        </w:tabs>
+        <w:ind w:left="720" w:hanging="360"/>
+      </w:pPr>
+      <w:rPr>
+        <w:rFonts w:ascii="Symbol" w:hAnsi="Symbol" w:hint="default"/>
+        <w:sz w:val="20"/>
+      </w:rPr>
+    </w:lvl>
+    <w:lvl w:ilvl="1" w:tentative="1">
+      <w:start w:val="1"/>
+      <w:numFmt w:val="bullet"/>
+      <w:lvlText w:val="o"/>
+      <w:lvlJc w:val="left"/>
+      <w:pPr>
+        <w:tabs>
+          <w:tab w:val="num" w:pos="1440"/>
+        </w:tabs>
+        <w:ind w:left="1440" w:hanging="360"/>
+      </w:pPr>
+      <w:rPr>
+        <w:rFonts w:ascii="Courier New" w:hAnsi="Courier New" w:hint="default"/>
+        <w:sz w:val="20"/>
+      </w:rPr>
+    </w:lvl>
+    <w:lvl w:ilvl="2" w:tentative="1">
+      <w:start w:val="1"/>
+      <w:numFmt w:val="bullet"/>
+      <w:lvlText w:val=""/>
+      <w:lvlJc w:val="left"/>
+      <w:pPr>
+        <w:tabs>
+          <w:tab w:val="num" w:pos="2160"/>
+        </w:tabs>
+        <w:ind w:left="2160" w:hanging="360"/>
+      </w:pPr>
+      <w:rPr>
+        <w:rFonts w:ascii="Wingdings" w:hAnsi="Wingdings" w:hint="default"/>
+        <w:sz w:val="20"/>
+      </w:rPr>
+    </w:lvl>
+    <w:lvl w:ilvl="3" w:tentative="1">
+      <w:start w:val="1"/>
+      <w:numFmt w:val="bullet"/>
+      <w:lvlText w:val=""/>
+      <w:lvlJc w:val="left"/>
+      <w:pPr>
+        <w:tabs>
+          <w:tab w:val="num" w:pos="2880"/>
+        </w:tabs>
+        <w:ind w:left="2880" w:hanging="360"/>
+      </w:pPr>
+      <w:rPr>
+        <w:rFonts w:ascii="Wingdings" w:hAnsi="Wingdings" w:hint="default"/>
+        <w:sz w:val="20"/>
+      </w:rPr>
+    </w:lvl>
+    <w:lvl w:ilvl="4" w:tentative="1">
+      <w:start w:val="1"/>
+      <w:numFmt w:val="bullet"/>
+      <w:lvlText w:val=""/>
+      <w:lvlJc w:val="left"/>
+      <w:pPr>
+        <w:tabs>
+          <w:tab w:val="num" w:pos="3600"/>
+        </w:tabs>
+        <w:ind w:left="3600" w:hanging="360"/>
+      </w:pPr>
+      <w:rPr>
+        <w:rFonts w:ascii="Wingdings" w:hAnsi="Wingdings" w:hint="default"/>
+        <w:sz w:val="20"/>
+      </w:rPr>
+    </w:lvl>
+    <w:lvl w:ilvl="5" w:tentative="1">
+      <w:start w:val="1"/>
+      <w:numFmt w:val="bullet"/>
+      <w:lvlText w:val=""/>
+      <w:lvlJc w:val="left"/>
+      <w:pPr>
+        <w:tabs>
+          <w:tab w:val="num" w:pos="4320"/>
+        </w:tabs>
+        <w:ind w:left="4320" w:hanging="360"/>
+      </w:pPr>
+      <w:rPr>
+        <w:rFonts w:ascii="Wingdings" w:hAnsi="Wingdings" w:hint="default"/>
+        <w:sz w:val="20"/>
+      </w:rPr>
+    </w:lvl>
+    <w:lvl w:ilvl="6" w:tentative="1">
+      <w:start w:val="1"/>
+      <w:numFmt w:val="bullet"/>
+      <w:lvlText w:val=""/>
+      <w:lvlJc w:val="left"/>
+      <w:pPr>
+        <w:tabs>
+          <w:tab w:val="num" w:pos="5040"/>
+        </w:tabs>
+        <w:ind w:left="5040" w:hanging="360"/>
+      </w:pPr>
+      <w:rPr>
+        <w:rFonts w:ascii="Wingdings" w:hAnsi="Wingdings" w:hint="default"/>
+        <w:sz w:val="20"/>
+      </w:rPr>
+    </w:lvl>
+    <w:lvl w:ilvl="7" w:tentative="1">
+      <w:start w:val="1"/>
+      <w:numFmt w:val="bullet"/>
+      <w:lvlText w:val=""/>
+      <w:lvlJc w:val="left"/>
+      <w:pPr>
+        <w:tabs>
+          <w:tab w:val="num" w:pos="5760"/>
+        </w:tabs>
+        <w:ind w:left="5760" w:hanging="360"/>
+      </w:pPr>
+      <w:rPr>
+        <w:rFonts w:ascii="Wingdings" w:hAnsi="Wingdings" w:hint="default"/>
+        <w:sz w:val="20"/>
+      </w:rPr>
+    </w:lvl>
+    <w:lvl w:ilvl="8" w:tentative="1">
+      <w:start w:val="1"/>
+      <w:numFmt w:val="bullet"/>
+      <w:lvlText w:val=""/>
+      <w:lvlJc w:val="left"/>
+      <w:pPr>
+        <w:tabs>
+          <w:tab w:val="num" w:pos="6480"/>
+        </w:tabs>
+        <w:ind w:left="6480" w:hanging="360"/>
+      </w:pPr>
+      <w:rPr>
+        <w:rFonts w:ascii="Wingdings" w:hAnsi="Wingdings" w:hint="default"/>
+        <w:sz w:val="20"/>
+      </w:rPr>
+    </w:lvl>
+  </w:abstractNum>
   <w:num w:numId="1" w16cid:durableId="1402484076">
+    <w:abstractNumId w:val="5"/>
+  </w:num>
+  <w:num w:numId="2" w16cid:durableId="217673844">
+    <w:abstractNumId w:val="1"/>
+  </w:num>
+  <w:num w:numId="3" w16cid:durableId="1768036527">
+    <w:abstractNumId w:val="6"/>
+  </w:num>
+  <w:num w:numId="4" w16cid:durableId="1898280878">
+    <w:abstractNumId w:val="3"/>
+  </w:num>
+  <w:num w:numId="5" w16cid:durableId="83651975">
+    <w:abstractNumId w:val="2"/>
+  </w:num>
+  <w:num w:numId="6" w16cid:durableId="1061246651">
+    <w:abstractNumId w:val="4"/>
+  </w:num>
+  <w:num w:numId="7" w16cid:durableId="1829321727">
     <w:abstractNumId w:val="0"/>
   </w:num>
 </w:numbering>
@@ -1273,6 +9316,29 @@
       <w:spacing w:val="5"/>
     </w:rPr>
   </w:style>
+  <w:style w:type="character" w:styleId="Hyperlink">
+    <w:name w:val="Hyperlink"/>
+    <w:basedOn w:val="DefaultParagraphFont"/>
+    <w:uiPriority w:val="99"/>
+    <w:unhideWhenUsed/>
+    <w:rsid w:val="00FD75F9"/>
+    <w:rPr>
+      <w:color w:val="467886" w:themeColor="hyperlink"/>
+      <w:u w:val="single"/>
+    </w:rPr>
+  </w:style>
+  <w:style w:type="character" w:styleId="UnresolvedMention">
+    <w:name w:val="Unresolved Mention"/>
+    <w:basedOn w:val="DefaultParagraphFont"/>
+    <w:uiPriority w:val="99"/>
+    <w:semiHidden/>
+    <w:unhideWhenUsed/>
+    <w:rsid w:val="00FD75F9"/>
+    <w:rPr>
+      <w:color w:val="605E5C"/>
+      <w:shd w:val="clear" w:color="auto" w:fill="E1DFDD"/>
+    </w:rPr>
+  </w:style>
 </w:styles>
 </file>
 
